--- a/v1/assets/resume.docx
+++ b/v1/assets/resume.docx
@@ -59,7 +59,13 @@
                               <w:t xml:space="preserve"> more than</w:t>
                             </w:r>
                             <w:r>
-                              <w:t xml:space="preserve"> 5 years of experience. Proficient in a wide array of programming languages, I excel in both backend and frontend development. A collaborative team player, I navigate the development process seamlessly, bringing technical expertise and effective communication to the table. Continuous improvement is my mantra, ensuring I stay ahead in the ever-evolving tech landscape. Let's connect and explore how my skills can contribute to your projects!</w:t>
+                              <w:t xml:space="preserve"> </w:t>
+                            </w:r>
+                            <w:r>
+                              <w:t xml:space="preserve">6 </w:t>
+                            </w:r>
+                            <w:r>
+                              <w:t>years of experience. Proficient in a wide array of programming languages, I excel in both backend and frontend development. A collaborative team player, I navigate the development process seamlessly, bringing technical expertise and effective communication to the table. Continuous improvement is my mantra, ensuring I stay ahead in the ever-evolving tech landscape. Let's connect and explore how my skills can contribute to your projects!</w:t>
                             </w:r>
                           </w:p>
                         </w:txbxContent>
@@ -88,7 +94,7 @@
                 <v:stroke joinstyle="miter"/>
                 <v:path gradientshapeok="t" o:connecttype="rect"/>
               </v:shapetype>
-              <v:shape id="Text Box 16" o:spid="_x0000_s1026" type="#_x0000_t202" style="position:absolute;margin-left:196.2pt;margin-top:-40.8pt;width:294.65pt;height:141.6pt;z-index:251715584;visibility:visible;mso-wrap-style:square;mso-width-percent:0;mso-height-percent:0;mso-wrap-distance-left:9pt;mso-wrap-distance-top:0;mso-wrap-distance-right:9pt;mso-wrap-distance-bottom:0;mso-position-horizontal:absolute;mso-position-horizontal-relative:text;mso-position-vertical:absolute;mso-position-vertical-relative:text;mso-width-percent:0;mso-height-percent:0;mso-width-relative:margin;mso-height-relative:margin;v-text-anchor:top" o:gfxdata="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" filled="f" stroked="f" strokeweight=".5pt">
+              <v:shape id="Text Box 16" o:spid="_x0000_s1026" type="#_x0000_t202" style="position:absolute;margin-left:196.2pt;margin-top:-40.8pt;width:294.65pt;height:141.6pt;z-index:251715584;visibility:visible;mso-wrap-style:square;mso-width-percent:0;mso-height-percent:0;mso-wrap-distance-left:9pt;mso-wrap-distance-top:0;mso-wrap-distance-right:9pt;mso-wrap-distance-bottom:0;mso-position-horizontal:absolute;mso-position-horizontal-relative:text;mso-position-vertical:absolute;mso-position-vertical-relative:text;mso-width-percent:0;mso-height-percent:0;mso-width-relative:margin;mso-height-relative:margin;v-text-anchor:top" o:gfxdata="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" filled="f" stroked="f" strokeweight=".5pt">
                 <v:textbox>
                   <w:txbxContent>
                     <w:p>
@@ -108,7 +114,13 @@
                         <w:t xml:space="preserve"> more than</w:t>
                       </w:r>
                       <w:r>
-                        <w:t xml:space="preserve"> 5 years of experience. Proficient in a wide array of programming languages, I excel in both backend and frontend development. A collaborative team player, I navigate the development process seamlessly, bringing technical expertise and effective communication to the table. Continuous improvement is my mantra, ensuring I stay ahead in the ever-evolving tech landscape. Let's connect and explore how my skills can contribute to your projects!</w:t>
+                        <w:t xml:space="preserve"> </w:t>
+                      </w:r>
+                      <w:r>
+                        <w:t xml:space="preserve">6 </w:t>
+                      </w:r>
+                      <w:r>
+                        <w:t>years of experience. Proficient in a wide array of programming languages, I excel in both backend and frontend development. A collaborative team player, I navigate the development process seamlessly, bringing technical expertise and effective communication to the table. Continuous improvement is my mantra, ensuring I stay ahead in the ever-evolving tech landscape. Let's connect and explore how my skills can contribute to your projects!</w:t>
                       </w:r>
                     </w:p>
                   </w:txbxContent>
@@ -125,7 +137,7 @@
         <mc:AlternateContent>
           <mc:Choice Requires="wps">
             <w:drawing>
-              <wp:anchor distT="0" distB="0" distL="114300" distR="114300" simplePos="0" relativeHeight="251671552" behindDoc="0" locked="0" layoutInCell="1" allowOverlap="1" wp14:anchorId="77827563" wp14:editId="2CD68EE6">
+              <wp:anchor distT="0" distB="0" distL="114300" distR="114300" simplePos="0" relativeHeight="251671552" behindDoc="0" locked="0" layoutInCell="1" allowOverlap="1" wp14:anchorId="77827563" wp14:editId="3BF76C68">
                 <wp:simplePos x="0" y="0"/>
                 <wp:positionH relativeFrom="column">
                   <wp:posOffset>-377825</wp:posOffset>
@@ -134,7 +146,7 @@
                   <wp:posOffset>-327513</wp:posOffset>
                 </wp:positionV>
                 <wp:extent cx="1912620" cy="967740"/>
-                <wp:effectExtent l="0" t="0" r="0" b="3810"/>
+                <wp:effectExtent l="0" t="0" r="0" b="0"/>
                 <wp:wrapNone/>
                 <wp:docPr id="5" name="Text Box 5"/>
                 <wp:cNvGraphicFramePr/>
@@ -161,7 +173,7 @@
                             <w:pPr>
                               <w:rPr>
                                 <w:rFonts w:ascii="Arial" w:hAnsi="Arial" w:cs="Arial"/>
-                                <w:color w:val="262626" w:themeColor="text1" w:themeTint="D9"/>
+                                <w:color w:val="000000" w:themeColor="text1"/>
                                 <w:sz w:val="60"/>
                                 <w:szCs w:val="60"/>
                               </w:rPr>
@@ -169,7 +181,7 @@
                             <w:r>
                               <w:rPr>
                                 <w:rFonts w:ascii="Arial" w:hAnsi="Arial" w:cs="Arial"/>
-                                <w:color w:val="262626" w:themeColor="text1" w:themeTint="D9"/>
+                                <w:color w:val="000000" w:themeColor="text1"/>
                                 <w:sz w:val="60"/>
                                 <w:szCs w:val="60"/>
                               </w:rPr>
@@ -198,14 +210,14 @@
           </mc:Choice>
           <mc:Fallback>
             <w:pict>
-              <v:shape w14:anchorId="77827563" id="Text Box 5" o:spid="_x0000_s1027" type="#_x0000_t202" style="position:absolute;margin-left:-29.75pt;margin-top:-25.8pt;width:150.6pt;height:76.2pt;z-index:251671552;visibility:visible;mso-wrap-style:square;mso-width-percent:0;mso-height-percent:0;mso-wrap-distance-left:9pt;mso-wrap-distance-top:0;mso-wrap-distance-right:9pt;mso-wrap-distance-bottom:0;mso-position-horizontal:absolute;mso-position-horizontal-relative:text;mso-position-vertical:absolute;mso-position-vertical-relative:text;mso-width-percent:0;mso-height-percent:0;mso-width-relative:margin;mso-height-relative:margin;v-text-anchor:top" o:gfxdata="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" filled="f" stroked="f" strokeweight=".5pt">
+              <v:shape w14:anchorId="77827563" id="Text Box 5" o:spid="_x0000_s1027" type="#_x0000_t202" style="position:absolute;margin-left:-29.75pt;margin-top:-25.8pt;width:150.6pt;height:76.2pt;z-index:251671552;visibility:visible;mso-wrap-style:square;mso-width-percent:0;mso-height-percent:0;mso-wrap-distance-left:9pt;mso-wrap-distance-top:0;mso-wrap-distance-right:9pt;mso-wrap-distance-bottom:0;mso-position-horizontal:absolute;mso-position-horizontal-relative:text;mso-position-vertical:absolute;mso-position-vertical-relative:text;mso-width-percent:0;mso-height-percent:0;mso-width-relative:margin;mso-height-relative:margin;v-text-anchor:top" o:gfxdata="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" filled="f" stroked="f" strokeweight=".5pt">
                 <v:textbox>
                   <w:txbxContent>
                     <w:p>
                       <w:pPr>
                         <w:rPr>
                           <w:rFonts w:ascii="Arial" w:hAnsi="Arial" w:cs="Arial"/>
-                          <w:color w:val="262626" w:themeColor="text1" w:themeTint="D9"/>
+                          <w:color w:val="000000" w:themeColor="text1"/>
                           <w:sz w:val="60"/>
                           <w:szCs w:val="60"/>
                         </w:rPr>
@@ -213,7 +225,7 @@
                       <w:r>
                         <w:rPr>
                           <w:rFonts w:ascii="Arial" w:hAnsi="Arial" w:cs="Arial"/>
-                          <w:color w:val="262626" w:themeColor="text1" w:themeTint="D9"/>
+                          <w:color w:val="000000" w:themeColor="text1"/>
                           <w:sz w:val="60"/>
                           <w:szCs w:val="60"/>
                         </w:rPr>
@@ -516,6 +528,113 @@
         <mc:AlternateContent>
           <mc:Choice Requires="wps">
             <w:drawing>
+              <wp:anchor distT="0" distB="0" distL="114300" distR="114300" simplePos="0" relativeHeight="251757568" behindDoc="0" locked="0" layoutInCell="1" allowOverlap="1" wp14:anchorId="57D820BE" wp14:editId="29148839">
+                <wp:simplePos x="0" y="0"/>
+                <wp:positionH relativeFrom="column">
+                  <wp:posOffset>5559425</wp:posOffset>
+                </wp:positionH>
+                <wp:positionV relativeFrom="paragraph">
+                  <wp:posOffset>9050460</wp:posOffset>
+                </wp:positionV>
+                <wp:extent cx="1012190" cy="260985"/>
+                <wp:effectExtent l="0" t="0" r="0" b="0"/>
+                <wp:wrapNone/>
+                <wp:docPr id="664466982" name="Text Box 664466982"/>
+                <wp:cNvGraphicFramePr/>
+                <a:graphic xmlns:a="http://schemas.openxmlformats.org/drawingml/2006/main">
+                  <a:graphicData uri="http://schemas.microsoft.com/office/word/2010/wordprocessingShape">
+                    <wps:wsp>
+                      <wps:cNvSpPr txBox="1"/>
+                      <wps:spPr>
+                        <a:xfrm>
+                          <a:off x="0" y="0"/>
+                          <a:ext cx="1012190" cy="260985"/>
+                        </a:xfrm>
+                        <a:prstGeom prst="rect">
+                          <a:avLst/>
+                        </a:prstGeom>
+                        <a:noFill/>
+                        <a:ln w="6350">
+                          <a:noFill/>
+                        </a:ln>
+                      </wps:spPr>
+                      <wps:txbx>
+                        <w:txbxContent>
+                          <w:p>
+                            <w:pPr>
+                              <w:rPr>
+                                <w:sz w:val="24"/>
+                                <w:szCs w:val="24"/>
+                                <w:lang w:val="en-US"/>
+                              </w:rPr>
+                            </w:pPr>
+                            <w:r>
+                              <w:t xml:space="preserve">1 of </w:t>
+                            </w:r>
+                            <w:r>
+                              <w:t>3</w:t>
+                            </w:r>
+                            <w:r>
+                              <w:t xml:space="preserve"> Pages</w:t>
+                            </w:r>
+                          </w:p>
+                        </w:txbxContent>
+                      </wps:txbx>
+                      <wps:bodyPr rot="0" spcFirstLastPara="0" vertOverflow="overflow" horzOverflow="overflow" vert="horz" wrap="square" lIns="91440" tIns="45720" rIns="91440" bIns="45720" numCol="1" spcCol="0" rtlCol="0" fromWordArt="0" anchor="t" anchorCtr="0" forceAA="0" compatLnSpc="1">
+                        <a:prstTxWarp prst="textNoShape">
+                          <a:avLst/>
+                        </a:prstTxWarp>
+                        <a:noAutofit/>
+                      </wps:bodyPr>
+                    </wps:wsp>
+                  </a:graphicData>
+                </a:graphic>
+                <wp14:sizeRelH relativeFrom="margin">
+                  <wp14:pctWidth>0</wp14:pctWidth>
+                </wp14:sizeRelH>
+                <wp14:sizeRelV relativeFrom="margin">
+                  <wp14:pctHeight>0</wp14:pctHeight>
+                </wp14:sizeRelV>
+              </wp:anchor>
+            </w:drawing>
+          </mc:Choice>
+          <mc:Fallback>
+            <w:pict>
+              <v:shape w14:anchorId="57D820BE" id="Text Box 664466982" o:spid="_x0000_s1028" type="#_x0000_t202" style="position:absolute;margin-left:437.75pt;margin-top:712.65pt;width:79.7pt;height:20.55pt;z-index:251757568;visibility:visible;mso-wrap-style:square;mso-width-percent:0;mso-height-percent:0;mso-wrap-distance-left:9pt;mso-wrap-distance-top:0;mso-wrap-distance-right:9pt;mso-wrap-distance-bottom:0;mso-position-horizontal:absolute;mso-position-horizontal-relative:text;mso-position-vertical:absolute;mso-position-vertical-relative:text;mso-width-percent:0;mso-height-percent:0;mso-width-relative:margin;mso-height-relative:margin;v-text-anchor:top" o:gfxdata="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" filled="f" stroked="f" strokeweight=".5pt">
+                <v:textbox>
+                  <w:txbxContent>
+                    <w:p>
+                      <w:pPr>
+                        <w:rPr>
+                          <w:sz w:val="24"/>
+                          <w:szCs w:val="24"/>
+                          <w:lang w:val="en-US"/>
+                        </w:rPr>
+                      </w:pPr>
+                      <w:r>
+                        <w:t xml:space="preserve">1 of </w:t>
+                      </w:r>
+                      <w:r>
+                        <w:t>3</w:t>
+                      </w:r>
+                      <w:r>
+                        <w:t xml:space="preserve"> Pages</w:t>
+                      </w:r>
+                    </w:p>
+                  </w:txbxContent>
+                </v:textbox>
+              </v:shape>
+            </w:pict>
+          </mc:Fallback>
+        </mc:AlternateContent>
+      </w:r>
+      <w:r>
+        <w:rPr>
+          <w:noProof/>
+        </w:rPr>
+        <mc:AlternateContent>
+          <mc:Choice Requires="wps">
+            <w:drawing>
               <wp:anchor distT="0" distB="0" distL="114300" distR="114300" simplePos="0" relativeHeight="251673600" behindDoc="0" locked="0" layoutInCell="1" allowOverlap="1" wp14:anchorId="06050B3B" wp14:editId="44C876C3">
                 <wp:simplePos x="0" y="0"/>
                 <wp:positionH relativeFrom="column">
@@ -567,24 +686,15 @@
                                 <w:sz w:val="24"/>
                                 <w:szCs w:val="24"/>
                               </w:rPr>
-                              <w:t xml:space="preserve">Web </w:t>
-                            </w:r>
-                            <w:proofErr w:type="gramStart"/>
+                              <w:t>Web Developer</w:t>
+                            </w:r>
                             <w:r>
                               <w:rPr>
                                 <w:sz w:val="24"/>
                                 <w:szCs w:val="24"/>
                               </w:rPr>
-                              <w:t>Developer</w:t>
-                            </w:r>
-                            <w:r>
-                              <w:rPr>
-                                <w:sz w:val="24"/>
-                                <w:szCs w:val="24"/>
-                              </w:rPr>
                               <w:t xml:space="preserve"> </w:t>
                             </w:r>
-                            <w:proofErr w:type="gramEnd"/>
                           </w:p>
                         </w:txbxContent>
                       </wps:txbx>
@@ -608,7 +718,7 @@
           </mc:Choice>
           <mc:Fallback>
             <w:pict>
-              <v:shape w14:anchorId="06050B3B" id="Text Box 6" o:spid="_x0000_s1028" type="#_x0000_t202" style="position:absolute;margin-left:-29.4pt;margin-top:26.1pt;width:152.65pt;height:24.6pt;z-index:251673600;visibility:visible;mso-wrap-style:square;mso-width-percent:0;mso-height-percent:0;mso-wrap-distance-left:9pt;mso-wrap-distance-top:0;mso-wrap-distance-right:9pt;mso-wrap-distance-bottom:0;mso-position-horizontal:absolute;mso-position-horizontal-relative:text;mso-position-vertical:absolute;mso-position-vertical-relative:text;mso-width-percent:0;mso-height-percent:0;mso-width-relative:margin;mso-height-relative:margin;v-text-anchor:top" o:gfxdata="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" filled="f" stroked="f" strokeweight=".5pt">
+              <v:shape w14:anchorId="06050B3B" id="Text Box 6" o:spid="_x0000_s1028" type="#_x0000_t202" style="position:absolute;margin-left:-29.4pt;margin-top:26.1pt;width:152.65pt;height:24.6pt;z-index:251673600;visibility:visible;mso-wrap-style:square;mso-width-percent:0;mso-height-percent:0;mso-wrap-distance-left:9pt;mso-wrap-distance-top:0;mso-wrap-distance-right:9pt;mso-wrap-distance-bottom:0;mso-position-horizontal:absolute;mso-position-horizontal-relative:text;mso-position-vertical:absolute;mso-position-vertical-relative:text;mso-width-percent:0;mso-height-percent:0;mso-width-relative:margin;mso-height-relative:margin;v-text-anchor:top" o:gfxdata="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" filled="f" stroked="f" strokeweight=".5pt">
                 <v:textbox>
                   <w:txbxContent>
                     <w:p>
@@ -630,24 +740,15 @@
                           <w:sz w:val="24"/>
                           <w:szCs w:val="24"/>
                         </w:rPr>
-                        <w:t xml:space="preserve">Web </w:t>
-                      </w:r>
-                      <w:proofErr w:type="gramStart"/>
+                        <w:t>Web Developer</w:t>
+                      </w:r>
                       <w:r>
                         <w:rPr>
                           <w:sz w:val="24"/>
                           <w:szCs w:val="24"/>
                         </w:rPr>
-                        <w:t>Developer</w:t>
-                      </w:r>
-                      <w:r>
-                        <w:rPr>
-                          <w:sz w:val="24"/>
-                          <w:szCs w:val="24"/>
-                        </w:rPr>
                         <w:t xml:space="preserve"> </w:t>
                       </w:r>
-                      <w:proofErr w:type="gramEnd"/>
                     </w:p>
                   </w:txbxContent>
                 </v:textbox>
@@ -755,7 +856,7 @@
           </mc:Choice>
           <mc:Fallback>
             <w:pict>
-              <v:shape w14:anchorId="5CB0EA6E" id="Text Box 1873474833" o:spid="_x0000_s1029" type="#_x0000_t202" style="position:absolute;margin-left:-48pt;margin-top:570.9pt;width:152.55pt;height:91.2pt;z-index:251795456;visibility:visible;mso-wrap-style:square;mso-width-percent:0;mso-height-percent:0;mso-wrap-distance-left:9pt;mso-wrap-distance-top:0;mso-wrap-distance-right:9pt;mso-wrap-distance-bottom:0;mso-position-horizontal:absolute;mso-position-horizontal-relative:text;mso-position-vertical:absolute;mso-position-vertical-relative:text;mso-width-percent:0;mso-height-percent:0;mso-width-relative:margin;mso-height-relative:margin;v-text-anchor:top" o:gfxdata="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" filled="f" stroked="f" strokeweight=".5pt">
+              <v:shape w14:anchorId="5CB0EA6E" id="Text Box 1873474833" o:spid="_x0000_s1029" type="#_x0000_t202" style="position:absolute;margin-left:-48pt;margin-top:570.9pt;width:152.55pt;height:91.2pt;z-index:251795456;visibility:visible;mso-wrap-style:square;mso-width-percent:0;mso-height-percent:0;mso-wrap-distance-left:9pt;mso-wrap-distance-top:0;mso-wrap-distance-right:9pt;mso-wrap-distance-bottom:0;mso-position-horizontal:absolute;mso-position-horizontal-relative:text;mso-position-vertical:absolute;mso-position-vertical-relative:text;mso-width-percent:0;mso-height-percent:0;mso-width-relative:margin;mso-height-relative:margin;v-text-anchor:top" o:gfxdata="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" filled="f" stroked="f" strokeweight=".5pt">
                 <v:textbox>
                   <w:txbxContent>
                     <w:p>
@@ -918,7 +1019,7 @@
           </mc:Choice>
           <mc:Fallback>
             <w:pict>
-              <v:shape w14:anchorId="12B4FF09" id="Text Box 25" o:spid="_x0000_s1030" type="#_x0000_t202" style="position:absolute;margin-left:-49.8pt;margin-top:664.5pt;width:165.6pt;height:67.8pt;z-index:251711488;visibility:visible;mso-wrap-style:square;mso-width-percent:0;mso-height-percent:0;mso-wrap-distance-left:9pt;mso-wrap-distance-top:0;mso-wrap-distance-right:9pt;mso-wrap-distance-bottom:0;mso-position-horizontal:absolute;mso-position-horizontal-relative:text;mso-position-vertical:absolute;mso-position-vertical-relative:text;mso-width-percent:0;mso-height-percent:0;mso-width-relative:margin;mso-height-relative:margin;v-text-anchor:top" o:gfxdata="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" filled="f" stroked="f" strokeweight=".5pt">
+              <v:shape w14:anchorId="12B4FF09" id="Text Box 25" o:spid="_x0000_s1030" type="#_x0000_t202" style="position:absolute;margin-left:-49.8pt;margin-top:664.5pt;width:165.6pt;height:67.8pt;z-index:251711488;visibility:visible;mso-wrap-style:square;mso-width-percent:0;mso-height-percent:0;mso-wrap-distance-left:9pt;mso-wrap-distance-top:0;mso-wrap-distance-right:9pt;mso-wrap-distance-bottom:0;mso-position-horizontal:absolute;mso-position-horizontal-relative:text;mso-position-vertical:absolute;mso-position-vertical-relative:text;mso-width-percent:0;mso-height-percent:0;mso-width-relative:margin;mso-height-relative:margin;v-text-anchor:top" o:gfxdata="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" filled="f" stroked="f" strokeweight=".5pt">
                 <v:textbox>
                   <w:txbxContent>
                     <w:p>
@@ -1079,7 +1180,7 @@
           </mc:Choice>
           <mc:Fallback>
             <w:pict>
-              <v:shape w14:anchorId="231C1219" id="Text Box 21" o:spid="_x0000_s1031" type="#_x0000_t202" style="position:absolute;margin-left:-45.6pt;margin-top:257.1pt;width:195pt;height:57pt;z-index:251681792;visibility:visible;mso-wrap-style:square;mso-width-percent:0;mso-height-percent:0;mso-wrap-distance-left:9pt;mso-wrap-distance-top:0;mso-wrap-distance-right:9pt;mso-wrap-distance-bottom:0;mso-position-horizontal:absolute;mso-position-horizontal-relative:text;mso-position-vertical:absolute;mso-position-vertical-relative:text;mso-width-percent:0;mso-height-percent:0;mso-width-relative:margin;mso-height-relative:margin;v-text-anchor:top" o:gfxdata="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" filled="f" stroked="f" strokeweight=".5pt">
+              <v:shape w14:anchorId="231C1219" id="Text Box 21" o:spid="_x0000_s1031" type="#_x0000_t202" style="position:absolute;margin-left:-45.6pt;margin-top:257.1pt;width:195pt;height:57pt;z-index:251681792;visibility:visible;mso-wrap-style:square;mso-width-percent:0;mso-height-percent:0;mso-wrap-distance-left:9pt;mso-wrap-distance-top:0;mso-wrap-distance-right:9pt;mso-wrap-distance-bottom:0;mso-position-horizontal:absolute;mso-position-horizontal-relative:text;mso-position-vertical:absolute;mso-position-vertical-relative:text;mso-width-percent:0;mso-height-percent:0;mso-width-relative:margin;mso-height-relative:margin;v-text-anchor:top" o:gfxdata="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" filled="f" stroked="f" strokeweight=".5pt">
                 <v:textbox>
                   <w:txbxContent>
                     <w:p>
@@ -1218,7 +1319,7 @@
           </mc:Choice>
           <mc:Fallback>
             <w:pict>
-              <v:shape w14:anchorId="510D4D6B" id="Text Box 233804526" o:spid="_x0000_s1032" type="#_x0000_t202" style="position:absolute;margin-left:-52.8pt;margin-top:321.9pt;width:213.6pt;height:24pt;z-index:251741184;visibility:visible;mso-wrap-style:square;mso-width-percent:0;mso-height-percent:0;mso-wrap-distance-left:9pt;mso-wrap-distance-top:0;mso-wrap-distance-right:9pt;mso-wrap-distance-bottom:0;mso-position-horizontal:absolute;mso-position-horizontal-relative:text;mso-position-vertical:absolute;mso-position-vertical-relative:text;mso-width-percent:0;mso-height-percent:0;mso-width-relative:margin;mso-height-relative:margin;v-text-anchor:top" o:gfxdata="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" filled="f" stroked="f" strokeweight=".5pt">
+              <v:shape w14:anchorId="510D4D6B" id="Text Box 233804526" o:spid="_x0000_s1032" type="#_x0000_t202" style="position:absolute;margin-left:-52.8pt;margin-top:321.9pt;width:213.6pt;height:24pt;z-index:251741184;visibility:visible;mso-wrap-style:square;mso-width-percent:0;mso-height-percent:0;mso-wrap-distance-left:9pt;mso-wrap-distance-top:0;mso-wrap-distance-right:9pt;mso-wrap-distance-bottom:0;mso-position-horizontal:absolute;mso-position-horizontal-relative:text;mso-position-vertical:absolute;mso-position-vertical-relative:text;mso-width-percent:0;mso-height-percent:0;mso-width-relative:margin;mso-height-relative:margin;v-text-anchor:top" o:gfxdata="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" filled="f" stroked="f" strokeweight=".5pt">
                 <v:textbox>
                   <w:txbxContent>
                     <w:p>
@@ -1326,7 +1427,7 @@
           </mc:Choice>
           <mc:Fallback>
             <w:pict>
-              <v:shape w14:anchorId="58FB5170" id="Text Box 1807864924" o:spid="_x0000_s1033" type="#_x0000_t202" style="position:absolute;margin-left:-18.15pt;margin-top:341.5pt;width:160.2pt;height:24.6pt;z-index:251743232;visibility:visible;mso-wrap-style:square;mso-width-percent:0;mso-height-percent:0;mso-wrap-distance-left:9pt;mso-wrap-distance-top:0;mso-wrap-distance-right:9pt;mso-wrap-distance-bottom:0;mso-position-horizontal:absolute;mso-position-horizontal-relative:text;mso-position-vertical:absolute;mso-position-vertical-relative:text;mso-width-percent:0;mso-height-percent:0;mso-width-relative:margin;mso-height-relative:margin;v-text-anchor:top" o:gfxdata="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" filled="f" stroked="f" strokeweight=".5pt">
+              <v:shape w14:anchorId="58FB5170" id="Text Box 1807864924" o:spid="_x0000_s1033" type="#_x0000_t202" style="position:absolute;margin-left:-18.15pt;margin-top:341.5pt;width:160.2pt;height:24.6pt;z-index:251743232;visibility:visible;mso-wrap-style:square;mso-width-percent:0;mso-height-percent:0;mso-wrap-distance-left:9pt;mso-wrap-distance-top:0;mso-wrap-distance-right:9pt;mso-wrap-distance-bottom:0;mso-position-horizontal:absolute;mso-position-horizontal-relative:text;mso-position-vertical:absolute;mso-position-vertical-relative:text;mso-width-percent:0;mso-height-percent:0;mso-width-relative:margin;mso-height-relative:margin;v-text-anchor:top" o:gfxdata="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" filled="f" stroked="f" strokeweight=".5pt">
                 <v:textbox>
                   <w:txbxContent>
                     <w:p>
@@ -1454,7 +1555,7 @@
           </mc:Choice>
           <mc:Fallback>
             <w:pict>
-              <v:shape w14:anchorId="31A62480" id="Text Box 764868112" o:spid="_x0000_s1034" type="#_x0000_t202" style="position:absolute;margin-left:-46.6pt;margin-top:340.15pt;width:33.5pt;height:27.2pt;z-index:251744256;visibility:visible;mso-wrap-style:square;mso-width-percent:0;mso-height-percent:0;mso-wrap-distance-left:9pt;mso-wrap-distance-top:0;mso-wrap-distance-right:9pt;mso-wrap-distance-bottom:0;mso-position-horizontal:absolute;mso-position-horizontal-relative:text;mso-position-vertical:absolute;mso-position-vertical-relative:text;mso-width-percent:0;mso-height-percent:0;mso-width-relative:margin;mso-height-relative:margin;v-text-anchor:top" o:gfxdata="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" fillcolor="white [3201]" stroked="f" strokeweight=".5pt">
+              <v:shape w14:anchorId="31A62480" id="Text Box 764868112" o:spid="_x0000_s1034" type="#_x0000_t202" style="position:absolute;margin-left:-46.6pt;margin-top:340.15pt;width:33.5pt;height:27.2pt;z-index:251744256;visibility:visible;mso-wrap-style:square;mso-width-percent:0;mso-height-percent:0;mso-wrap-distance-left:9pt;mso-wrap-distance-top:0;mso-wrap-distance-right:9pt;mso-wrap-distance-bottom:0;mso-position-horizontal:absolute;mso-position-horizontal-relative:text;mso-position-vertical:absolute;mso-position-vertical-relative:text;mso-width-percent:0;mso-height-percent:0;mso-width-relative:margin;mso-height-relative:margin;v-text-anchor:top" o:gfxdata="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" fillcolor="white [3201]" stroked="f" strokeweight=".5pt">
                 <v:fill opacity="0"/>
                 <v:textbox>
                   <w:txbxContent>
@@ -1479,7 +1580,7 @@
                                     <pic:cNvPicPr/>
                                   </pic:nvPicPr>
                                   <pic:blipFill>
-                                    <a:blip r:embed="rId8">
+                                    <a:blip r:embed="rId9">
                                       <a:extLst>
                                         <a:ext uri="{28A0092B-C50C-407E-A947-70E740481C1C}">
                                           <a14:useLocalDpi xmlns:a14="http://schemas.microsoft.com/office/drawing/2010/main" val="0"/>
@@ -1655,15 +1756,7 @@
                               <w:t xml:space="preserve"> 0304 271</w:t>
                             </w:r>
                             <w:r>
-                              <w:t xml:space="preserve"> </w:t>
-                            </w:r>
-                            <w:proofErr w:type="gramStart"/>
-                            <w:r>
-                              <w:t>SMART</w:t>
-                            </w:r>
-                            <w:proofErr w:type="gramEnd"/>
-                            <w:r>
-                              <w:t>: +63 961 2155 595</w:t>
+                              <w:t xml:space="preserve"> SMART: +63 961 2155 595</w:t>
                             </w:r>
                           </w:p>
                         </w:txbxContent>
@@ -1685,7 +1778,7 @@
           </mc:Choice>
           <mc:Fallback>
             <w:pict>
-              <v:shape w14:anchorId="0BC73017" id="Text Box 14" o:spid="_x0000_s1035" type="#_x0000_t202" style="position:absolute;margin-left:-13.2pt;margin-top:465.9pt;width:145.6pt;height:37.2pt;z-index:251691008;visibility:visible;mso-wrap-style:square;mso-height-percent:0;mso-wrap-distance-left:9pt;mso-wrap-distance-top:0;mso-wrap-distance-right:9pt;mso-wrap-distance-bottom:0;mso-position-horizontal:absolute;mso-position-horizontal-relative:text;mso-position-vertical:absolute;mso-position-vertical-relative:text;mso-height-percent:0;mso-height-relative:margin;v-text-anchor:top" o:gfxdata="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" filled="f" stroked="f" strokeweight=".5pt">
+              <v:shape w14:anchorId="0BC73017" id="Text Box 14" o:spid="_x0000_s1035" type="#_x0000_t202" style="position:absolute;margin-left:-13.2pt;margin-top:465.9pt;width:145.6pt;height:37.2pt;z-index:251691008;visibility:visible;mso-wrap-style:square;mso-height-percent:0;mso-wrap-distance-left:9pt;mso-wrap-distance-top:0;mso-wrap-distance-right:9pt;mso-wrap-distance-bottom:0;mso-position-horizontal:absolute;mso-position-horizontal-relative:text;mso-position-vertical:absolute;mso-position-vertical-relative:text;mso-height-percent:0;mso-height-relative:margin;v-text-anchor:top" o:gfxdata="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" filled="f" stroked="f" strokeweight=".5pt">
                 <v:textbox>
                   <w:txbxContent>
                     <w:p>
@@ -1702,15 +1795,7 @@
                         <w:t xml:space="preserve"> 0304 271</w:t>
                       </w:r>
                       <w:r>
-                        <w:t xml:space="preserve"> </w:t>
-                      </w:r>
-                      <w:proofErr w:type="gramStart"/>
-                      <w:r>
-                        <w:t>SMART</w:t>
-                      </w:r>
-                      <w:proofErr w:type="gramEnd"/>
-                      <w:r>
-                        <w:t>: +63 961 2155 595</w:t>
+                        <w:t xml:space="preserve"> SMART: +63 961 2155 595</w:t>
                       </w:r>
                     </w:p>
                   </w:txbxContent>
@@ -1840,7 +1925,7 @@
           </mc:Choice>
           <mc:Fallback>
             <w:pict>
-              <v:shape w14:anchorId="2BB0FA8B" id="Text Box 3" o:spid="_x0000_s1036" type="#_x0000_t202" style="position:absolute;margin-left:198pt;margin-top:525.3pt;width:289.95pt;height:172.8pt;z-index:251729920;visibility:visible;mso-wrap-style:square;mso-width-percent:0;mso-height-percent:0;mso-wrap-distance-left:9pt;mso-wrap-distance-top:0;mso-wrap-distance-right:9pt;mso-wrap-distance-bottom:0;mso-position-horizontal:absolute;mso-position-horizontal-relative:text;mso-position-vertical:absolute;mso-position-vertical-relative:text;mso-width-percent:0;mso-height-percent:0;mso-width-relative:margin;mso-height-relative:margin;v-text-anchor:top" o:gfxdata="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" fillcolor="#f2f2f2 [3052]" stroked="f" strokeweight=".5pt">
+              <v:shape w14:anchorId="2BB0FA8B" id="Text Box 3" o:spid="_x0000_s1036" type="#_x0000_t202" style="position:absolute;margin-left:198pt;margin-top:525.3pt;width:289.95pt;height:172.8pt;z-index:251729920;visibility:visible;mso-wrap-style:square;mso-width-percent:0;mso-height-percent:0;mso-wrap-distance-left:9pt;mso-wrap-distance-top:0;mso-wrap-distance-right:9pt;mso-wrap-distance-bottom:0;mso-position-horizontal:absolute;mso-position-horizontal-relative:text;mso-position-vertical:absolute;mso-position-vertical-relative:text;mso-width-percent:0;mso-height-percent:0;mso-width-relative:margin;mso-height-relative:margin;v-text-anchor:top" o:gfxdata="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" fillcolor="#f2f2f2 [3052]" stroked="f" strokeweight=".5pt">
                 <v:textbox>
                   <w:txbxContent>
                     <w:p>
@@ -1912,7 +1997,7 @@
         <mc:AlternateContent>
           <mc:Choice Requires="wps">
             <w:drawing>
-              <wp:anchor distT="0" distB="0" distL="114300" distR="114300" simplePos="0" relativeHeight="251739136" behindDoc="0" locked="0" layoutInCell="1" allowOverlap="1" wp14:anchorId="3CE70778" wp14:editId="2297E199">
+              <wp:anchor distT="0" distB="0" distL="114300" distR="114300" simplePos="0" relativeHeight="251739136" behindDoc="0" locked="0" layoutInCell="1" allowOverlap="1" wp14:anchorId="3CE70778" wp14:editId="223E5BE7">
                 <wp:simplePos x="0" y="0"/>
                 <wp:positionH relativeFrom="column">
                   <wp:posOffset>2484120</wp:posOffset>
@@ -2008,10 +2093,10 @@
                               <w:t xml:space="preserve">: </w:t>
                             </w:r>
                             <w:r>
-                              <w:t>September 2024 – April 202</w:t>
-                            </w:r>
-                            <w:r>
-                              <w:t>5</w:t>
+                              <w:t xml:space="preserve">September 2024 – </w:t>
+                            </w:r>
+                            <w:r>
+                              <w:t>Current</w:t>
                             </w:r>
                           </w:p>
                           <w:p>
@@ -2132,7 +2217,7 @@
           </mc:Choice>
           <mc:Fallback>
             <w:pict>
-              <v:shape w14:anchorId="3CE70778" id="_x0000_s1037" type="#_x0000_t202" style="position:absolute;margin-left:195.6pt;margin-top:122.1pt;width:292.65pt;height:403.2pt;z-index:251739136;visibility:visible;mso-wrap-style:square;mso-width-percent:0;mso-height-percent:0;mso-wrap-distance-left:9pt;mso-wrap-distance-top:0;mso-wrap-distance-right:9pt;mso-wrap-distance-bottom:0;mso-position-horizontal:absolute;mso-position-horizontal-relative:text;mso-position-vertical:absolute;mso-position-vertical-relative:text;mso-width-percent:0;mso-height-percent:0;mso-width-relative:margin;mso-height-relative:margin;v-text-anchor:top" o:gfxdata="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" fillcolor="#f2f2f2 [3052]" stroked="f" strokeweight=".5pt">
+              <v:shape w14:anchorId="3CE70778" id="_x0000_s1038" type="#_x0000_t202" style="position:absolute;margin-left:195.6pt;margin-top:122.1pt;width:292.65pt;height:403.2pt;z-index:251739136;visibility:visible;mso-wrap-style:square;mso-width-percent:0;mso-height-percent:0;mso-wrap-distance-left:9pt;mso-wrap-distance-top:0;mso-wrap-distance-right:9pt;mso-wrap-distance-bottom:0;mso-position-horizontal:absolute;mso-position-horizontal-relative:text;mso-position-vertical:absolute;mso-position-vertical-relative:text;mso-width-percent:0;mso-height-percent:0;mso-width-relative:margin;mso-height-relative:margin;v-text-anchor:top" o:gfxdata="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" fillcolor="#f2f2f2 [3052]" stroked="f" strokeweight=".5pt">
                 <v:textbox>
                   <w:txbxContent>
                     <w:p>
@@ -2195,10 +2280,10 @@
                         <w:t xml:space="preserve">: </w:t>
                       </w:r>
                       <w:r>
-                        <w:t>September 2024 – April 202</w:t>
-                      </w:r>
-                      <w:r>
-                        <w:t>5</w:t>
+                        <w:t xml:space="preserve">September 2024 – </w:t>
+                      </w:r>
+                      <w:r>
+                        <w:t>Current</w:t>
                       </w:r>
                     </w:p>
                     <w:p>
@@ -2295,101 +2380,6 @@
                       </w:r>
                       <w:r>
                         <w:t xml:space="preserve"> and IAM, to optimize cloud infrastructure, enhance scalability, and streamline file management.</w:t>
-                      </w:r>
-                    </w:p>
-                  </w:txbxContent>
-                </v:textbox>
-              </v:shape>
-            </w:pict>
-          </mc:Fallback>
-        </mc:AlternateContent>
-      </w:r>
-      <w:r>
-        <w:rPr>
-          <w:noProof/>
-        </w:rPr>
-        <mc:AlternateContent>
-          <mc:Choice Requires="wps">
-            <w:drawing>
-              <wp:anchor distT="0" distB="0" distL="114300" distR="114300" simplePos="0" relativeHeight="251757568" behindDoc="0" locked="0" layoutInCell="1" allowOverlap="1" wp14:anchorId="57D820BE" wp14:editId="5BE6505B">
-                <wp:simplePos x="0" y="0"/>
-                <wp:positionH relativeFrom="column">
-                  <wp:posOffset>5551805</wp:posOffset>
-                </wp:positionH>
-                <wp:positionV relativeFrom="paragraph">
-                  <wp:posOffset>9099550</wp:posOffset>
-                </wp:positionV>
-                <wp:extent cx="1012372" cy="261257"/>
-                <wp:effectExtent l="0" t="0" r="0" b="5715"/>
-                <wp:wrapNone/>
-                <wp:docPr id="664466982" name="Text Box 664466982"/>
-                <wp:cNvGraphicFramePr/>
-                <a:graphic xmlns:a="http://schemas.openxmlformats.org/drawingml/2006/main">
-                  <a:graphicData uri="http://schemas.microsoft.com/office/word/2010/wordprocessingShape">
-                    <wps:wsp>
-                      <wps:cNvSpPr txBox="1"/>
-                      <wps:spPr>
-                        <a:xfrm>
-                          <a:off x="0" y="0"/>
-                          <a:ext cx="1012372" cy="261257"/>
-                        </a:xfrm>
-                        <a:prstGeom prst="rect">
-                          <a:avLst/>
-                        </a:prstGeom>
-                        <a:noFill/>
-                        <a:ln w="6350">
-                          <a:noFill/>
-                        </a:ln>
-                      </wps:spPr>
-                      <wps:txbx>
-                        <w:txbxContent>
-                          <w:p>
-                            <w:pPr>
-                              <w:rPr>
-                                <w:sz w:val="24"/>
-                                <w:szCs w:val="24"/>
-                                <w:lang w:val="en-US"/>
-                              </w:rPr>
-                            </w:pPr>
-                            <w:r>
-                              <w:t>1 of 4 Pages</w:t>
-                            </w:r>
-                          </w:p>
-                        </w:txbxContent>
-                      </wps:txbx>
-                      <wps:bodyPr rot="0" spcFirstLastPara="0" vertOverflow="overflow" horzOverflow="overflow" vert="horz" wrap="square" lIns="91440" tIns="45720" rIns="91440" bIns="45720" numCol="1" spcCol="0" rtlCol="0" fromWordArt="0" anchor="t" anchorCtr="0" forceAA="0" compatLnSpc="1">
-                        <a:prstTxWarp prst="textNoShape">
-                          <a:avLst/>
-                        </a:prstTxWarp>
-                        <a:noAutofit/>
-                      </wps:bodyPr>
-                    </wps:wsp>
-                  </a:graphicData>
-                </a:graphic>
-                <wp14:sizeRelH relativeFrom="margin">
-                  <wp14:pctWidth>0</wp14:pctWidth>
-                </wp14:sizeRelH>
-                <wp14:sizeRelV relativeFrom="margin">
-                  <wp14:pctHeight>0</wp14:pctHeight>
-                </wp14:sizeRelV>
-              </wp:anchor>
-            </w:drawing>
-          </mc:Choice>
-          <mc:Fallback>
-            <w:pict>
-              <v:shape w14:anchorId="57D820BE" id="Text Box 664466982" o:spid="_x0000_s1038" type="#_x0000_t202" style="position:absolute;margin-left:437.15pt;margin-top:716.5pt;width:79.7pt;height:20.55pt;z-index:251757568;visibility:visible;mso-wrap-style:square;mso-width-percent:0;mso-height-percent:0;mso-wrap-distance-left:9pt;mso-wrap-distance-top:0;mso-wrap-distance-right:9pt;mso-wrap-distance-bottom:0;mso-position-horizontal:absolute;mso-position-horizontal-relative:text;mso-position-vertical:absolute;mso-position-vertical-relative:text;mso-width-percent:0;mso-height-percent:0;mso-width-relative:margin;mso-height-relative:margin;v-text-anchor:top" o:gfxdata="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" filled="f" stroked="f" strokeweight=".5pt">
-                <v:textbox>
-                  <w:txbxContent>
-                    <w:p>
-                      <w:pPr>
-                        <w:rPr>
-                          <w:sz w:val="24"/>
-                          <w:szCs w:val="24"/>
-                          <w:lang w:val="en-US"/>
-                        </w:rPr>
-                      </w:pPr>
-                      <w:r>
-                        <w:t>1 of 4 Pages</w:t>
                       </w:r>
                     </w:p>
                   </w:txbxContent>
@@ -2631,7 +2621,7 @@
           </mc:Choice>
           <mc:Fallback>
             <w:pict>
-              <v:shape w14:anchorId="0B806219" id="Text Box 32" o:spid="_x0000_s1039" type="#_x0000_t202" style="position:absolute;margin-left:205.55pt;margin-top:88.75pt;width:127.35pt;height:21.2pt;z-index:251719680;visibility:visible;mso-wrap-style:square;mso-width-percent:0;mso-height-percent:0;mso-wrap-distance-left:9pt;mso-wrap-distance-top:0;mso-wrap-distance-right:9pt;mso-wrap-distance-bottom:0;mso-position-horizontal:absolute;mso-position-horizontal-relative:text;mso-position-vertical:absolute;mso-position-vertical-relative:text;mso-width-percent:0;mso-height-percent:0;mso-width-relative:margin;mso-height-relative:margin;v-text-anchor:top" o:gfxdata="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" filled="f" stroked="f" strokeweight=".5pt">
+              <v:shape w14:anchorId="0B806219" id="Text Box 32" o:spid="_x0000_s1039" type="#_x0000_t202" style="position:absolute;margin-left:205.55pt;margin-top:88.75pt;width:127.35pt;height:21.2pt;z-index:251719680;visibility:visible;mso-wrap-style:square;mso-width-percent:0;mso-height-percent:0;mso-wrap-distance-left:9pt;mso-wrap-distance-top:0;mso-wrap-distance-right:9pt;mso-wrap-distance-bottom:0;mso-position-horizontal:absolute;mso-position-horizontal-relative:text;mso-position-vertical:absolute;mso-position-vertical-relative:text;mso-width-percent:0;mso-height-percent:0;mso-width-relative:margin;mso-height-relative:margin;v-text-anchor:top" o:gfxdata="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" filled="f" stroked="f" strokeweight=".5pt">
                 <v:textbox>
                   <w:txbxContent>
                     <w:p>
@@ -2722,7 +2712,7 @@
                                           </pic:cNvPicPr>
                                         </pic:nvPicPr>
                                         <pic:blipFill>
-                                          <a:blip r:embed="rId9">
+                                          <a:blip r:embed="rId10">
                                             <a:extLst>
                                               <a:ext uri="{28A0092B-C50C-407E-A947-70E740481C1C}">
                                                 <a14:useLocalDpi xmlns:a14="http://schemas.microsoft.com/office/drawing/2010/main" val="0"/>
@@ -2776,7 +2766,7 @@
           </mc:Choice>
           <mc:Fallback>
             <w:pict>
-              <v:shape w14:anchorId="21E9DB49" id="Text Box 18" o:spid="_x0000_s1040" type="#_x0000_t202" style="position:absolute;margin-left:-46.8pt;margin-top:471.1pt;width:33pt;height:27.2pt;z-index:251705344;visibility:visible;mso-wrap-style:square;mso-width-percent:0;mso-height-percent:0;mso-wrap-distance-left:9pt;mso-wrap-distance-top:0;mso-wrap-distance-right:9pt;mso-wrap-distance-bottom:0;mso-position-horizontal:absolute;mso-position-horizontal-relative:text;mso-position-vertical:absolute;mso-position-vertical-relative:text;mso-width-percent:0;mso-height-percent:0;mso-width-relative:margin;mso-height-relative:margin;v-text-anchor:top" o:gfxdata="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" fillcolor="white [3201]" stroked="f" strokeweight=".5pt">
+              <v:shape w14:anchorId="21E9DB49" id="Text Box 18" o:spid="_x0000_s1040" type="#_x0000_t202" style="position:absolute;margin-left:-46.8pt;margin-top:471.1pt;width:33pt;height:27.2pt;z-index:251705344;visibility:visible;mso-wrap-style:square;mso-width-percent:0;mso-height-percent:0;mso-wrap-distance-left:9pt;mso-wrap-distance-top:0;mso-wrap-distance-right:9pt;mso-wrap-distance-bottom:0;mso-position-horizontal:absolute;mso-position-horizontal-relative:text;mso-position-vertical:absolute;mso-position-vertical-relative:text;mso-width-percent:0;mso-height-percent:0;mso-width-relative:margin;mso-height-relative:margin;v-text-anchor:top" o:gfxdata="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" fillcolor="white [3201]" stroked="f" strokeweight=".5pt">
                 <v:fill opacity="0"/>
                 <v:textbox>
                   <w:txbxContent>
@@ -2803,7 +2793,7 @@
                                     </pic:cNvPicPr>
                                   </pic:nvPicPr>
                                   <pic:blipFill>
-                                    <a:blip r:embed="rId9">
+                                    <a:blip r:embed="rId11">
                                       <a:extLst>
                                         <a:ext uri="{28A0092B-C50C-407E-A947-70E740481C1C}">
                                           <a14:useLocalDpi xmlns:a14="http://schemas.microsoft.com/office/drawing/2010/main" val="0"/>
@@ -2908,7 +2898,7 @@
                                           </pic:cNvPicPr>
                                         </pic:nvPicPr>
                                         <pic:blipFill>
-                                          <a:blip r:embed="rId10">
+                                          <a:blip r:embed="rId12">
                                             <a:extLst>
                                               <a:ext uri="{28A0092B-C50C-407E-A947-70E740481C1C}">
                                                 <a14:useLocalDpi xmlns:a14="http://schemas.microsoft.com/office/drawing/2010/main" val="0"/>
@@ -2961,7 +2951,7 @@
                                           </pic:cNvPicPr>
                                         </pic:nvPicPr>
                                         <pic:blipFill>
-                                          <a:blip r:embed="rId10">
+                                          <a:blip r:embed="rId12">
                                             <a:extLst>
                                               <a:ext uri="{28A0092B-C50C-407E-A947-70E740481C1C}">
                                                 <a14:useLocalDpi xmlns:a14="http://schemas.microsoft.com/office/drawing/2010/main" val="0"/>
@@ -3015,7 +3005,7 @@
           </mc:Choice>
           <mc:Fallback>
             <w:pict>
-              <v:shape w14:anchorId="4406B1ED" id="Text Box 19" o:spid="_x0000_s1041" type="#_x0000_t202" style="position:absolute;margin-left:-45.6pt;margin-top:519.1pt;width:33.5pt;height:27.2pt;z-index:251707392;visibility:visible;mso-wrap-style:square;mso-width-percent:0;mso-height-percent:0;mso-wrap-distance-left:9pt;mso-wrap-distance-top:0;mso-wrap-distance-right:9pt;mso-wrap-distance-bottom:0;mso-position-horizontal:absolute;mso-position-horizontal-relative:text;mso-position-vertical:absolute;mso-position-vertical-relative:text;mso-width-percent:0;mso-height-percent:0;mso-width-relative:margin;mso-height-relative:margin;v-text-anchor:top" o:gfxdata="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" fillcolor="white [3201]" stroked="f" strokeweight=".5pt">
+              <v:shape w14:anchorId="4406B1ED" id="Text Box 19" o:spid="_x0000_s1041" type="#_x0000_t202" style="position:absolute;margin-left:-45.6pt;margin-top:519.1pt;width:33.5pt;height:27.2pt;z-index:251707392;visibility:visible;mso-wrap-style:square;mso-width-percent:0;mso-height-percent:0;mso-wrap-distance-left:9pt;mso-wrap-distance-top:0;mso-wrap-distance-right:9pt;mso-wrap-distance-bottom:0;mso-position-horizontal:absolute;mso-position-horizontal-relative:text;mso-position-vertical:absolute;mso-position-vertical-relative:text;mso-width-percent:0;mso-height-percent:0;mso-width-relative:margin;mso-height-relative:margin;v-text-anchor:top" o:gfxdata="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" fillcolor="white [3201]" stroked="f" strokeweight=".5pt">
                 <v:fill opacity="0"/>
                 <v:textbox>
                   <w:txbxContent>
@@ -3042,7 +3032,7 @@
                                     </pic:cNvPicPr>
                                   </pic:nvPicPr>
                                   <pic:blipFill>
-                                    <a:blip r:embed="rId10">
+                                    <a:blip r:embed="rId13">
                                       <a:extLst>
                                         <a:ext uri="{28A0092B-C50C-407E-A947-70E740481C1C}">
                                           <a14:useLocalDpi xmlns:a14="http://schemas.microsoft.com/office/drawing/2010/main" val="0"/>
@@ -3095,7 +3085,7 @@
                                     </pic:cNvPicPr>
                                   </pic:nvPicPr>
                                   <pic:blipFill>
-                                    <a:blip r:embed="rId10">
+                                    <a:blip r:embed="rId13">
                                       <a:extLst>
                                         <a:ext uri="{28A0092B-C50C-407E-A947-70E740481C1C}">
                                           <a14:useLocalDpi xmlns:a14="http://schemas.microsoft.com/office/drawing/2010/main" val="0"/>
@@ -3200,7 +3190,7 @@
                                           </pic:cNvPicPr>
                                         </pic:nvPicPr>
                                         <pic:blipFill>
-                                          <a:blip r:embed="rId11">
+                                          <a:blip r:embed="rId14">
                                             <a:extLst>
                                               <a:ext uri="{28A0092B-C50C-407E-A947-70E740481C1C}">
                                                 <a14:useLocalDpi xmlns:a14="http://schemas.microsoft.com/office/drawing/2010/main" val="0"/>
@@ -3254,7 +3244,7 @@
           </mc:Choice>
           <mc:Fallback>
             <w:pict>
-              <v:shape w14:anchorId="6761E435" id="Text Box 13" o:spid="_x0000_s1042" type="#_x0000_t202" style="position:absolute;margin-left:-46.8pt;margin-top:430.3pt;width:34pt;height:27.2pt;z-index:251703296;visibility:visible;mso-wrap-style:square;mso-width-percent:0;mso-height-percent:0;mso-wrap-distance-left:9pt;mso-wrap-distance-top:0;mso-wrap-distance-right:9pt;mso-wrap-distance-bottom:0;mso-position-horizontal:absolute;mso-position-horizontal-relative:text;mso-position-vertical:absolute;mso-position-vertical-relative:text;mso-width-percent:0;mso-height-percent:0;mso-width-relative:margin;mso-height-relative:margin;v-text-anchor:top" o:gfxdata="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" fillcolor="white [3201]" stroked="f" strokeweight=".5pt">
+              <v:shape w14:anchorId="6761E435" id="Text Box 13" o:spid="_x0000_s1042" type="#_x0000_t202" style="position:absolute;margin-left:-46.8pt;margin-top:430.3pt;width:34pt;height:27.2pt;z-index:251703296;visibility:visible;mso-wrap-style:square;mso-width-percent:0;mso-height-percent:0;mso-wrap-distance-left:9pt;mso-wrap-distance-top:0;mso-wrap-distance-right:9pt;mso-wrap-distance-bottom:0;mso-position-horizontal:absolute;mso-position-horizontal-relative:text;mso-position-vertical:absolute;mso-position-vertical-relative:text;mso-width-percent:0;mso-height-percent:0;mso-width-relative:margin;mso-height-relative:margin;v-text-anchor:top" o:gfxdata="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" fillcolor="white [3201]" stroked="f" strokeweight=".5pt">
                 <v:fill opacity="0"/>
                 <v:textbox>
                   <w:txbxContent>
@@ -3281,7 +3271,7 @@
                                     </pic:cNvPicPr>
                                   </pic:nvPicPr>
                                   <pic:blipFill>
-                                    <a:blip r:embed="rId11">
+                                    <a:blip r:embed="rId15">
                                       <a:extLst>
                                         <a:ext uri="{28A0092B-C50C-407E-A947-70E740481C1C}">
                                           <a14:useLocalDpi xmlns:a14="http://schemas.microsoft.com/office/drawing/2010/main" val="0"/>
@@ -3386,7 +3376,7 @@
           </mc:Choice>
           <mc:Fallback>
             <w:pict>
-              <v:shape w14:anchorId="4EB051AA" id="Text Box 4" o:spid="_x0000_s1043" type="#_x0000_t202" style="position:absolute;margin-left:-12.75pt;margin-top:391.6pt;width:154.1pt;height:20.7pt;z-index:251684864;visibility:visible;mso-wrap-style:square;mso-width-percent:0;mso-height-percent:0;mso-wrap-distance-left:9pt;mso-wrap-distance-top:0;mso-wrap-distance-right:9pt;mso-wrap-distance-bottom:0;mso-position-horizontal:absolute;mso-position-horizontal-relative:text;mso-position-vertical:absolute;mso-position-vertical-relative:text;mso-width-percent:0;mso-height-percent:0;mso-width-relative:margin;mso-height-relative:margin;v-text-anchor:top" o:gfxdata="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" filled="f" stroked="f" strokeweight=".5pt">
+              <v:shape w14:anchorId="4EB051AA" id="Text Box 4" o:spid="_x0000_s1043" type="#_x0000_t202" style="position:absolute;margin-left:-12.75pt;margin-top:391.6pt;width:154.1pt;height:20.7pt;z-index:251684864;visibility:visible;mso-wrap-style:square;mso-width-percent:0;mso-height-percent:0;mso-wrap-distance-left:9pt;mso-wrap-distance-top:0;mso-wrap-distance-right:9pt;mso-wrap-distance-bottom:0;mso-position-horizontal:absolute;mso-position-horizontal-relative:text;mso-position-vertical:absolute;mso-position-vertical-relative:text;mso-width-percent:0;mso-height-percent:0;mso-width-relative:margin;mso-height-relative:margin;v-text-anchor:top" o:gfxdata="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" filled="f" stroked="f" strokeweight=".5pt">
                 <v:textbox>
                   <w:txbxContent>
                     <w:p>
@@ -3467,7 +3457,7 @@
                                           </pic:cNvPicPr>
                                         </pic:nvPicPr>
                                         <pic:blipFill>
-                                          <a:blip r:embed="rId12">
+                                          <a:blip r:embed="rId16">
                                             <a:extLst>
                                               <a:ext uri="{28A0092B-C50C-407E-A947-70E740481C1C}">
                                                 <a14:useLocalDpi xmlns:a14="http://schemas.microsoft.com/office/drawing/2010/main" val="0"/>
@@ -3521,7 +3511,7 @@
           </mc:Choice>
           <mc:Fallback>
             <w:pict>
-              <v:shape w14:anchorId="6F400E44" id="Text Box 26" o:spid="_x0000_s1044" type="#_x0000_t202" style="position:absolute;margin-left:-47.4pt;margin-top:387.3pt;width:34pt;height:27.2pt;z-index:251701248;visibility:visible;mso-wrap-style:square;mso-width-percent:0;mso-height-percent:0;mso-wrap-distance-left:9pt;mso-wrap-distance-top:0;mso-wrap-distance-right:9pt;mso-wrap-distance-bottom:0;mso-position-horizontal:absolute;mso-position-horizontal-relative:text;mso-position-vertical:absolute;mso-position-vertical-relative:text;mso-width-percent:0;mso-height-percent:0;mso-width-relative:margin;mso-height-relative:margin;v-text-anchor:top" o:gfxdata="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" fillcolor="white [3201]" stroked="f" strokeweight=".5pt">
+              <v:shape w14:anchorId="6F400E44" id="Text Box 26" o:spid="_x0000_s1044" type="#_x0000_t202" style="position:absolute;margin-left:-47.4pt;margin-top:387.3pt;width:34pt;height:27.2pt;z-index:251701248;visibility:visible;mso-wrap-style:square;mso-width-percent:0;mso-height-percent:0;mso-wrap-distance-left:9pt;mso-wrap-distance-top:0;mso-wrap-distance-right:9pt;mso-wrap-distance-bottom:0;mso-position-horizontal:absolute;mso-position-horizontal-relative:text;mso-position-vertical:absolute;mso-position-vertical-relative:text;mso-width-percent:0;mso-height-percent:0;mso-width-relative:margin;mso-height-relative:margin;v-text-anchor:top" o:gfxdata="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" fillcolor="white [3201]" stroked="f" strokeweight=".5pt">
                 <v:fill opacity="0"/>
                 <v:textbox>
                   <w:txbxContent>
@@ -3548,7 +3538,7 @@
                                     </pic:cNvPicPr>
                                   </pic:nvPicPr>
                                   <pic:blipFill>
-                                    <a:blip r:embed="rId12">
+                                    <a:blip r:embed="rId17">
                                       <a:extLst>
                                         <a:ext uri="{28A0092B-C50C-407E-A947-70E740481C1C}">
                                           <a14:useLocalDpi xmlns:a14="http://schemas.microsoft.com/office/drawing/2010/main" val="0"/>
@@ -3743,7 +3733,7 @@
           </mc:Choice>
           <mc:Fallback>
             <w:pict>
-              <v:shape w14:anchorId="56E0EAA2" id="Text Box 15" o:spid="_x0000_s1045" type="#_x0000_t202" style="position:absolute;margin-left:-12.6pt;margin-top:512.7pt;width:152.55pt;height:36pt;z-index:251694080;visibility:visible;mso-wrap-style:square;mso-width-percent:0;mso-height-percent:0;mso-wrap-distance-left:9pt;mso-wrap-distance-top:0;mso-wrap-distance-right:9pt;mso-wrap-distance-bottom:0;mso-position-horizontal:absolute;mso-position-horizontal-relative:text;mso-position-vertical:absolute;mso-position-vertical-relative:text;mso-width-percent:0;mso-height-percent:0;mso-width-relative:margin;mso-height-relative:margin;v-text-anchor:top" o:gfxdata="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" filled="f" stroked="f" strokeweight=".5pt">
+              <v:shape w14:anchorId="56E0EAA2" id="Text Box 15" o:spid="_x0000_s1045" type="#_x0000_t202" style="position:absolute;margin-left:-12.6pt;margin-top:512.7pt;width:152.55pt;height:36pt;z-index:251694080;visibility:visible;mso-wrap-style:square;mso-width-percent:0;mso-height-percent:0;mso-wrap-distance-left:9pt;mso-wrap-distance-top:0;mso-wrap-distance-right:9pt;mso-wrap-distance-bottom:0;mso-position-horizontal:absolute;mso-position-horizontal-relative:text;mso-position-vertical:absolute;mso-position-vertical-relative:text;mso-width-percent:0;mso-height-percent:0;mso-width-relative:margin;mso-height-relative:margin;v-text-anchor:top" o:gfxdata="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" filled="f" stroked="f" strokeweight=".5pt">
                 <v:textbox>
                   <w:txbxContent>
                     <w:p>
@@ -3914,7 +3904,7 @@
           </mc:Choice>
           <mc:Fallback>
             <w:pict>
-              <v:shape w14:anchorId="58058FBA" id="Text Box 12" o:spid="_x0000_s1046" type="#_x0000_t202" style="position:absolute;margin-left:-13.9pt;margin-top:432.4pt;width:153.75pt;height:20.7pt;z-index:251687936;visibility:visible;mso-wrap-style:square;mso-width-percent:0;mso-height-percent:0;mso-wrap-distance-left:9pt;mso-wrap-distance-top:0;mso-wrap-distance-right:9pt;mso-wrap-distance-bottom:0;mso-position-horizontal:absolute;mso-position-horizontal-relative:text;mso-position-vertical:absolute;mso-position-vertical-relative:text;mso-width-percent:0;mso-height-percent:0;mso-width-relative:margin;mso-height-relative:margin;v-text-anchor:top" o:gfxdata="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" filled="f" stroked="f" strokeweight=".5pt">
+              <v:shape w14:anchorId="58058FBA" id="Text Box 12" o:spid="_x0000_s1046" type="#_x0000_t202" style="position:absolute;margin-left:-13.9pt;margin-top:432.4pt;width:153.75pt;height:20.7pt;z-index:251687936;visibility:visible;mso-wrap-style:square;mso-width-percent:0;mso-height-percent:0;mso-wrap-distance-left:9pt;mso-wrap-distance-top:0;mso-wrap-distance-right:9pt;mso-wrap-distance-bottom:0;mso-position-horizontal:absolute;mso-position-horizontal-relative:text;mso-position-vertical:absolute;mso-position-vertical-relative:text;mso-width-percent:0;mso-height-percent:0;mso-width-relative:margin;mso-height-relative:margin;v-text-anchor:top" o:gfxdata="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" filled="f" stroked="f" strokeweight=".5pt">
                 <v:textbox>
                   <w:txbxContent>
                     <w:p>
@@ -4113,7 +4103,7 @@
         <mc:AlternateContent>
           <mc:Choice Requires="wps">
             <w:drawing>
-              <wp:anchor distT="0" distB="0" distL="114300" distR="114300" simplePos="0" relativeHeight="251677696" behindDoc="0" locked="0" layoutInCell="1" allowOverlap="1" wp14:anchorId="010F5CB3" wp14:editId="5980FC71">
+              <wp:anchor distT="0" distB="0" distL="114300" distR="114300" simplePos="0" relativeHeight="251677696" behindDoc="0" locked="0" layoutInCell="1" allowOverlap="1" wp14:anchorId="010F5CB3" wp14:editId="41FFE558">
                 <wp:simplePos x="0" y="0"/>
                 <wp:positionH relativeFrom="column">
                   <wp:posOffset>-214630</wp:posOffset>
@@ -4139,7 +4129,7 @@
                           <a:avLst/>
                         </a:prstGeom>
                         <a:blipFill dpi="0" rotWithShape="1">
-                          <a:blip r:embed="rId13" cstate="print">
+                          <a:blip r:embed="rId18" cstate="print">
                             <a:extLst>
                               <a:ext uri="{28A0092B-C50C-407E-A947-70E740481C1C}">
                                 <a14:useLocalDpi xmlns:a14="http://schemas.microsoft.com/office/drawing/2010/main" val="0"/>
@@ -4196,7 +4186,7 @@
           <mc:Fallback>
             <w:pict>
               <v:oval w14:anchorId="761F718C" id="Oval 8" o:spid="_x0000_s1026" style="position:absolute;margin-left:-16.9pt;margin-top:97.5pt;width:125.15pt;height:120.65pt;z-index:251677696;visibility:visible;mso-wrap-style:square;mso-width-percent:0;mso-height-percent:0;mso-wrap-distance-left:9pt;mso-wrap-distance-top:0;mso-wrap-distance-right:9pt;mso-wrap-distance-bottom:0;mso-position-horizontal:absolute;mso-position-horizontal-relative:text;mso-position-vertical:absolute;mso-position-vertical-relative:text;mso-width-percent:0;mso-height-percent:0;mso-width-relative:margin;mso-height-relative:margin;v-text-anchor:middle" o:gfxdata="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" strokecolor="#f2f2f2 [3052]" strokeweight="3pt">
-                <v:fill r:id="rId14" o:title="" recolor="t" rotate="t" type="frame"/>
+                <v:fill r:id="rId19" o:title="" recolor="t" rotate="t" type="frame"/>
                 <v:stroke joinstyle="miter"/>
               </v:oval>
             </w:pict>
@@ -4281,7 +4271,7 @@
           </mc:Choice>
           <mc:Fallback>
             <w:pict>
-              <v:shape w14:anchorId="2CE4AFC7" id="Text Box 20" o:spid="_x0000_s1047" type="#_x0000_t202" style="position:absolute;margin-left:-44.25pt;margin-top:233.25pt;width:96pt;height:24.4pt;z-index:251679744;visibility:visible;mso-wrap-style:square;mso-width-percent:0;mso-height-percent:0;mso-wrap-distance-left:9pt;mso-wrap-distance-top:0;mso-wrap-distance-right:9pt;mso-wrap-distance-bottom:0;mso-position-horizontal:absolute;mso-position-horizontal-relative:text;mso-position-vertical:absolute;mso-position-vertical-relative:text;mso-width-percent:0;mso-height-percent:0;mso-width-relative:margin;mso-height-relative:margin;v-text-anchor:top" o:gfxdata="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" filled="f" stroked="f" strokeweight=".5pt">
+              <v:shape w14:anchorId="2CE4AFC7" id="Text Box 20" o:spid="_x0000_s1047" type="#_x0000_t202" style="position:absolute;margin-left:-44.25pt;margin-top:233.25pt;width:96pt;height:24.4pt;z-index:251679744;visibility:visible;mso-wrap-style:square;mso-width-percent:0;mso-height-percent:0;mso-wrap-distance-left:9pt;mso-wrap-distance-top:0;mso-wrap-distance-right:9pt;mso-wrap-distance-bottom:0;mso-position-horizontal:absolute;mso-position-horizontal-relative:text;mso-position-vertical:absolute;mso-position-vertical-relative:text;mso-width-percent:0;mso-height-percent:0;mso-width-relative:margin;mso-height-relative:margin;v-text-anchor:top" o:gfxdata="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" filled="f" stroked="f" strokeweight=".5pt">
                 <v:textbox>
                   <w:txbxContent>
                     <w:p>
@@ -4326,15 +4316,15 @@
         <mc:AlternateContent>
           <mc:Choice Requires="wps">
             <w:drawing>
-              <wp:anchor distT="0" distB="0" distL="114300" distR="114300" simplePos="0" relativeHeight="251750400" behindDoc="0" locked="0" layoutInCell="1" allowOverlap="1" wp14:anchorId="0A9D7D6C" wp14:editId="1E981EAE">
+              <wp:anchor distT="0" distB="0" distL="114300" distR="114300" simplePos="0" relativeHeight="251750400" behindDoc="0" locked="0" layoutInCell="1" allowOverlap="1" wp14:anchorId="0A9D7D6C" wp14:editId="186D325B">
                 <wp:simplePos x="0" y="0"/>
                 <wp:positionH relativeFrom="column">
-                  <wp:posOffset>2468880</wp:posOffset>
+                  <wp:posOffset>-558800</wp:posOffset>
                 </wp:positionH>
                 <wp:positionV relativeFrom="paragraph">
                   <wp:posOffset>-495300</wp:posOffset>
                 </wp:positionV>
-                <wp:extent cx="3781425" cy="1752600"/>
+                <wp:extent cx="6804025" cy="1155700"/>
                 <wp:effectExtent l="0" t="0" r="0" b="0"/>
                 <wp:wrapNone/>
                 <wp:docPr id="103445419" name="Text Box 103445419"/>
@@ -4346,7 +4336,7 @@
                       <wps:spPr>
                         <a:xfrm>
                           <a:off x="0" y="0"/>
-                          <a:ext cx="3781425" cy="1752600"/>
+                          <a:ext cx="6804025" cy="1155700"/>
                         </a:xfrm>
                         <a:prstGeom prst="rect">
                           <a:avLst/>
@@ -4414,16 +4404,6 @@
                             <w:r>
                               <w:t>Developed and maintained CI/CD pipelines using Jenkins and Docker, automating testing, deployment, and delivery workflows to enhance reliability and deployment speed.</w:t>
                             </w:r>
-                          </w:p>
-                          <w:p>
-                            <w:pPr>
-                              <w:pStyle w:val="ListParagraph"/>
-                              <w:numPr>
-                                <w:ilvl w:val="0"/>
-                                <w:numId w:val="1"/>
-                              </w:numPr>
-                              <w:jc w:val="both"/>
-                            </w:pPr>
                           </w:p>
                         </w:txbxContent>
                       </wps:txbx>
@@ -4447,7 +4427,7 @@
           </mc:Choice>
           <mc:Fallback>
             <w:pict>
-              <v:shape w14:anchorId="0A9D7D6C" id="Text Box 103445419" o:spid="_x0000_s1048" type="#_x0000_t202" style="position:absolute;margin-left:194.4pt;margin-top:-39pt;width:297.75pt;height:138pt;z-index:251750400;visibility:visible;mso-wrap-style:square;mso-width-percent:0;mso-height-percent:0;mso-wrap-distance-left:9pt;mso-wrap-distance-top:0;mso-wrap-distance-right:9pt;mso-wrap-distance-bottom:0;mso-position-horizontal:absolute;mso-position-horizontal-relative:text;mso-position-vertical:absolute;mso-position-vertical-relative:text;mso-width-percent:0;mso-height-percent:0;mso-width-relative:margin;mso-height-relative:margin;v-text-anchor:top" o:gfxdata="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" filled="f" stroked="f" strokeweight=".5pt">
+              <v:shape w14:anchorId="0A9D7D6C" id="Text Box 103445419" o:spid="_x0000_s1048" type="#_x0000_t202" style="position:absolute;margin-left:-44pt;margin-top:-39pt;width:535.75pt;height:91pt;z-index:251750400;visibility:visible;mso-wrap-style:square;mso-width-percent:0;mso-height-percent:0;mso-wrap-distance-left:9pt;mso-wrap-distance-top:0;mso-wrap-distance-right:9pt;mso-wrap-distance-bottom:0;mso-position-horizontal:absolute;mso-position-horizontal-relative:text;mso-position-vertical:absolute;mso-position-vertical-relative:text;mso-width-percent:0;mso-height-percent:0;mso-width-relative:margin;mso-height-relative:margin;v-text-anchor:top" o:gfxdata="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" filled="f" stroked="f" strokeweight=".5pt">
                 <v:textbox>
                   <w:txbxContent>
                     <w:p>
@@ -4506,16 +4486,6 @@
                       <w:r>
                         <w:t>Developed and maintained CI/CD pipelines using Jenkins and Docker, automating testing, deployment, and delivery workflows to enhance reliability and deployment speed.</w:t>
                       </w:r>
-                    </w:p>
-                    <w:p>
-                      <w:pPr>
-                        <w:pStyle w:val="ListParagraph"/>
-                        <w:numPr>
-                          <w:ilvl w:val="0"/>
-                          <w:numId w:val="1"/>
-                        </w:numPr>
-                        <w:jc w:val="both"/>
-                      </w:pPr>
                     </w:p>
                   </w:txbxContent>
                 </v:textbox>
@@ -4531,16 +4501,16 @@
         <mc:AlternateContent>
           <mc:Choice Requires="wps">
             <w:drawing>
-              <wp:anchor distT="0" distB="0" distL="114300" distR="114300" simplePos="0" relativeHeight="251747328" behindDoc="0" locked="0" layoutInCell="1" allowOverlap="1" wp14:anchorId="0565E5E8" wp14:editId="714D253C">
+              <wp:anchor distT="0" distB="0" distL="114300" distR="114300" simplePos="0" relativeHeight="251747328" behindDoc="0" locked="0" layoutInCell="1" allowOverlap="1" wp14:anchorId="0565E5E8" wp14:editId="1EC30FAC">
                 <wp:simplePos x="0" y="0"/>
                 <wp:positionH relativeFrom="column">
-                  <wp:posOffset>2139315</wp:posOffset>
+                  <wp:posOffset>-812800</wp:posOffset>
                 </wp:positionH>
                 <wp:positionV relativeFrom="paragraph">
-                  <wp:posOffset>-815340</wp:posOffset>
+                  <wp:posOffset>-812800</wp:posOffset>
                 </wp:positionV>
-                <wp:extent cx="4427855" cy="10498455"/>
-                <wp:effectExtent l="0" t="0" r="0" b="0"/>
+                <wp:extent cx="7361555" cy="10498455"/>
+                <wp:effectExtent l="0" t="0" r="4445" b="4445"/>
                 <wp:wrapNone/>
                 <wp:docPr id="1493946432" name="Rectangle: Rounded Corners 1"/>
                 <wp:cNvGraphicFramePr/>
@@ -4551,7 +4521,7 @@
                       <wps:spPr>
                         <a:xfrm>
                           <a:off x="0" y="0"/>
-                          <a:ext cx="4427855" cy="10498455"/>
+                          <a:ext cx="7361555" cy="10498455"/>
                         </a:xfrm>
                         <a:prstGeom prst="roundRect">
                           <a:avLst>
@@ -4603,7 +4573,7 @@
           </mc:Choice>
           <mc:Fallback>
             <w:pict>
-              <v:roundrect w14:anchorId="2D385991" id="Rectangle: Rounded Corners 1" o:spid="_x0000_s1026" style="position:absolute;margin-left:168.45pt;margin-top:-64.2pt;width:348.65pt;height:826.65pt;z-index:251747328;visibility:visible;mso-wrap-style:square;mso-width-percent:0;mso-height-percent:0;mso-wrap-distance-left:9pt;mso-wrap-distance-top:0;mso-wrap-distance-right:9pt;mso-wrap-distance-bottom:0;mso-position-horizontal:absolute;mso-position-horizontal-relative:text;mso-position-vertical:absolute;mso-position-vertical-relative:text;mso-width-percent:0;mso-height-percent:0;mso-width-relative:margin;mso-height-relative:margin;v-text-anchor:middle" arcsize="1905f" o:gfxdata="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" fillcolor="#f2f2f2 [3052]" stroked="f" strokeweight="1pt">
+              <v:roundrect w14:anchorId="65226334" id="Rectangle: Rounded Corners 1" o:spid="_x0000_s1026" style="position:absolute;margin-left:-64pt;margin-top:-64pt;width:579.65pt;height:826.65pt;z-index:251747328;visibility:visible;mso-wrap-style:square;mso-width-percent:0;mso-height-percent:0;mso-wrap-distance-left:9pt;mso-wrap-distance-top:0;mso-wrap-distance-right:9pt;mso-wrap-distance-bottom:0;mso-position-horizontal:absolute;mso-position-horizontal-relative:text;mso-position-vertical:absolute;mso-position-vertical-relative:text;mso-width-percent:0;mso-height-percent:0;mso-width-relative:margin;mso-height-relative:margin;v-text-anchor:middle" arcsize="1905f" o:gfxdata="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" fillcolor="#f2f2f2 [3052]" stroked="f" strokeweight="1pt">
                 <v:stroke joinstyle="miter"/>
               </v:roundrect>
             </w:pict>
@@ -4617,95 +4587,7 @@
         <mc:AlternateContent>
           <mc:Choice Requires="wps">
             <w:drawing>
-              <wp:anchor distT="0" distB="0" distL="114300" distR="114300" simplePos="0" relativeHeight="251748352" behindDoc="0" locked="0" layoutInCell="1" allowOverlap="1" wp14:anchorId="573E2201" wp14:editId="492EB022">
-                <wp:simplePos x="0" y="0"/>
-                <wp:positionH relativeFrom="page">
-                  <wp:posOffset>78740</wp:posOffset>
-                </wp:positionH>
-                <wp:positionV relativeFrom="paragraph">
-                  <wp:posOffset>-806450</wp:posOffset>
-                </wp:positionV>
-                <wp:extent cx="2886710" cy="10498455"/>
-                <wp:effectExtent l="0" t="0" r="8890" b="0"/>
-                <wp:wrapNone/>
-                <wp:docPr id="448211712" name="Rectangle: Rounded Corners 1"/>
-                <wp:cNvGraphicFramePr/>
-                <a:graphic xmlns:a="http://schemas.openxmlformats.org/drawingml/2006/main">
-                  <a:graphicData uri="http://schemas.microsoft.com/office/word/2010/wordprocessingShape">
-                    <wps:wsp>
-                      <wps:cNvSpPr/>
-                      <wps:spPr>
-                        <a:xfrm>
-                          <a:off x="0" y="0"/>
-                          <a:ext cx="2886710" cy="10498455"/>
-                        </a:xfrm>
-                        <a:prstGeom prst="roundRect">
-                          <a:avLst>
-                            <a:gd name="adj" fmla="val 2906"/>
-                          </a:avLst>
-                        </a:prstGeom>
-                        <a:solidFill>
-                          <a:schemeClr val="bg2">
-                            <a:alpha val="50000"/>
-                          </a:schemeClr>
-                        </a:solidFill>
-                        <a:ln>
-                          <a:noFill/>
-                        </a:ln>
-                      </wps:spPr>
-                      <wps:style>
-                        <a:lnRef idx="2">
-                          <a:schemeClr val="accent1">
-                            <a:shade val="15000"/>
-                          </a:schemeClr>
-                        </a:lnRef>
-                        <a:fillRef idx="1">
-                          <a:schemeClr val="accent1"/>
-                        </a:fillRef>
-                        <a:effectRef idx="0">
-                          <a:schemeClr val="accent1"/>
-                        </a:effectRef>
-                        <a:fontRef idx="minor">
-                          <a:schemeClr val="lt1"/>
-                        </a:fontRef>
-                      </wps:style>
-                      <wps:bodyPr rot="0" spcFirstLastPara="0" vertOverflow="overflow" horzOverflow="overflow" vert="horz" wrap="square" lIns="91440" tIns="45720" rIns="91440" bIns="45720" numCol="1" spcCol="0" rtlCol="0" fromWordArt="0" anchor="ctr" anchorCtr="0" forceAA="0" compatLnSpc="1">
-                        <a:prstTxWarp prst="textNoShape">
-                          <a:avLst/>
-                        </a:prstTxWarp>
-                        <a:noAutofit/>
-                      </wps:bodyPr>
-                    </wps:wsp>
-                  </a:graphicData>
-                </a:graphic>
-                <wp14:sizeRelH relativeFrom="margin">
-                  <wp14:pctWidth>0</wp14:pctWidth>
-                </wp14:sizeRelH>
-                <wp14:sizeRelV relativeFrom="margin">
-                  <wp14:pctHeight>0</wp14:pctHeight>
-                </wp14:sizeRelV>
-              </wp:anchor>
-            </w:drawing>
-          </mc:Choice>
-          <mc:Fallback>
-            <w:pict>
-              <v:roundrect w14:anchorId="76864686" id="Rectangle: Rounded Corners 1" o:spid="_x0000_s1026" style="position:absolute;margin-left:6.2pt;margin-top:-63.5pt;width:227.3pt;height:826.65pt;z-index:251748352;visibility:visible;mso-wrap-style:square;mso-width-percent:0;mso-height-percent:0;mso-wrap-distance-left:9pt;mso-wrap-distance-top:0;mso-wrap-distance-right:9pt;mso-wrap-distance-bottom:0;mso-position-horizontal:absolute;mso-position-horizontal-relative:page;mso-position-vertical:absolute;mso-position-vertical-relative:text;mso-width-percent:0;mso-height-percent:0;mso-width-relative:margin;mso-height-relative:margin;v-text-anchor:middle" arcsize="1905f" o:gfxdata="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" fillcolor="#e8e8e8 [3214]" stroked="f" strokeweight="1pt">
-                <v:fill opacity="32896f"/>
-                <v:stroke joinstyle="miter"/>
-                <w10:wrap anchorx="page"/>
-              </v:roundrect>
-            </w:pict>
-          </mc:Fallback>
-        </mc:AlternateContent>
-      </w:r>
-      <w:r>
-        <w:rPr>
-          <w:noProof/>
-        </w:rPr>
-        <mc:AlternateContent>
-          <mc:Choice Requires="wps">
-            <w:drawing>
-              <wp:anchor distT="0" distB="0" distL="114300" distR="114300" simplePos="0" relativeHeight="251746304" behindDoc="0" locked="0" layoutInCell="1" allowOverlap="1" wp14:anchorId="7CDFDAE8" wp14:editId="1F27F11B">
+              <wp:anchor distT="0" distB="0" distL="114300" distR="114300" simplePos="0" relativeHeight="251746304" behindDoc="0" locked="0" layoutInCell="1" allowOverlap="1" wp14:anchorId="7CDFDAE8" wp14:editId="7FB692A8">
                 <wp:simplePos x="0" y="0"/>
                 <wp:positionH relativeFrom="page">
                   <wp:posOffset>-1814</wp:posOffset>
@@ -4795,7 +4677,7 @@
           </mc:Choice>
           <mc:Fallback>
             <w:pict>
-              <v:rect w14:anchorId="3279CAC9" id="Rectangle 1976562433" o:spid="_x0000_s1026" style="position:absolute;margin-left:-.15pt;margin-top:-70.9pt;width:622.8pt;height:917.4pt;z-index:251746304;visibility:visible;mso-wrap-style:square;mso-width-percent:0;mso-height-percent:0;mso-wrap-distance-left:9pt;mso-wrap-distance-top:0;mso-wrap-distance-right:9pt;mso-wrap-distance-bottom:0;mso-position-horizontal:absolute;mso-position-horizontal-relative:page;mso-position-vertical:absolute;mso-position-vertical-relative:text;mso-width-percent:0;mso-height-percent:0;mso-width-relative:margin;mso-height-relative:margin;v-text-anchor:middle" o:gfxdata="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" fillcolor="#5a5a5a [2109]" stroked="f" strokeweight="1pt">
+              <v:rect w14:anchorId="632872AF" id="Rectangle 1976562433" o:spid="_x0000_s1026" style="position:absolute;margin-left:-.15pt;margin-top:-70.9pt;width:622.8pt;height:917.4pt;z-index:251746304;visibility:visible;mso-wrap-style:square;mso-width-percent:0;mso-height-percent:0;mso-wrap-distance-left:9pt;mso-wrap-distance-top:0;mso-wrap-distance-right:9pt;mso-wrap-distance-bottom:0;mso-position-horizontal:absolute;mso-position-horizontal-relative:page;mso-position-vertical:absolute;mso-position-vertical-relative:text;mso-width-percent:0;mso-height-percent:0;mso-width-relative:margin;mso-height-relative:margin;v-text-anchor:middle" o:gfxdata="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" fillcolor="#5a5a5a [2109]" stroked="f" strokeweight="1pt">
                 <v:fill color2="#d8d8d8 [2732]" rotate="t" colors="0 #595959;35389f #d3d3d3;1 #d9d9d9" focus="100%" type="gradient">
                   <o:fill v:ext="view" type="gradientUnscaled"/>
                 </v:fill>
@@ -4825,18 +4707,18 @@
         <mc:AlternateContent>
           <mc:Choice Requires="wps">
             <w:drawing>
-              <wp:anchor distT="0" distB="0" distL="114300" distR="114300" simplePos="0" relativeHeight="251749376" behindDoc="0" locked="0" layoutInCell="1" allowOverlap="1" wp14:anchorId="1A822520" wp14:editId="5D8B6B93">
+              <wp:anchor distT="0" distB="0" distL="114300" distR="114300" simplePos="0" relativeHeight="251759616" behindDoc="0" locked="0" layoutInCell="1" allowOverlap="1" wp14:anchorId="005B4B3E" wp14:editId="629090BB">
                 <wp:simplePos x="0" y="0"/>
                 <wp:positionH relativeFrom="column">
-                  <wp:posOffset>2468880</wp:posOffset>
+                  <wp:posOffset>5536565</wp:posOffset>
                 </wp:positionH>
                 <wp:positionV relativeFrom="paragraph">
-                  <wp:posOffset>1078230</wp:posOffset>
+                  <wp:posOffset>9077765</wp:posOffset>
                 </wp:positionV>
-                <wp:extent cx="3802380" cy="5654040"/>
-                <wp:effectExtent l="0" t="0" r="0" b="3810"/>
+                <wp:extent cx="1012190" cy="260985"/>
+                <wp:effectExtent l="0" t="0" r="0" b="0"/>
                 <wp:wrapNone/>
-                <wp:docPr id="1122049718" name="Text Box 1122049718"/>
+                <wp:docPr id="2135938930" name="Text Box 2135938930"/>
                 <wp:cNvGraphicFramePr/>
                 <a:graphic xmlns:a="http://schemas.openxmlformats.org/drawingml/2006/main">
                   <a:graphicData uri="http://schemas.microsoft.com/office/word/2010/wordprocessingShape">
@@ -4845,7 +4727,7 @@
                       <wps:spPr>
                         <a:xfrm>
                           <a:off x="0" y="0"/>
-                          <a:ext cx="3802380" cy="5654040"/>
+                          <a:ext cx="1012190" cy="260985"/>
                         </a:xfrm>
                         <a:prstGeom prst="rect">
                           <a:avLst/>
@@ -4859,133 +4741,23 @@
                         <w:txbxContent>
                           <w:p>
                             <w:pPr>
-                              <w:spacing w:line="240" w:lineRule="auto"/>
-                              <w:rPr>
-                                <w:b/>
-                                <w:bCs/>
+                              <w:rPr>
+                                <w:sz w:val="24"/>
+                                <w:szCs w:val="24"/>
+                                <w:lang w:val="en-US"/>
                               </w:rPr>
                             </w:pPr>
                             <w:r>
-                              <w:rPr>
-                                <w:b/>
-                                <w:bCs/>
-                              </w:rPr>
-                              <w:t>Full Stack Web Developer</w:t>
-                            </w:r>
-                            <w:r>
-                              <w:rPr>
-                                <w:b/>
-                                <w:bCs/>
-                              </w:rPr>
-                              <w:br/>
-                            </w:r>
-                            <w:r>
-                              <w:rPr>
-                                <w:b/>
-                                <w:bCs/>
-                              </w:rPr>
-                              <w:t>FEIWIN</w:t>
-                            </w:r>
-                            <w:r>
-                              <w:t>, Cavite</w:t>
-                            </w:r>
-                            <w:r>
-                              <w:br/>
-                            </w:r>
-                            <w:r>
-                              <w:t>F</w:t>
-                            </w:r>
-                            <w:r>
-                              <w:t>ull-Time</w:t>
-                            </w:r>
-                            <w:r>
-                              <w:t xml:space="preserve">: </w:t>
-                            </w:r>
-                            <w:r>
-                              <w:t>October 2023 – September 2024</w:t>
-                            </w:r>
-                          </w:p>
-                          <w:p>
-                            <w:pPr>
-                              <w:pStyle w:val="ListParagraph"/>
-                              <w:numPr>
-                                <w:ilvl w:val="0"/>
-                                <w:numId w:val="5"/>
-                              </w:numPr>
-                              <w:jc w:val="both"/>
-                            </w:pPr>
-                            <w:r>
-                              <w:t>Developed and maintained scalable web applications and SPAs using CSS, SCSS, PHP, Laravel, TALL Stack, Vue, React, and MySQL, ensuring seamless user experiences. Collaborated with product management to deliver features on time, conducted code reviews, resolved bugs, and optimized performance for high-quality, maintainable code.</w:t>
-                            </w:r>
-                          </w:p>
-                          <w:p>
-                            <w:pPr>
-                              <w:pStyle w:val="ListParagraph"/>
-                              <w:numPr>
-                                <w:ilvl w:val="0"/>
-                                <w:numId w:val="5"/>
-                              </w:numPr>
-                              <w:jc w:val="both"/>
-                            </w:pPr>
-                            <w:r>
-                              <w:t>Developed, implemented, optimized, and maintained secure, scalable RESTful APIs to ensure efficient and seamless communication between front-end and back-end systems. Integrated third-party APIs, including Game Provider APIs, to ensure efficient data exchange, boosting performance and user experience. For API documentation, used Swagger to provide clear, interactive, and well-structured API references for developers.</w:t>
-                            </w:r>
-                          </w:p>
-                          <w:p>
-                            <w:pPr>
-                              <w:pStyle w:val="ListParagraph"/>
-                              <w:numPr>
-                                <w:ilvl w:val="0"/>
-                                <w:numId w:val="5"/>
-                              </w:numPr>
-                              <w:jc w:val="both"/>
-                            </w:pPr>
-                            <w:r>
-                              <w:t>Managed version control using Git</w:t>
-                            </w:r>
-                            <w:r>
-                              <w:t xml:space="preserve"> and </w:t>
-                            </w:r>
-                            <w:r>
-                              <w:t xml:space="preserve">Bitbucket </w:t>
-                            </w:r>
-                            <w:r>
-                              <w:t>to ensure smooth collaboration and code integrity.</w:t>
-                            </w:r>
-                          </w:p>
-                          <w:p>
-                            <w:pPr>
-                              <w:pStyle w:val="ListParagraph"/>
-                              <w:numPr>
-                                <w:ilvl w:val="0"/>
-                                <w:numId w:val="5"/>
-                              </w:numPr>
-                              <w:jc w:val="both"/>
-                            </w:pPr>
-                            <w:r>
-                              <w:t>Developed and maintained CI/CD pipelines using Jenkins and Docker, automating testing, deployment, and delivery workflows to enhance reliability and deployment speed.</w:t>
-                            </w:r>
-                          </w:p>
-                          <w:p>
-                            <w:pPr>
-                              <w:pStyle w:val="ListParagraph"/>
-                              <w:numPr>
-                                <w:ilvl w:val="0"/>
-                                <w:numId w:val="5"/>
-                              </w:numPr>
-                              <w:jc w:val="both"/>
-                            </w:pPr>
-                            <w:r>
-                              <w:t>Integrated and managed AWS services, including EC2, RDS, S3,</w:t>
-                            </w:r>
-                            <w:r>
-                              <w:t xml:space="preserve"> </w:t>
-                            </w:r>
-                            <w:r>
-                              <w:t>Lambda</w:t>
-                            </w:r>
-                            <w:r>
-                              <w:t xml:space="preserve"> and IAM, to optimize cloud infrastructure, enhance scalability, and streamline file management.</w:t>
+                              <w:t>2</w:t>
+                            </w:r>
+                            <w:r>
+                              <w:t xml:space="preserve"> of </w:t>
+                            </w:r>
+                            <w:r>
+                              <w:t>3</w:t>
+                            </w:r>
+                            <w:r>
+                              <w:t xml:space="preserve"> Pages</w:t>
                             </w:r>
                           </w:p>
                         </w:txbxContent>
@@ -5010,138 +4782,28 @@
           </mc:Choice>
           <mc:Fallback>
             <w:pict>
-              <v:shape w14:anchorId="1A822520" id="Text Box 1122049718" o:spid="_x0000_s1049" type="#_x0000_t202" style="position:absolute;margin-left:194.4pt;margin-top:84.9pt;width:299.4pt;height:445.2pt;z-index:251749376;visibility:visible;mso-wrap-style:square;mso-width-percent:0;mso-height-percent:0;mso-wrap-distance-left:9pt;mso-wrap-distance-top:0;mso-wrap-distance-right:9pt;mso-wrap-distance-bottom:0;mso-position-horizontal:absolute;mso-position-horizontal-relative:text;mso-position-vertical:absolute;mso-position-vertical-relative:text;mso-width-percent:0;mso-height-percent:0;mso-width-relative:margin;mso-height-relative:margin;v-text-anchor:top" o:gfxdata="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" filled="f" stroked="f" strokeweight=".5pt">
+              <v:shape w14:anchorId="005B4B3E" id="Text Box 2135938930" o:spid="_x0000_s1049" type="#_x0000_t202" style="position:absolute;margin-left:435.95pt;margin-top:714.8pt;width:79.7pt;height:20.55pt;z-index:251759616;visibility:visible;mso-wrap-style:square;mso-width-percent:0;mso-height-percent:0;mso-wrap-distance-left:9pt;mso-wrap-distance-top:0;mso-wrap-distance-right:9pt;mso-wrap-distance-bottom:0;mso-position-horizontal:absolute;mso-position-horizontal-relative:text;mso-position-vertical:absolute;mso-position-vertical-relative:text;mso-width-percent:0;mso-height-percent:0;mso-width-relative:margin;mso-height-relative:margin;v-text-anchor:top" o:gfxdata="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" filled="f" stroked="f" strokeweight=".5pt">
                 <v:textbox>
                   <w:txbxContent>
                     <w:p>
                       <w:pPr>
-                        <w:spacing w:line="240" w:lineRule="auto"/>
-                        <w:rPr>
-                          <w:b/>
-                          <w:bCs/>
+                        <w:rPr>
+                          <w:sz w:val="24"/>
+                          <w:szCs w:val="24"/>
+                          <w:lang w:val="en-US"/>
                         </w:rPr>
                       </w:pPr>
                       <w:r>
-                        <w:rPr>
-                          <w:b/>
-                          <w:bCs/>
-                        </w:rPr>
-                        <w:t>Full Stack Web Developer</w:t>
-                      </w:r>
-                      <w:r>
-                        <w:rPr>
-                          <w:b/>
-                          <w:bCs/>
-                        </w:rPr>
-                        <w:br/>
-                      </w:r>
-                      <w:r>
-                        <w:rPr>
-                          <w:b/>
-                          <w:bCs/>
-                        </w:rPr>
-                        <w:t>FEIWIN</w:t>
-                      </w:r>
-                      <w:r>
-                        <w:t>, Cavite</w:t>
-                      </w:r>
-                      <w:r>
-                        <w:br/>
-                      </w:r>
-                      <w:r>
-                        <w:t>F</w:t>
-                      </w:r>
-                      <w:r>
-                        <w:t>ull-Time</w:t>
-                      </w:r>
-                      <w:r>
-                        <w:t xml:space="preserve">: </w:t>
-                      </w:r>
-                      <w:r>
-                        <w:t>October 2023 – September 2024</w:t>
-                      </w:r>
-                    </w:p>
-                    <w:p>
-                      <w:pPr>
-                        <w:pStyle w:val="ListParagraph"/>
-                        <w:numPr>
-                          <w:ilvl w:val="0"/>
-                          <w:numId w:val="5"/>
-                        </w:numPr>
-                        <w:jc w:val="both"/>
-                      </w:pPr>
-                      <w:r>
-                        <w:t>Developed and maintained scalable web applications and SPAs using CSS, SCSS, PHP, Laravel, TALL Stack, Vue, React, and MySQL, ensuring seamless user experiences. Collaborated with product management to deliver features on time, conducted code reviews, resolved bugs, and optimized performance for high-quality, maintainable code.</w:t>
-                      </w:r>
-                    </w:p>
-                    <w:p>
-                      <w:pPr>
-                        <w:pStyle w:val="ListParagraph"/>
-                        <w:numPr>
-                          <w:ilvl w:val="0"/>
-                          <w:numId w:val="5"/>
-                        </w:numPr>
-                        <w:jc w:val="both"/>
-                      </w:pPr>
-                      <w:r>
-                        <w:t>Developed, implemented, optimized, and maintained secure, scalable RESTful APIs to ensure efficient and seamless communication between front-end and back-end systems. Integrated third-party APIs, including Game Provider APIs, to ensure efficient data exchange, boosting performance and user experience. For API documentation, used Swagger to provide clear, interactive, and well-structured API references for developers.</w:t>
-                      </w:r>
-                    </w:p>
-                    <w:p>
-                      <w:pPr>
-                        <w:pStyle w:val="ListParagraph"/>
-                        <w:numPr>
-                          <w:ilvl w:val="0"/>
-                          <w:numId w:val="5"/>
-                        </w:numPr>
-                        <w:jc w:val="both"/>
-                      </w:pPr>
-                      <w:r>
-                        <w:t>Managed version control using Git</w:t>
-                      </w:r>
-                      <w:r>
-                        <w:t xml:space="preserve"> and </w:t>
-                      </w:r>
-                      <w:r>
-                        <w:t xml:space="preserve">Bitbucket </w:t>
-                      </w:r>
-                      <w:r>
-                        <w:t>to ensure smooth collaboration and code integrity.</w:t>
-                      </w:r>
-                    </w:p>
-                    <w:p>
-                      <w:pPr>
-                        <w:pStyle w:val="ListParagraph"/>
-                        <w:numPr>
-                          <w:ilvl w:val="0"/>
-                          <w:numId w:val="5"/>
-                        </w:numPr>
-                        <w:jc w:val="both"/>
-                      </w:pPr>
-                      <w:r>
-                        <w:t>Developed and maintained CI/CD pipelines using Jenkins and Docker, automating testing, deployment, and delivery workflows to enhance reliability and deployment speed.</w:t>
-                      </w:r>
-                    </w:p>
-                    <w:p>
-                      <w:pPr>
-                        <w:pStyle w:val="ListParagraph"/>
-                        <w:numPr>
-                          <w:ilvl w:val="0"/>
-                          <w:numId w:val="5"/>
-                        </w:numPr>
-                        <w:jc w:val="both"/>
-                      </w:pPr>
-                      <w:r>
-                        <w:t>Integrated and managed AWS services, including EC2, RDS, S3,</w:t>
-                      </w:r>
-                      <w:r>
-                        <w:t xml:space="preserve"> </w:t>
-                      </w:r>
-                      <w:r>
-                        <w:t>Lambda</w:t>
-                      </w:r>
-                      <w:r>
-                        <w:t xml:space="preserve"> and IAM, to optimize cloud infrastructure, enhance scalability, and streamline file management.</w:t>
+                        <w:t>2</w:t>
+                      </w:r>
+                      <w:r>
+                        <w:t xml:space="preserve"> of </w:t>
+                      </w:r>
+                      <w:r>
+                        <w:t>3</w:t>
+                      </w:r>
+                      <w:r>
+                        <w:t xml:space="preserve"> Pages</w:t>
                       </w:r>
                     </w:p>
                   </w:txbxContent>
@@ -5158,18 +4820,18 @@
         <mc:AlternateContent>
           <mc:Choice Requires="wps">
             <w:drawing>
-              <wp:anchor distT="0" distB="0" distL="114300" distR="114300" simplePos="0" relativeHeight="251751424" behindDoc="0" locked="0" layoutInCell="1" allowOverlap="1" wp14:anchorId="1BBDBB51" wp14:editId="53F49A76">
+              <wp:anchor distT="0" distB="0" distL="114300" distR="114300" simplePos="0" relativeHeight="251749376" behindDoc="0" locked="0" layoutInCell="1" allowOverlap="1" wp14:anchorId="1A822520" wp14:editId="13029115">
                 <wp:simplePos x="0" y="0"/>
                 <wp:positionH relativeFrom="column">
-                  <wp:posOffset>2415540</wp:posOffset>
+                  <wp:posOffset>-558800</wp:posOffset>
                 </wp:positionH>
                 <wp:positionV relativeFrom="paragraph">
-                  <wp:posOffset>6800850</wp:posOffset>
+                  <wp:posOffset>387350</wp:posOffset>
                 </wp:positionV>
-                <wp:extent cx="3808730" cy="2194560"/>
+                <wp:extent cx="6824980" cy="3390900"/>
                 <wp:effectExtent l="0" t="0" r="0" b="0"/>
                 <wp:wrapNone/>
-                <wp:docPr id="815128132" name="Text Box 815128132"/>
+                <wp:docPr id="1122049718" name="Text Box 1122049718"/>
                 <wp:cNvGraphicFramePr/>
                 <a:graphic xmlns:a="http://schemas.openxmlformats.org/drawingml/2006/main">
                   <a:graphicData uri="http://schemas.microsoft.com/office/word/2010/wordprocessingShape">
@@ -5178,7 +4840,7 @@
                       <wps:spPr>
                         <a:xfrm>
                           <a:off x="0" y="0"/>
-                          <a:ext cx="3808730" cy="2194560"/>
+                          <a:ext cx="6824980" cy="3390900"/>
                         </a:xfrm>
                         <a:prstGeom prst="rect">
                           <a:avLst/>
@@ -5210,46 +4872,32 @@
                                 <w:b/>
                                 <w:bCs/>
                               </w:rPr>
-                              <w:t xml:space="preserve"> </w:t>
+                              <w:br/>
                             </w:r>
                             <w:r>
                               <w:rPr>
                                 <w:b/>
                                 <w:bCs/>
                               </w:rPr>
-                              <w:t>&amp; 2d Game Developer</w:t>
-                            </w:r>
-                            <w:r>
-                              <w:rPr>
-                                <w:b/>
-                                <w:bCs/>
-                              </w:rPr>
+                              <w:t>FEIWIN</w:t>
+                            </w:r>
+                            <w:r>
+                              <w:t>, Cavite</w:t>
+                            </w:r>
+                            <w:r>
                               <w:br/>
                             </w:r>
                             <w:r>
-                              <w:rPr>
-                                <w:b/>
-                                <w:bCs/>
-                              </w:rPr>
-                              <w:t>Infinite Evolution Technology Incorporation</w:t>
-                            </w:r>
-                            <w:r>
-                              <w:t xml:space="preserve">, </w:t>
-                            </w:r>
-                            <w:r>
-                              <w:t>Pasay</w:t>
-                            </w:r>
-                            <w:r>
-                              <w:br/>
-                            </w:r>
-                            <w:r>
-                              <w:t>Full-Time</w:t>
+                              <w:t>F</w:t>
+                            </w:r>
+                            <w:r>
+                              <w:t>ull-Time</w:t>
                             </w:r>
                             <w:r>
                               <w:t xml:space="preserve">: </w:t>
                             </w:r>
                             <w:r>
-                              <w:t>October 2022 – September 2023</w:t>
+                              <w:t>October 2023 – September 2024</w:t>
                             </w:r>
                           </w:p>
                           <w:p>
@@ -5262,6 +4910,353 @@
                               <w:jc w:val="both"/>
                             </w:pPr>
                             <w:r>
+                              <w:t>Developed and maintained scalable web applications and SPAs using CSS, SCSS, PHP, Laravel, TALL Stack, Vue, React, and MySQL, ensuring seamless user experiences. Collaborated with product management to deliver features on time, conducted code reviews, resolved bugs, and optimized performance for high-quality, maintainable code.</w:t>
+                            </w:r>
+                          </w:p>
+                          <w:p>
+                            <w:pPr>
+                              <w:pStyle w:val="ListParagraph"/>
+                              <w:numPr>
+                                <w:ilvl w:val="0"/>
+                                <w:numId w:val="5"/>
+                              </w:numPr>
+                              <w:jc w:val="both"/>
+                            </w:pPr>
+                            <w:r>
+                              <w:t>Developed, implemented, optimized, and maintained secure, scalable RESTful APIs to ensure efficient and seamless communication between front-end and back-end systems. Integrated third-party APIs, including Game Provider APIs, to ensure efficient data exchange, boosting performance and user experience. For API documentation, used Swagger to provide clear, interactive, and well-structured API references for developers.</w:t>
+                            </w:r>
+                          </w:p>
+                          <w:p>
+                            <w:pPr>
+                              <w:pStyle w:val="ListParagraph"/>
+                              <w:numPr>
+                                <w:ilvl w:val="0"/>
+                                <w:numId w:val="5"/>
+                              </w:numPr>
+                              <w:jc w:val="both"/>
+                            </w:pPr>
+                            <w:r>
+                              <w:t>Managed version control using Git</w:t>
+                            </w:r>
+                            <w:r>
+                              <w:t xml:space="preserve"> and </w:t>
+                            </w:r>
+                            <w:r>
+                              <w:t xml:space="preserve">Bitbucket </w:t>
+                            </w:r>
+                            <w:r>
+                              <w:t>to ensure smooth collaboration and code integrity.</w:t>
+                            </w:r>
+                          </w:p>
+                          <w:p>
+                            <w:pPr>
+                              <w:pStyle w:val="ListParagraph"/>
+                              <w:numPr>
+                                <w:ilvl w:val="0"/>
+                                <w:numId w:val="5"/>
+                              </w:numPr>
+                              <w:jc w:val="both"/>
+                            </w:pPr>
+                            <w:r>
+                              <w:t>Developed and maintained CI/CD pipelines using Jenkins and Docker, automating testing, deployment, and delivery workflows to enhance reliability and deployment speed.</w:t>
+                            </w:r>
+                          </w:p>
+                          <w:p>
+                            <w:pPr>
+                              <w:pStyle w:val="ListParagraph"/>
+                              <w:numPr>
+                                <w:ilvl w:val="0"/>
+                                <w:numId w:val="5"/>
+                              </w:numPr>
+                              <w:jc w:val="both"/>
+                            </w:pPr>
+                            <w:r>
+                              <w:t>Integrated and managed AWS services, including EC2, RDS, S3,</w:t>
+                            </w:r>
+                            <w:r>
+                              <w:t xml:space="preserve"> </w:t>
+                            </w:r>
+                            <w:r>
+                              <w:t>Lambda</w:t>
+                            </w:r>
+                            <w:r>
+                              <w:t xml:space="preserve"> and IAM, to optimize cloud infrastructure, enhance scalability, and streamline file management.</w:t>
+                            </w:r>
+                          </w:p>
+                        </w:txbxContent>
+                      </wps:txbx>
+                      <wps:bodyPr rot="0" spcFirstLastPara="0" vertOverflow="overflow" horzOverflow="overflow" vert="horz" wrap="square" lIns="91440" tIns="45720" rIns="91440" bIns="45720" numCol="1" spcCol="0" rtlCol="0" fromWordArt="0" anchor="t" anchorCtr="0" forceAA="0" compatLnSpc="1">
+                        <a:prstTxWarp prst="textNoShape">
+                          <a:avLst/>
+                        </a:prstTxWarp>
+                        <a:noAutofit/>
+                      </wps:bodyPr>
+                    </wps:wsp>
+                  </a:graphicData>
+                </a:graphic>
+                <wp14:sizeRelH relativeFrom="margin">
+                  <wp14:pctWidth>0</wp14:pctWidth>
+                </wp14:sizeRelH>
+                <wp14:sizeRelV relativeFrom="margin">
+                  <wp14:pctHeight>0</wp14:pctHeight>
+                </wp14:sizeRelV>
+              </wp:anchor>
+            </w:drawing>
+          </mc:Choice>
+          <mc:Fallback>
+            <w:pict>
+              <v:shape w14:anchorId="1A822520" id="Text Box 1122049718" o:spid="_x0000_s1049" type="#_x0000_t202" style="position:absolute;margin-left:-44pt;margin-top:30.5pt;width:537.4pt;height:267pt;z-index:251749376;visibility:visible;mso-wrap-style:square;mso-width-percent:0;mso-height-percent:0;mso-wrap-distance-left:9pt;mso-wrap-distance-top:0;mso-wrap-distance-right:9pt;mso-wrap-distance-bottom:0;mso-position-horizontal:absolute;mso-position-horizontal-relative:text;mso-position-vertical:absolute;mso-position-vertical-relative:text;mso-width-percent:0;mso-height-percent:0;mso-width-relative:margin;mso-height-relative:margin;v-text-anchor:top" o:gfxdata="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" filled="f" stroked="f" strokeweight=".5pt">
+                <v:textbox>
+                  <w:txbxContent>
+                    <w:p>
+                      <w:pPr>
+                        <w:spacing w:line="240" w:lineRule="auto"/>
+                        <w:rPr>
+                          <w:b/>
+                          <w:bCs/>
+                        </w:rPr>
+                      </w:pPr>
+                      <w:r>
+                        <w:rPr>
+                          <w:b/>
+                          <w:bCs/>
+                        </w:rPr>
+                        <w:t>Full Stack Web Developer</w:t>
+                      </w:r>
+                      <w:r>
+                        <w:rPr>
+                          <w:b/>
+                          <w:bCs/>
+                        </w:rPr>
+                        <w:br/>
+                      </w:r>
+                      <w:r>
+                        <w:rPr>
+                          <w:b/>
+                          <w:bCs/>
+                        </w:rPr>
+                        <w:t>FEIWIN</w:t>
+                      </w:r>
+                      <w:r>
+                        <w:t>, Cavite</w:t>
+                      </w:r>
+                      <w:r>
+                        <w:br/>
+                      </w:r>
+                      <w:r>
+                        <w:t>F</w:t>
+                      </w:r>
+                      <w:r>
+                        <w:t>ull-Time</w:t>
+                      </w:r>
+                      <w:r>
+                        <w:t xml:space="preserve">: </w:t>
+                      </w:r>
+                      <w:r>
+                        <w:t>October 2023 – September 2024</w:t>
+                      </w:r>
+                    </w:p>
+                    <w:p>
+                      <w:pPr>
+                        <w:pStyle w:val="ListParagraph"/>
+                        <w:numPr>
+                          <w:ilvl w:val="0"/>
+                          <w:numId w:val="5"/>
+                        </w:numPr>
+                        <w:jc w:val="both"/>
+                      </w:pPr>
+                      <w:r>
+                        <w:t>Developed and maintained scalable web applications and SPAs using CSS, SCSS, PHP, Laravel, TALL Stack, Vue, React, and MySQL, ensuring seamless user experiences. Collaborated with product management to deliver features on time, conducted code reviews, resolved bugs, and optimized performance for high-quality, maintainable code.</w:t>
+                      </w:r>
+                    </w:p>
+                    <w:p>
+                      <w:pPr>
+                        <w:pStyle w:val="ListParagraph"/>
+                        <w:numPr>
+                          <w:ilvl w:val="0"/>
+                          <w:numId w:val="5"/>
+                        </w:numPr>
+                        <w:jc w:val="both"/>
+                      </w:pPr>
+                      <w:r>
+                        <w:t>Developed, implemented, optimized, and maintained secure, scalable RESTful APIs to ensure efficient and seamless communication between front-end and back-end systems. Integrated third-party APIs, including Game Provider APIs, to ensure efficient data exchange, boosting performance and user experience. For API documentation, used Swagger to provide clear, interactive, and well-structured API references for developers.</w:t>
+                      </w:r>
+                    </w:p>
+                    <w:p>
+                      <w:pPr>
+                        <w:pStyle w:val="ListParagraph"/>
+                        <w:numPr>
+                          <w:ilvl w:val="0"/>
+                          <w:numId w:val="5"/>
+                        </w:numPr>
+                        <w:jc w:val="both"/>
+                      </w:pPr>
+                      <w:r>
+                        <w:t>Managed version control using Git</w:t>
+                      </w:r>
+                      <w:r>
+                        <w:t xml:space="preserve"> and </w:t>
+                      </w:r>
+                      <w:r>
+                        <w:t xml:space="preserve">Bitbucket </w:t>
+                      </w:r>
+                      <w:r>
+                        <w:t>to ensure smooth collaboration and code integrity.</w:t>
+                      </w:r>
+                    </w:p>
+                    <w:p>
+                      <w:pPr>
+                        <w:pStyle w:val="ListParagraph"/>
+                        <w:numPr>
+                          <w:ilvl w:val="0"/>
+                          <w:numId w:val="5"/>
+                        </w:numPr>
+                        <w:jc w:val="both"/>
+                      </w:pPr>
+                      <w:r>
+                        <w:t>Developed and maintained CI/CD pipelines using Jenkins and Docker, automating testing, deployment, and delivery workflows to enhance reliability and deployment speed.</w:t>
+                      </w:r>
+                    </w:p>
+                    <w:p>
+                      <w:pPr>
+                        <w:pStyle w:val="ListParagraph"/>
+                        <w:numPr>
+                          <w:ilvl w:val="0"/>
+                          <w:numId w:val="5"/>
+                        </w:numPr>
+                        <w:jc w:val="both"/>
+                      </w:pPr>
+                      <w:r>
+                        <w:t>Integrated and managed AWS services, including EC2, RDS, S3,</w:t>
+                      </w:r>
+                      <w:r>
+                        <w:t xml:space="preserve"> </w:t>
+                      </w:r>
+                      <w:r>
+                        <w:t>Lambda</w:t>
+                      </w:r>
+                      <w:r>
+                        <w:t xml:space="preserve"> and IAM, to optimize cloud infrastructure, enhance scalability, and streamline file management.</w:t>
+                      </w:r>
+                    </w:p>
+                  </w:txbxContent>
+                </v:textbox>
+              </v:shape>
+            </w:pict>
+          </mc:Fallback>
+        </mc:AlternateContent>
+      </w:r>
+      <w:r>
+        <w:rPr>
+          <w:noProof/>
+        </w:rPr>
+        <mc:AlternateContent>
+          <mc:Choice Requires="wps">
+            <w:drawing>
+              <wp:anchor distT="0" distB="0" distL="114300" distR="114300" simplePos="0" relativeHeight="251751424" behindDoc="0" locked="0" layoutInCell="1" allowOverlap="1" wp14:anchorId="1BBDBB51" wp14:editId="29D17E87">
+                <wp:simplePos x="0" y="0"/>
+                <wp:positionH relativeFrom="column">
+                  <wp:posOffset>-558800</wp:posOffset>
+                </wp:positionH>
+                <wp:positionV relativeFrom="paragraph">
+                  <wp:posOffset>3854450</wp:posOffset>
+                </wp:positionV>
+                <wp:extent cx="6780530" cy="2451100"/>
+                <wp:effectExtent l="0" t="0" r="0" b="0"/>
+                <wp:wrapNone/>
+                <wp:docPr id="815128132" name="Text Box 815128132"/>
+                <wp:cNvGraphicFramePr/>
+                <a:graphic xmlns:a="http://schemas.openxmlformats.org/drawingml/2006/main">
+                  <a:graphicData uri="http://schemas.microsoft.com/office/word/2010/wordprocessingShape">
+                    <wps:wsp>
+                      <wps:cNvSpPr txBox="1"/>
+                      <wps:spPr>
+                        <a:xfrm>
+                          <a:off x="0" y="0"/>
+                          <a:ext cx="6780530" cy="2451100"/>
+                        </a:xfrm>
+                        <a:prstGeom prst="rect">
+                          <a:avLst/>
+                        </a:prstGeom>
+                        <a:noFill/>
+                        <a:ln w="6350">
+                          <a:noFill/>
+                        </a:ln>
+                      </wps:spPr>
+                      <wps:txbx>
+                        <w:txbxContent>
+                          <w:p>
+                            <w:pPr>
+                              <w:spacing w:line="240" w:lineRule="auto"/>
+                              <w:rPr>
+                                <w:b/>
+                                <w:bCs/>
+                              </w:rPr>
+                            </w:pPr>
+                            <w:r>
+                              <w:rPr>
+                                <w:b/>
+                                <w:bCs/>
+                              </w:rPr>
+                              <w:t>Full Stack Web Developer</w:t>
+                            </w:r>
+                            <w:r>
+                              <w:rPr>
+                                <w:b/>
+                                <w:bCs/>
+                              </w:rPr>
+                              <w:t xml:space="preserve"> </w:t>
+                            </w:r>
+                            <w:r>
+                              <w:rPr>
+                                <w:b/>
+                                <w:bCs/>
+                              </w:rPr>
+                              <w:t>&amp; 2d Game Developer</w:t>
+                            </w:r>
+                            <w:r>
+                              <w:rPr>
+                                <w:b/>
+                                <w:bCs/>
+                              </w:rPr>
+                              <w:br/>
+                            </w:r>
+                            <w:r>
+                              <w:rPr>
+                                <w:b/>
+                                <w:bCs/>
+                              </w:rPr>
+                              <w:t>Infinite Evolution Technology Incorporation</w:t>
+                            </w:r>
+                            <w:r>
+                              <w:t xml:space="preserve">, </w:t>
+                            </w:r>
+                            <w:r>
+                              <w:t>Pasay</w:t>
+                            </w:r>
+                            <w:r>
+                              <w:br/>
+                            </w:r>
+                            <w:r>
+                              <w:t>Full-Time</w:t>
+                            </w:r>
+                            <w:r>
+                              <w:t xml:space="preserve">: </w:t>
+                            </w:r>
+                            <w:r>
+                              <w:t>October 2022 – September 2023</w:t>
+                            </w:r>
+                          </w:p>
+                          <w:p>
+                            <w:pPr>
+                              <w:pStyle w:val="ListParagraph"/>
+                              <w:numPr>
+                                <w:ilvl w:val="0"/>
+                                <w:numId w:val="5"/>
+                              </w:numPr>
+                              <w:jc w:val="both"/>
+                            </w:pPr>
+                            <w:r>
                               <w:t xml:space="preserve">Developed and maintained scalable web applications, SPAs, and mobile game applications using CSS, SCSS, PHP, </w:t>
                             </w:r>
                             <w:proofErr w:type="spellStart"/>
@@ -5271,6 +5266,57 @@
                             <w:proofErr w:type="spellEnd"/>
                             <w:r>
                               <w:t>, Cocos2dx, Lua, and MySQL. Collaborated with product management to prioritize and deliver features on time, while conducting code reviews, resolving bugs, and optimizing performance for high-quality, maintainable code.</w:t>
+                            </w:r>
+                          </w:p>
+                          <w:p>
+                            <w:pPr>
+                              <w:pStyle w:val="ListParagraph"/>
+                              <w:numPr>
+                                <w:ilvl w:val="0"/>
+                                <w:numId w:val="5"/>
+                              </w:numPr>
+                              <w:jc w:val="both"/>
+                            </w:pPr>
+                            <w:r>
+                              <w:t>Developed and maintained CI/CD pipelines using Jenkins and Docker, automating testing, deployment, and delivery workflows to enhance reliability and deployment speed.</w:t>
+                            </w:r>
+                          </w:p>
+                          <w:p>
+                            <w:pPr>
+                              <w:pStyle w:val="ListParagraph"/>
+                              <w:numPr>
+                                <w:ilvl w:val="0"/>
+                                <w:numId w:val="5"/>
+                              </w:numPr>
+                              <w:jc w:val="both"/>
+                            </w:pPr>
+                            <w:r>
+                              <w:t>Developed and improved RESTful APIs</w:t>
+                            </w:r>
+                            <w:r>
+                              <w:t xml:space="preserve"> to ensure efficient communication between the front-end and back-end of the game, optimizing performance and scalability for a smoother user experience.</w:t>
+                            </w:r>
+                          </w:p>
+                          <w:p>
+                            <w:pPr>
+                              <w:pStyle w:val="ListParagraph"/>
+                              <w:numPr>
+                                <w:ilvl w:val="0"/>
+                                <w:numId w:val="5"/>
+                              </w:numPr>
+                              <w:jc w:val="both"/>
+                            </w:pPr>
+                            <w:r>
+                              <w:t>Managed version control using Git</w:t>
+                            </w:r>
+                            <w:r>
+                              <w:t xml:space="preserve"> and </w:t>
+                            </w:r>
+                            <w:r>
+                              <w:t xml:space="preserve">Bitbucket </w:t>
+                            </w:r>
+                            <w:r>
+                              <w:t>to ensure smooth collaboration and code integrity.</w:t>
                             </w:r>
                           </w:p>
                           <w:p>
@@ -5301,7 +5347,7 @@
           </mc:Choice>
           <mc:Fallback>
             <w:pict>
-              <v:shape w14:anchorId="1BBDBB51" id="Text Box 815128132" o:spid="_x0000_s1050" type="#_x0000_t202" style="position:absolute;margin-left:190.2pt;margin-top:535.5pt;width:299.9pt;height:172.8pt;z-index:251751424;visibility:visible;mso-wrap-style:square;mso-width-percent:0;mso-height-percent:0;mso-wrap-distance-left:9pt;mso-wrap-distance-top:0;mso-wrap-distance-right:9pt;mso-wrap-distance-bottom:0;mso-position-horizontal:absolute;mso-position-horizontal-relative:text;mso-position-vertical:absolute;mso-position-vertical-relative:text;mso-width-percent:0;mso-height-percent:0;mso-width-relative:margin;mso-height-relative:margin;v-text-anchor:top" o:gfxdata="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" filled="f" stroked="f" strokeweight=".5pt">
+              <v:shape w14:anchorId="1BBDBB51" id="Text Box 815128132" o:spid="_x0000_s1050" type="#_x0000_t202" style="position:absolute;margin-left:-44pt;margin-top:303.5pt;width:533.9pt;height:193pt;z-index:251751424;visibility:visible;mso-wrap-style:square;mso-width-percent:0;mso-height-percent:0;mso-wrap-distance-left:9pt;mso-wrap-distance-top:0;mso-wrap-distance-right:9pt;mso-wrap-distance-bottom:0;mso-position-horizontal:absolute;mso-position-horizontal-relative:text;mso-position-vertical:absolute;mso-position-vertical-relative:text;mso-width-percent:0;mso-height-percent:0;mso-width-relative:margin;mso-height-relative:margin;v-text-anchor:top" o:gfxdata="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" filled="f" stroked="f" strokeweight=".5pt">
                 <v:textbox>
                   <w:txbxContent>
                     <w:p>
@@ -5384,7 +5430,61 @@
                       </w:r>
                       <w:proofErr w:type="spellEnd"/>
                       <w:r>
-                        <w:t>, Cocos2dx, Lua, and MySQL. Collaborated with product management to prioritize and deliver features on time, while conducting code reviews, resolving bugs, and optimizing performance for high-quality, maintainable code.</w:t>
+                        <w:t xml:space="preserve">, Cocos2dx, Lua, and MySQL. </w:t>
+                      </w:r>
+                      <w:r>
+                        <w:t>Collaborated with product management to prioritize and deliver features on time, while conducting code reviews, resolving bugs, and optimizing performance for high-quality, maintainable code.</w:t>
+                      </w:r>
+                    </w:p>
+                    <w:p>
+                      <w:pPr>
+                        <w:pStyle w:val="ListParagraph"/>
+                        <w:numPr>
+                          <w:ilvl w:val="0"/>
+                          <w:numId w:val="5"/>
+                        </w:numPr>
+                        <w:jc w:val="both"/>
+                      </w:pPr>
+                      <w:r>
+                        <w:t>Developed and maintained CI/CD pipelines using Jenkins and Docker, automating testing, deployment, and delivery workflows to enhance reliability and deployment speed.</w:t>
+                      </w:r>
+                    </w:p>
+                    <w:p>
+                      <w:pPr>
+                        <w:pStyle w:val="ListParagraph"/>
+                        <w:numPr>
+                          <w:ilvl w:val="0"/>
+                          <w:numId w:val="5"/>
+                        </w:numPr>
+                        <w:jc w:val="both"/>
+                      </w:pPr>
+                      <w:r>
+                        <w:t>Developed and improved RESTful APIs</w:t>
+                      </w:r>
+                      <w:r>
+                        <w:t xml:space="preserve"> to ensure efficient communication between the front-end and back-end of the game, optimizing performance and scalability for a smoother user experience.</w:t>
+                      </w:r>
+                    </w:p>
+                    <w:p>
+                      <w:pPr>
+                        <w:pStyle w:val="ListParagraph"/>
+                        <w:numPr>
+                          <w:ilvl w:val="0"/>
+                          <w:numId w:val="5"/>
+                        </w:numPr>
+                        <w:jc w:val="both"/>
+                      </w:pPr>
+                      <w:r>
+                        <w:t>Managed version control using Git</w:t>
+                      </w:r>
+                      <w:r>
+                        <w:t xml:space="preserve"> and </w:t>
+                      </w:r>
+                      <w:r>
+                        <w:t xml:space="preserve">Bitbucket </w:t>
+                      </w:r>
+                      <w:r>
+                        <w:t>to ensure smooth collaboration and code integrity.</w:t>
                       </w:r>
                     </w:p>
                     <w:p>
@@ -5407,18 +5507,18 @@
         <mc:AlternateContent>
           <mc:Choice Requires="wps">
             <w:drawing>
-              <wp:anchor distT="0" distB="0" distL="114300" distR="114300" simplePos="0" relativeHeight="251759616" behindDoc="0" locked="0" layoutInCell="1" allowOverlap="1" wp14:anchorId="005B4B3E" wp14:editId="2B97A8AC">
+              <wp:anchor distT="0" distB="0" distL="114300" distR="114300" simplePos="0" relativeHeight="251797504" behindDoc="0" locked="0" layoutInCell="1" allowOverlap="1" wp14:anchorId="2F787EEF" wp14:editId="2D65ECAD">
                 <wp:simplePos x="0" y="0"/>
                 <wp:positionH relativeFrom="column">
-                  <wp:posOffset>5514249</wp:posOffset>
+                  <wp:posOffset>-622300</wp:posOffset>
                 </wp:positionH>
                 <wp:positionV relativeFrom="paragraph">
-                  <wp:posOffset>9075420</wp:posOffset>
+                  <wp:posOffset>6407150</wp:posOffset>
                 </wp:positionV>
-                <wp:extent cx="1012372" cy="261257"/>
-                <wp:effectExtent l="0" t="0" r="0" b="5715"/>
+                <wp:extent cx="6888480" cy="2908300"/>
+                <wp:effectExtent l="0" t="0" r="0" b="0"/>
                 <wp:wrapNone/>
-                <wp:docPr id="2135938930" name="Text Box 2135938930"/>
+                <wp:docPr id="1861861985" name="Text Box 1861861985"/>
                 <wp:cNvGraphicFramePr/>
                 <a:graphic xmlns:a="http://schemas.openxmlformats.org/drawingml/2006/main">
                   <a:graphicData uri="http://schemas.microsoft.com/office/word/2010/wordprocessingShape">
@@ -5427,7 +5527,7 @@
                       <wps:spPr>
                         <a:xfrm>
                           <a:off x="0" y="0"/>
-                          <a:ext cx="1012372" cy="261257"/>
+                          <a:ext cx="6888480" cy="2908300"/>
                         </a:xfrm>
                         <a:prstGeom prst="rect">
                           <a:avLst/>
@@ -5441,17 +5541,109 @@
                         <w:txbxContent>
                           <w:p>
                             <w:pPr>
-                              <w:rPr>
-                                <w:sz w:val="24"/>
-                                <w:szCs w:val="24"/>
-                                <w:lang w:val="en-US"/>
+                              <w:spacing w:line="240" w:lineRule="auto"/>
+                              <w:rPr>
+                                <w:b/>
+                                <w:bCs/>
                               </w:rPr>
                             </w:pPr>
                             <w:r>
-                              <w:t>2</w:t>
-                            </w:r>
-                            <w:r>
-                              <w:t xml:space="preserve"> of 4 Pages</w:t>
+                              <w:rPr>
+                                <w:b/>
+                                <w:bCs/>
+                              </w:rPr>
+                              <w:t>Full Stack Web Developer</w:t>
+                            </w:r>
+                            <w:r>
+                              <w:rPr>
+                                <w:b/>
+                                <w:bCs/>
+                              </w:rPr>
+                              <w:br/>
+                            </w:r>
+                            <w:r>
+                              <w:rPr>
+                                <w:b/>
+                                <w:bCs/>
+                              </w:rPr>
+                              <w:t>RAGOA Business Solutions</w:t>
+                            </w:r>
+                            <w:r>
+                              <w:br/>
+                              <w:t>Freelance: January 2021 – September 2023</w:t>
+                            </w:r>
+                          </w:p>
+                          <w:p>
+                            <w:pPr>
+                              <w:pStyle w:val="ListParagraph"/>
+                              <w:numPr>
+                                <w:ilvl w:val="0"/>
+                                <w:numId w:val="5"/>
+                              </w:numPr>
+                              <w:jc w:val="both"/>
+                            </w:pPr>
+                            <w:r>
+                              <w:t>Developed and maintained SPAs and web-based systems (e.g., Booking, Content, Delivery, Voting Management Systems, E-commerce platforms, and School Management Systems) ensuring scalability, efficiency, and seamless user experiences. Collaborated with product management to prioritize and deliver features on time, conducted code reviews, resolved bugs, and optimized performance for high-quality, maintainable code.</w:t>
+                            </w:r>
+                          </w:p>
+                          <w:p>
+                            <w:pPr>
+                              <w:pStyle w:val="ListParagraph"/>
+                              <w:numPr>
+                                <w:ilvl w:val="0"/>
+                                <w:numId w:val="5"/>
+                              </w:numPr>
+                              <w:jc w:val="both"/>
+                            </w:pPr>
+                            <w:r>
+                              <w:t>Developed, implemented, optimized, and maintained secure, scalable RESTful APIs to ensure efficient and seamless communication between front-end and back-end systems</w:t>
+                            </w:r>
+                            <w:r>
+                              <w:t>.</w:t>
+                            </w:r>
+                          </w:p>
+                          <w:p>
+                            <w:pPr>
+                              <w:pStyle w:val="ListParagraph"/>
+                              <w:numPr>
+                                <w:ilvl w:val="0"/>
+                                <w:numId w:val="5"/>
+                              </w:numPr>
+                              <w:jc w:val="both"/>
+                            </w:pPr>
+                            <w:r>
+                              <w:t>Managed version control using Git</w:t>
+                            </w:r>
+                            <w:r>
+                              <w:t xml:space="preserve"> and </w:t>
+                            </w:r>
+                            <w:r>
+                              <w:t xml:space="preserve">Bitbucket </w:t>
+                            </w:r>
+                            <w:r>
+                              <w:t>to ensure smooth collaboration and code integrity.</w:t>
+                            </w:r>
+                          </w:p>
+                          <w:p>
+                            <w:pPr>
+                              <w:pStyle w:val="ListParagraph"/>
+                              <w:numPr>
+                                <w:ilvl w:val="0"/>
+                                <w:numId w:val="5"/>
+                              </w:numPr>
+                              <w:jc w:val="both"/>
+                            </w:pPr>
+                            <w:r>
+                              <w:t xml:space="preserve">Developed and maintained CI/CD pipelines using Jenkins and Docker, automating testing, deployment, and delivery to improve reliability and speed. Integrated and managed AWS services (EC2, RDS, S3, </w:t>
+                            </w:r>
+                            <w:r>
+                              <w:t>Lambda</w:t>
+                            </w:r>
+                            <w:r>
+                              <w:t xml:space="preserve">, </w:t>
+                            </w:r>
+                            <w:r>
+                              <w:t>IAM) to optimize cloud infrastructure, scalability, and file management.</w:t>
                             </w:r>
                           </w:p>
                         </w:txbxContent>
@@ -5476,22 +5668,114 @@
           </mc:Choice>
           <mc:Fallback>
             <w:pict>
-              <v:shape w14:anchorId="005B4B3E" id="Text Box 2135938930" o:spid="_x0000_s1051" type="#_x0000_t202" style="position:absolute;margin-left:434.2pt;margin-top:714.6pt;width:79.7pt;height:20.55pt;z-index:251759616;visibility:visible;mso-wrap-style:square;mso-width-percent:0;mso-height-percent:0;mso-wrap-distance-left:9pt;mso-wrap-distance-top:0;mso-wrap-distance-right:9pt;mso-wrap-distance-bottom:0;mso-position-horizontal:absolute;mso-position-horizontal-relative:text;mso-position-vertical:absolute;mso-position-vertical-relative:text;mso-width-percent:0;mso-height-percent:0;mso-width-relative:margin;mso-height-relative:margin;v-text-anchor:top" o:gfxdata="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" filled="f" stroked="f" strokeweight=".5pt">
+              <v:shape w14:anchorId="2F787EEF" id="Text Box 1861861985" o:spid="_x0000_s1052" type="#_x0000_t202" style="position:absolute;margin-left:-49pt;margin-top:504.5pt;width:542.4pt;height:229pt;z-index:251797504;visibility:visible;mso-wrap-style:square;mso-width-percent:0;mso-height-percent:0;mso-wrap-distance-left:9pt;mso-wrap-distance-top:0;mso-wrap-distance-right:9pt;mso-wrap-distance-bottom:0;mso-position-horizontal:absolute;mso-position-horizontal-relative:text;mso-position-vertical:absolute;mso-position-vertical-relative:text;mso-width-percent:0;mso-height-percent:0;mso-width-relative:margin;mso-height-relative:margin;v-text-anchor:top" o:gfxdata="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" filled="f" stroked="f" strokeweight=".5pt">
                 <v:textbox>
                   <w:txbxContent>
                     <w:p>
                       <w:pPr>
-                        <w:rPr>
-                          <w:sz w:val="24"/>
-                          <w:szCs w:val="24"/>
-                          <w:lang w:val="en-US"/>
+                        <w:spacing w:line="240" w:lineRule="auto"/>
+                        <w:rPr>
+                          <w:b/>
+                          <w:bCs/>
                         </w:rPr>
                       </w:pPr>
                       <w:r>
-                        <w:t>2</w:t>
-                      </w:r>
-                      <w:r>
-                        <w:t xml:space="preserve"> of 4 Pages</w:t>
+                        <w:rPr>
+                          <w:b/>
+                          <w:bCs/>
+                        </w:rPr>
+                        <w:t>Full Stack Web Developer</w:t>
+                      </w:r>
+                      <w:r>
+                        <w:rPr>
+                          <w:b/>
+                          <w:bCs/>
+                        </w:rPr>
+                        <w:br/>
+                      </w:r>
+                      <w:r>
+                        <w:rPr>
+                          <w:b/>
+                          <w:bCs/>
+                        </w:rPr>
+                        <w:t>RAGOA Business Solutions</w:t>
+                      </w:r>
+                      <w:r>
+                        <w:br/>
+                        <w:t>Freelance: January 2021 – September 2023</w:t>
+                      </w:r>
+                    </w:p>
+                    <w:p>
+                      <w:pPr>
+                        <w:pStyle w:val="ListParagraph"/>
+                        <w:numPr>
+                          <w:ilvl w:val="0"/>
+                          <w:numId w:val="5"/>
+                        </w:numPr>
+                        <w:jc w:val="both"/>
+                      </w:pPr>
+                      <w:r>
+                        <w:t>Developed and maintained SPAs and web-based systems (e.g., Booking, Content, Delivery, Voting Management Systems, E-commerce platforms, and School Management Systems) ensuring scalability, efficiency, and seamless user experiences. Collaborated with product management to prioritize and deliver features on time, conducted code reviews, resolved bugs, and optimized performance for high-quality, maintainable code.</w:t>
+                      </w:r>
+                    </w:p>
+                    <w:p>
+                      <w:pPr>
+                        <w:pStyle w:val="ListParagraph"/>
+                        <w:numPr>
+                          <w:ilvl w:val="0"/>
+                          <w:numId w:val="5"/>
+                        </w:numPr>
+                        <w:jc w:val="both"/>
+                      </w:pPr>
+                      <w:r>
+                        <w:t>Developed, implemented, optimized, and maintained secure, scalable RESTful APIs to ensure efficient and seamless communication between front-end and back-end systems</w:t>
+                      </w:r>
+                      <w:r>
+                        <w:t>.</w:t>
+                      </w:r>
+                    </w:p>
+                    <w:p>
+                      <w:pPr>
+                        <w:pStyle w:val="ListParagraph"/>
+                        <w:numPr>
+                          <w:ilvl w:val="0"/>
+                          <w:numId w:val="5"/>
+                        </w:numPr>
+                        <w:jc w:val="both"/>
+                      </w:pPr>
+                      <w:r>
+                        <w:t>Managed version control using Git</w:t>
+                      </w:r>
+                      <w:r>
+                        <w:t xml:space="preserve"> and </w:t>
+                      </w:r>
+                      <w:r>
+                        <w:t xml:space="preserve">Bitbucket </w:t>
+                      </w:r>
+                      <w:r>
+                        <w:t>to ensure smooth collaboration and code integrity.</w:t>
+                      </w:r>
+                    </w:p>
+                    <w:p>
+                      <w:pPr>
+                        <w:pStyle w:val="ListParagraph"/>
+                        <w:numPr>
+                          <w:ilvl w:val="0"/>
+                          <w:numId w:val="5"/>
+                        </w:numPr>
+                        <w:jc w:val="both"/>
+                      </w:pPr>
+                      <w:r>
+                        <w:t xml:space="preserve">Developed and maintained CI/CD pipelines using Jenkins and Docker, automating testing, deployment, and delivery to improve reliability and speed. Integrated and managed AWS services (EC2, RDS, S3, </w:t>
+                      </w:r>
+                      <w:r>
+                        <w:t>Lambda</w:t>
+                      </w:r>
+                      <w:r>
+                        <w:t xml:space="preserve">, </w:t>
+                      </w:r>
+                      <w:r>
+                        <w:t>IAM) to optimize cloud infrastructure, scalability, and file management.</w:t>
                       </w:r>
                     </w:p>
                   </w:txbxContent>
@@ -5520,18 +5804,18 @@
         <mc:AlternateContent>
           <mc:Choice Requires="wps">
             <w:drawing>
-              <wp:anchor distT="0" distB="0" distL="114300" distR="114300" simplePos="0" relativeHeight="251788288" behindDoc="0" locked="0" layoutInCell="1" allowOverlap="1" wp14:anchorId="524E171F" wp14:editId="6EECF8D6">
+              <wp:anchor distT="0" distB="0" distL="114300" distR="114300" simplePos="0" relativeHeight="251767808" behindDoc="0" locked="0" layoutInCell="1" allowOverlap="1" wp14:anchorId="0C26D272" wp14:editId="17CE2F5E">
                 <wp:simplePos x="0" y="0"/>
                 <wp:positionH relativeFrom="column">
-                  <wp:posOffset>2438400</wp:posOffset>
+                  <wp:posOffset>-578734</wp:posOffset>
                 </wp:positionH>
                 <wp:positionV relativeFrom="paragraph">
-                  <wp:posOffset>-655320</wp:posOffset>
+                  <wp:posOffset>-659757</wp:posOffset>
                 </wp:positionV>
-                <wp:extent cx="3863340" cy="1950720"/>
+                <wp:extent cx="6840638" cy="2819400"/>
                 <wp:effectExtent l="0" t="0" r="0" b="0"/>
                 <wp:wrapNone/>
-                <wp:docPr id="1632113307" name="Text Box 1632113307"/>
+                <wp:docPr id="255920125" name="Text Box 255920125"/>
                 <wp:cNvGraphicFramePr/>
                 <a:graphic xmlns:a="http://schemas.openxmlformats.org/drawingml/2006/main">
                   <a:graphicData uri="http://schemas.microsoft.com/office/word/2010/wordprocessingShape">
@@ -5540,7 +5824,7 @@
                       <wps:spPr>
                         <a:xfrm>
                           <a:off x="0" y="0"/>
-                          <a:ext cx="3863340" cy="1950720"/>
+                          <a:ext cx="6840638" cy="2819400"/>
                         </a:xfrm>
                         <a:prstGeom prst="rect">
                           <a:avLst/>
@@ -5554,15 +5838,57 @@
                         <w:txbxContent>
                           <w:p>
                             <w:pPr>
-                              <w:pStyle w:val="ListParagraph"/>
-                              <w:numPr>
-                                <w:ilvl w:val="0"/>
-                                <w:numId w:val="5"/>
-                              </w:numPr>
-                              <w:jc w:val="both"/>
+                              <w:spacing w:line="240" w:lineRule="auto"/>
+                              <w:rPr>
+                                <w:b/>
+                                <w:bCs/>
+                              </w:rPr>
                             </w:pPr>
                             <w:r>
-                              <w:t>Developed and maintained CI/CD pipelines using Jenkins and Docker, automating testing, deployment, and delivery workflows to enhance reliability and deployment speed.</w:t>
+                              <w:rPr>
+                                <w:b/>
+                                <w:bCs/>
+                              </w:rPr>
+                              <w:t>Full Stack Web Developer</w:t>
+                            </w:r>
+                            <w:r>
+                              <w:rPr>
+                                <w:b/>
+                                <w:bCs/>
+                              </w:rPr>
+                              <w:br/>
+                            </w:r>
+                            <w:proofErr w:type="spellStart"/>
+                            <w:r>
+                              <w:rPr>
+                                <w:b/>
+                                <w:bCs/>
+                              </w:rPr>
+                              <w:t>CaPEx</w:t>
+                            </w:r>
+                            <w:proofErr w:type="spellEnd"/>
+                            <w:r>
+                              <w:rPr>
+                                <w:b/>
+                                <w:bCs/>
+                              </w:rPr>
+                              <w:t xml:space="preserve">: </w:t>
+                            </w:r>
+                            <w:r>
+                              <w:rPr>
+                                <w:b/>
+                                <w:bCs/>
+                              </w:rPr>
+                              <w:t>Cargo Padala Express</w:t>
+                            </w:r>
+                            <w:r>
+                              <w:br/>
+                            </w:r>
+                            <w:r>
+                              <w:t>Full-Time</w:t>
+                            </w:r>
+                            <w:r>
+                              <w:t>: AUGUST 2019 – September 2022</w:t>
                             </w:r>
                           </w:p>
                           <w:p>
@@ -5575,10 +5901,7 @@
                               <w:jc w:val="both"/>
                             </w:pPr>
                             <w:r>
-                              <w:t>Developed and improved RESTful APIs</w:t>
-                            </w:r>
-                            <w:r>
-                              <w:t xml:space="preserve"> to ensure efficient communication between the front-end and back-end of the game, optimizing performance and scalability for a smoother user experience.</w:t>
+                              <w:t>Developed and maintained SPAs and web-based systems (e.g., Warehouse Management, Accounting, HR Information Management, Booking Systems, and E-commerce platforms) ensuring scalability, efficiency, and seamless user experiences. Collaborated with product management to prioritize and deliver features on time, while conducting code reviews, resolving bugs, and optimizing performance for high-quality, maintainable code.</w:t>
                             </w:r>
                           </w:p>
                           <w:p>
@@ -5591,23 +5914,52 @@
                               <w:jc w:val="both"/>
                             </w:pPr>
                             <w:r>
-                              <w:t>Managed version control using Git</w:t>
-                            </w:r>
-                            <w:r>
-                              <w:t xml:space="preserve"> and </w:t>
-                            </w:r>
-                            <w:r>
-                              <w:t xml:space="preserve">Bitbucket </w:t>
-                            </w:r>
-                            <w:r>
-                              <w:t>to ensure smooth collaboration and code integrity.</w:t>
+                              <w:t>Developed, implemented, optimized, and maintained secure, scalable RESTful APIs to ensure efficient and seamless communication between front-end and back-end systems</w:t>
+                            </w:r>
+                            <w:r>
+                              <w:t>.</w:t>
                             </w:r>
                           </w:p>
                           <w:p>
                             <w:pPr>
                               <w:pStyle w:val="ListParagraph"/>
+                              <w:numPr>
+                                <w:ilvl w:val="0"/>
+                                <w:numId w:val="5"/>
+                              </w:numPr>
                               <w:jc w:val="both"/>
                             </w:pPr>
+                            <w:r>
+                              <w:t>Managed version control using Git</w:t>
+                            </w:r>
+                            <w:r>
+                              <w:t xml:space="preserve"> and </w:t>
+                            </w:r>
+                            <w:r>
+                              <w:t xml:space="preserve">Bitbucket </w:t>
+                            </w:r>
+                            <w:r>
+                              <w:t>to ensure smooth collaboration and code integrity.</w:t>
+                            </w:r>
+                          </w:p>
+                          <w:p>
+                            <w:pPr>
+                              <w:pStyle w:val="ListParagraph"/>
+                              <w:numPr>
+                                <w:ilvl w:val="0"/>
+                                <w:numId w:val="5"/>
+                              </w:numPr>
+                              <w:jc w:val="both"/>
+                            </w:pPr>
+                            <w:r>
+                              <w:t xml:space="preserve">CI/CD pipelines using Jenkins and Docker, automating testing, deployment, and delivery to improve reliability and speed. Integrated and managed AWS services (EC2, RDS, S3, </w:t>
+                            </w:r>
+                            <w:r>
+                              <w:t>Lambda</w:t>
+                            </w:r>
+                            <w:r>
+                              <w:t>, IAM) to optimize cloud infrastructure, scalability, and file management.</w:t>
+                            </w:r>
                           </w:p>
                         </w:txbxContent>
                       </wps:txbx>
@@ -5631,20 +5983,62 @@
           </mc:Choice>
           <mc:Fallback>
             <w:pict>
-              <v:shape w14:anchorId="524E171F" id="Text Box 1632113307" o:spid="_x0000_s1052" type="#_x0000_t202" style="position:absolute;left:0;text-align:left;margin-left:192pt;margin-top:-51.6pt;width:304.2pt;height:153.6pt;z-index:251788288;visibility:visible;mso-wrap-style:square;mso-width-percent:0;mso-height-percent:0;mso-wrap-distance-left:9pt;mso-wrap-distance-top:0;mso-wrap-distance-right:9pt;mso-wrap-distance-bottom:0;mso-position-horizontal:absolute;mso-position-horizontal-relative:text;mso-position-vertical:absolute;mso-position-vertical-relative:text;mso-width-percent:0;mso-height-percent:0;mso-width-relative:margin;mso-height-relative:margin;v-text-anchor:top" o:gfxdata="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" filled="f" stroked="f" strokeweight=".5pt">
+              <v:shape w14:anchorId="0C26D272" id="Text Box 255920125" o:spid="_x0000_s1053" type="#_x0000_t202" style="position:absolute;left:0;text-align:left;margin-left:-45.55pt;margin-top:-51.95pt;width:538.65pt;height:222pt;z-index:251767808;visibility:visible;mso-wrap-style:square;mso-width-percent:0;mso-height-percent:0;mso-wrap-distance-left:9pt;mso-wrap-distance-top:0;mso-wrap-distance-right:9pt;mso-wrap-distance-bottom:0;mso-position-horizontal:absolute;mso-position-horizontal-relative:text;mso-position-vertical:absolute;mso-position-vertical-relative:text;mso-width-percent:0;mso-height-percent:0;mso-width-relative:margin;mso-height-relative:margin;v-text-anchor:top" o:gfxdata="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" filled="f" stroked="f" strokeweight=".5pt">
                 <v:textbox>
                   <w:txbxContent>
                     <w:p>
                       <w:pPr>
-                        <w:pStyle w:val="ListParagraph"/>
-                        <w:numPr>
-                          <w:ilvl w:val="0"/>
-                          <w:numId w:val="5"/>
-                        </w:numPr>
-                        <w:jc w:val="both"/>
+                        <w:spacing w:line="240" w:lineRule="auto"/>
+                        <w:rPr>
+                          <w:b/>
+                          <w:bCs/>
+                        </w:rPr>
                       </w:pPr>
                       <w:r>
-                        <w:t>Developed and maintained CI/CD pipelines using Jenkins and Docker, automating testing, deployment, and delivery workflows to enhance reliability and deployment speed.</w:t>
+                        <w:rPr>
+                          <w:b/>
+                          <w:bCs/>
+                        </w:rPr>
+                        <w:t>Full Stack Web Developer</w:t>
+                      </w:r>
+                      <w:r>
+                        <w:rPr>
+                          <w:b/>
+                          <w:bCs/>
+                        </w:rPr>
+                        <w:br/>
+                      </w:r>
+                      <w:proofErr w:type="spellStart"/>
+                      <w:r>
+                        <w:rPr>
+                          <w:b/>
+                          <w:bCs/>
+                        </w:rPr>
+                        <w:t>CaPEx</w:t>
+                      </w:r>
+                      <w:proofErr w:type="spellEnd"/>
+                      <w:r>
+                        <w:rPr>
+                          <w:b/>
+                          <w:bCs/>
+                        </w:rPr>
+                        <w:t xml:space="preserve">: </w:t>
+                      </w:r>
+                      <w:r>
+                        <w:rPr>
+                          <w:b/>
+                          <w:bCs/>
+                        </w:rPr>
+                        <w:t>Cargo Padala Express</w:t>
+                      </w:r>
+                      <w:r>
+                        <w:br/>
+                      </w:r>
+                      <w:r>
+                        <w:t>Full-Time</w:t>
+                      </w:r>
+                      <w:r>
+                        <w:t>: AUGUST 2019 – September 2022</w:t>
                       </w:r>
                     </w:p>
                     <w:p>
@@ -5657,10 +6051,7 @@
                         <w:jc w:val="both"/>
                       </w:pPr>
                       <w:r>
-                        <w:t>Developed and improved RESTful APIs</w:t>
-                      </w:r>
-                      <w:r>
-                        <w:t xml:space="preserve"> to ensure efficient communication between the front-end and back-end of the game, optimizing performance and scalability for a smoother user experience.</w:t>
+                        <w:t>Developed and maintained SPAs and web-based systems (e.g., Warehouse Management, Accounting, HR Information Management, Booking Systems, and E-commerce platforms) ensuring scalability, efficiency, and seamless user experiences. Collaborated with product management to prioritize and deliver features on time, while conducting code reviews, resolving bugs, and optimizing performance for high-quality, maintainable code.</w:t>
                       </w:r>
                     </w:p>
                     <w:p>
@@ -5673,23 +6064,52 @@
                         <w:jc w:val="both"/>
                       </w:pPr>
                       <w:r>
-                        <w:t>Managed version control using Git</w:t>
-                      </w:r>
-                      <w:r>
-                        <w:t xml:space="preserve"> and </w:t>
-                      </w:r>
-                      <w:r>
-                        <w:t xml:space="preserve">Bitbucket </w:t>
-                      </w:r>
-                      <w:r>
-                        <w:t>to ensure smooth collaboration and code integrity.</w:t>
+                        <w:t>Developed, implemented, optimized, and maintained secure, scalable RESTful APIs to ensure efficient and seamless communication between front-end and back-end systems</w:t>
+                      </w:r>
+                      <w:r>
+                        <w:t>.</w:t>
                       </w:r>
                     </w:p>
                     <w:p>
                       <w:pPr>
                         <w:pStyle w:val="ListParagraph"/>
+                        <w:numPr>
+                          <w:ilvl w:val="0"/>
+                          <w:numId w:val="5"/>
+                        </w:numPr>
                         <w:jc w:val="both"/>
                       </w:pPr>
+                      <w:r>
+                        <w:t>Managed version control using Git</w:t>
+                      </w:r>
+                      <w:r>
+                        <w:t xml:space="preserve"> and </w:t>
+                      </w:r>
+                      <w:r>
+                        <w:t xml:space="preserve">Bitbucket </w:t>
+                      </w:r>
+                      <w:r>
+                        <w:t>to ensure smooth collaboration and code integrity.</w:t>
+                      </w:r>
+                    </w:p>
+                    <w:p>
+                      <w:pPr>
+                        <w:pStyle w:val="ListParagraph"/>
+                        <w:numPr>
+                          <w:ilvl w:val="0"/>
+                          <w:numId w:val="5"/>
+                        </w:numPr>
+                        <w:jc w:val="both"/>
+                      </w:pPr>
+                      <w:r>
+                        <w:t xml:space="preserve">CI/CD pipelines using Jenkins and Docker, automating testing, deployment, and delivery to improve reliability and speed. Integrated and managed AWS services (EC2, RDS, S3, </w:t>
+                      </w:r>
+                      <w:r>
+                        <w:t>Lambda</w:t>
+                      </w:r>
+                      <w:r>
+                        <w:t>, IAM) to optimize cloud infrastructure, scalability, and file management.</w:t>
+                      </w:r>
                     </w:p>
                   </w:txbxContent>
                 </v:textbox>
@@ -5705,7 +6125,93 @@
         <mc:AlternateContent>
           <mc:Choice Requires="wps">
             <w:drawing>
-              <wp:anchor distT="0" distB="0" distL="114300" distR="114300" simplePos="0" relativeHeight="251763712" behindDoc="0" locked="0" layoutInCell="1" allowOverlap="1" wp14:anchorId="774EF986" wp14:editId="6774492B">
+              <wp:anchor distT="0" distB="0" distL="114300" distR="114300" simplePos="0" relativeHeight="251764736" behindDoc="0" locked="0" layoutInCell="1" allowOverlap="1" wp14:anchorId="20C237B2" wp14:editId="6CFC0622">
+                <wp:simplePos x="0" y="0"/>
+                <wp:positionH relativeFrom="column">
+                  <wp:posOffset>-812800</wp:posOffset>
+                </wp:positionH>
+                <wp:positionV relativeFrom="paragraph">
+                  <wp:posOffset>-876300</wp:posOffset>
+                </wp:positionV>
+                <wp:extent cx="7374255" cy="10498455"/>
+                <wp:effectExtent l="0" t="0" r="4445" b="4445"/>
+                <wp:wrapNone/>
+                <wp:docPr id="420662573" name="Rectangle: Rounded Corners 1"/>
+                <wp:cNvGraphicFramePr/>
+                <a:graphic xmlns:a="http://schemas.openxmlformats.org/drawingml/2006/main">
+                  <a:graphicData uri="http://schemas.microsoft.com/office/word/2010/wordprocessingShape">
+                    <wps:wsp>
+                      <wps:cNvSpPr/>
+                      <wps:spPr>
+                        <a:xfrm>
+                          <a:off x="0" y="0"/>
+                          <a:ext cx="7374255" cy="10498455"/>
+                        </a:xfrm>
+                        <a:prstGeom prst="roundRect">
+                          <a:avLst>
+                            <a:gd name="adj" fmla="val 2906"/>
+                          </a:avLst>
+                        </a:prstGeom>
+                        <a:solidFill>
+                          <a:schemeClr val="bg1">
+                            <a:lumMod val="95000"/>
+                          </a:schemeClr>
+                        </a:solidFill>
+                        <a:ln>
+                          <a:noFill/>
+                        </a:ln>
+                      </wps:spPr>
+                      <wps:style>
+                        <a:lnRef idx="2">
+                          <a:schemeClr val="accent1">
+                            <a:shade val="15000"/>
+                          </a:schemeClr>
+                        </a:lnRef>
+                        <a:fillRef idx="1">
+                          <a:schemeClr val="accent1"/>
+                        </a:fillRef>
+                        <a:effectRef idx="0">
+                          <a:schemeClr val="accent1"/>
+                        </a:effectRef>
+                        <a:fontRef idx="minor">
+                          <a:schemeClr val="lt1"/>
+                        </a:fontRef>
+                      </wps:style>
+                      <wps:bodyPr rot="0" spcFirstLastPara="0" vertOverflow="overflow" horzOverflow="overflow" vert="horz" wrap="square" lIns="91440" tIns="45720" rIns="91440" bIns="45720" numCol="1" spcCol="0" rtlCol="0" fromWordArt="0" anchor="ctr" anchorCtr="0" forceAA="0" compatLnSpc="1">
+                        <a:prstTxWarp prst="textNoShape">
+                          <a:avLst/>
+                        </a:prstTxWarp>
+                        <a:noAutofit/>
+                      </wps:bodyPr>
+                    </wps:wsp>
+                  </a:graphicData>
+                </a:graphic>
+                <wp14:sizeRelH relativeFrom="margin">
+                  <wp14:pctWidth>0</wp14:pctWidth>
+                </wp14:sizeRelH>
+                <wp14:sizeRelV relativeFrom="margin">
+                  <wp14:pctHeight>0</wp14:pctHeight>
+                </wp14:sizeRelV>
+              </wp:anchor>
+            </w:drawing>
+          </mc:Choice>
+          <mc:Fallback>
+            <w:pict>
+              <v:roundrect w14:anchorId="0D2E0E2A" id="Rectangle: Rounded Corners 1" o:spid="_x0000_s1026" style="position:absolute;margin-left:-64pt;margin-top:-69pt;width:580.65pt;height:826.65pt;z-index:251764736;visibility:visible;mso-wrap-style:square;mso-width-percent:0;mso-height-percent:0;mso-wrap-distance-left:9pt;mso-wrap-distance-top:0;mso-wrap-distance-right:9pt;mso-wrap-distance-bottom:0;mso-position-horizontal:absolute;mso-position-horizontal-relative:text;mso-position-vertical:absolute;mso-position-vertical-relative:text;mso-width-percent:0;mso-height-percent:0;mso-width-relative:margin;mso-height-relative:margin;v-text-anchor:middle" arcsize="1905f" o:gfxdata="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" fillcolor="#f2f2f2 [3052]" stroked="f" strokeweight="1pt">
+                <v:stroke joinstyle="miter"/>
+              </v:roundrect>
+            </w:pict>
+          </mc:Fallback>
+        </mc:AlternateContent>
+      </w:r>
+      <w:r>
+        <w:rPr>
+          <w:noProof/>
+        </w:rPr>
+        <mc:AlternateContent>
+          <mc:Choice Requires="wps">
+            <w:drawing>
+              <wp:anchor distT="0" distB="0" distL="114300" distR="114300" simplePos="0" relativeHeight="251763712" behindDoc="0" locked="0" layoutInCell="1" allowOverlap="1" wp14:anchorId="774EF986" wp14:editId="26707CB5">
                 <wp:simplePos x="0" y="0"/>
                 <wp:positionH relativeFrom="page">
                   <wp:posOffset>0</wp:posOffset>
@@ -5795,186 +6301,12 @@
           </mc:Choice>
           <mc:Fallback>
             <w:pict>
-              <v:rect w14:anchorId="49D7A165" id="Rectangle 193395182" o:spid="_x0000_s1026" style="position:absolute;margin-left:0;margin-top:-72.35pt;width:622.8pt;height:917.4pt;z-index:251763712;visibility:visible;mso-wrap-style:square;mso-width-percent:0;mso-height-percent:0;mso-wrap-distance-left:9pt;mso-wrap-distance-top:0;mso-wrap-distance-right:9pt;mso-wrap-distance-bottom:0;mso-position-horizontal:absolute;mso-position-horizontal-relative:page;mso-position-vertical:absolute;mso-position-vertical-relative:text;mso-width-percent:0;mso-height-percent:0;mso-width-relative:margin;mso-height-relative:margin;v-text-anchor:middle" o:gfxdata="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" fillcolor="#5a5a5a [2109]" stroked="f" strokeweight="1pt">
+              <v:rect w14:anchorId="0D115083" id="Rectangle 193395182" o:spid="_x0000_s1026" style="position:absolute;margin-left:0;margin-top:-72.35pt;width:622.8pt;height:917.4pt;z-index:251763712;visibility:visible;mso-wrap-style:square;mso-width-percent:0;mso-height-percent:0;mso-wrap-distance-left:9pt;mso-wrap-distance-top:0;mso-wrap-distance-right:9pt;mso-wrap-distance-bottom:0;mso-position-horizontal:absolute;mso-position-horizontal-relative:page;mso-position-vertical:absolute;mso-position-vertical-relative:text;mso-width-percent:0;mso-height-percent:0;mso-width-relative:margin;mso-height-relative:margin;v-text-anchor:middle" o:gfxdata="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" fillcolor="#5a5a5a [2109]" stroked="f" strokeweight="1pt">
                 <v:fill color2="#d8d8d8 [2732]" rotate="t" colors="0 #595959;35389f #d3d3d3;1 #d9d9d9" focus="100%" type="gradient">
                   <o:fill v:ext="view" type="gradientUnscaled"/>
                 </v:fill>
                 <w10:wrap anchorx="page"/>
               </v:rect>
-            </w:pict>
-          </mc:Fallback>
-        </mc:AlternateContent>
-      </w:r>
-      <w:r>
-        <w:rPr>
-          <w:noProof/>
-        </w:rPr>
-        <mc:AlternateContent>
-          <mc:Choice Requires="wps">
-            <w:drawing>
-              <wp:anchor distT="0" distB="0" distL="114300" distR="114300" simplePos="0" relativeHeight="251764736" behindDoc="0" locked="0" layoutInCell="1" allowOverlap="1" wp14:anchorId="20C237B2" wp14:editId="414ED7C0">
-                <wp:simplePos x="0" y="0"/>
-                <wp:positionH relativeFrom="column">
-                  <wp:posOffset>2134870</wp:posOffset>
-                </wp:positionH>
-                <wp:positionV relativeFrom="paragraph">
-                  <wp:posOffset>-827405</wp:posOffset>
-                </wp:positionV>
-                <wp:extent cx="4427855" cy="10498455"/>
-                <wp:effectExtent l="0" t="0" r="0" b="0"/>
-                <wp:wrapNone/>
-                <wp:docPr id="420662573" name="Rectangle: Rounded Corners 1"/>
-                <wp:cNvGraphicFramePr/>
-                <a:graphic xmlns:a="http://schemas.openxmlformats.org/drawingml/2006/main">
-                  <a:graphicData uri="http://schemas.microsoft.com/office/word/2010/wordprocessingShape">
-                    <wps:wsp>
-                      <wps:cNvSpPr/>
-                      <wps:spPr>
-                        <a:xfrm>
-                          <a:off x="0" y="0"/>
-                          <a:ext cx="4427855" cy="10498455"/>
-                        </a:xfrm>
-                        <a:prstGeom prst="roundRect">
-                          <a:avLst>
-                            <a:gd name="adj" fmla="val 2906"/>
-                          </a:avLst>
-                        </a:prstGeom>
-                        <a:solidFill>
-                          <a:schemeClr val="bg1">
-                            <a:lumMod val="95000"/>
-                          </a:schemeClr>
-                        </a:solidFill>
-                        <a:ln>
-                          <a:noFill/>
-                        </a:ln>
-                      </wps:spPr>
-                      <wps:style>
-                        <a:lnRef idx="2">
-                          <a:schemeClr val="accent1">
-                            <a:shade val="15000"/>
-                          </a:schemeClr>
-                        </a:lnRef>
-                        <a:fillRef idx="1">
-                          <a:schemeClr val="accent1"/>
-                        </a:fillRef>
-                        <a:effectRef idx="0">
-                          <a:schemeClr val="accent1"/>
-                        </a:effectRef>
-                        <a:fontRef idx="minor">
-                          <a:schemeClr val="lt1"/>
-                        </a:fontRef>
-                      </wps:style>
-                      <wps:bodyPr rot="0" spcFirstLastPara="0" vertOverflow="overflow" horzOverflow="overflow" vert="horz" wrap="square" lIns="91440" tIns="45720" rIns="91440" bIns="45720" numCol="1" spcCol="0" rtlCol="0" fromWordArt="0" anchor="ctr" anchorCtr="0" forceAA="0" compatLnSpc="1">
-                        <a:prstTxWarp prst="textNoShape">
-                          <a:avLst/>
-                        </a:prstTxWarp>
-                        <a:noAutofit/>
-                      </wps:bodyPr>
-                    </wps:wsp>
-                  </a:graphicData>
-                </a:graphic>
-                <wp14:sizeRelH relativeFrom="margin">
-                  <wp14:pctWidth>0</wp14:pctWidth>
-                </wp14:sizeRelH>
-                <wp14:sizeRelV relativeFrom="margin">
-                  <wp14:pctHeight>0</wp14:pctHeight>
-                </wp14:sizeRelV>
-              </wp:anchor>
-            </w:drawing>
-          </mc:Choice>
-          <mc:Fallback>
-            <w:pict>
-              <v:roundrect w14:anchorId="3C2BA61C" id="Rectangle: Rounded Corners 1" o:spid="_x0000_s1026" style="position:absolute;margin-left:168.1pt;margin-top:-65.15pt;width:348.65pt;height:826.65pt;z-index:251764736;visibility:visible;mso-wrap-style:square;mso-width-percent:0;mso-height-percent:0;mso-wrap-distance-left:9pt;mso-wrap-distance-top:0;mso-wrap-distance-right:9pt;mso-wrap-distance-bottom:0;mso-position-horizontal:absolute;mso-position-horizontal-relative:text;mso-position-vertical:absolute;mso-position-vertical-relative:text;mso-width-percent:0;mso-height-percent:0;mso-width-relative:margin;mso-height-relative:margin;v-text-anchor:middle" arcsize="1905f" o:gfxdata="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" fillcolor="#f2f2f2 [3052]" stroked="f" strokeweight="1pt">
-                <v:stroke joinstyle="miter"/>
-              </v:roundrect>
-            </w:pict>
-          </mc:Fallback>
-        </mc:AlternateContent>
-      </w:r>
-      <w:r>
-        <w:rPr>
-          <w:noProof/>
-        </w:rPr>
-        <mc:AlternateContent>
-          <mc:Choice Requires="wps">
-            <w:drawing>
-              <wp:anchor distT="0" distB="0" distL="114300" distR="114300" simplePos="0" relativeHeight="251765760" behindDoc="0" locked="0" layoutInCell="1" allowOverlap="1" wp14:anchorId="77C90271" wp14:editId="5EBC13C1">
-                <wp:simplePos x="0" y="0"/>
-                <wp:positionH relativeFrom="page">
-                  <wp:posOffset>81915</wp:posOffset>
-                </wp:positionH>
-                <wp:positionV relativeFrom="paragraph">
-                  <wp:posOffset>-808990</wp:posOffset>
-                </wp:positionV>
-                <wp:extent cx="2886710" cy="10498455"/>
-                <wp:effectExtent l="0" t="0" r="8890" b="0"/>
-                <wp:wrapNone/>
-                <wp:docPr id="470492201" name="Rectangle: Rounded Corners 1"/>
-                <wp:cNvGraphicFramePr/>
-                <a:graphic xmlns:a="http://schemas.openxmlformats.org/drawingml/2006/main">
-                  <a:graphicData uri="http://schemas.microsoft.com/office/word/2010/wordprocessingShape">
-                    <wps:wsp>
-                      <wps:cNvSpPr/>
-                      <wps:spPr>
-                        <a:xfrm>
-                          <a:off x="0" y="0"/>
-                          <a:ext cx="2886710" cy="10498455"/>
-                        </a:xfrm>
-                        <a:prstGeom prst="roundRect">
-                          <a:avLst>
-                            <a:gd name="adj" fmla="val 2906"/>
-                          </a:avLst>
-                        </a:prstGeom>
-                        <a:solidFill>
-                          <a:schemeClr val="bg2">
-                            <a:alpha val="50000"/>
-                          </a:schemeClr>
-                        </a:solidFill>
-                        <a:ln>
-                          <a:noFill/>
-                        </a:ln>
-                      </wps:spPr>
-                      <wps:style>
-                        <a:lnRef idx="2">
-                          <a:schemeClr val="accent1">
-                            <a:shade val="15000"/>
-                          </a:schemeClr>
-                        </a:lnRef>
-                        <a:fillRef idx="1">
-                          <a:schemeClr val="accent1"/>
-                        </a:fillRef>
-                        <a:effectRef idx="0">
-                          <a:schemeClr val="accent1"/>
-                        </a:effectRef>
-                        <a:fontRef idx="minor">
-                          <a:schemeClr val="lt1"/>
-                        </a:fontRef>
-                      </wps:style>
-                      <wps:bodyPr rot="0" spcFirstLastPara="0" vertOverflow="overflow" horzOverflow="overflow" vert="horz" wrap="square" lIns="91440" tIns="45720" rIns="91440" bIns="45720" numCol="1" spcCol="0" rtlCol="0" fromWordArt="0" anchor="ctr" anchorCtr="0" forceAA="0" compatLnSpc="1">
-                        <a:prstTxWarp prst="textNoShape">
-                          <a:avLst/>
-                        </a:prstTxWarp>
-                        <a:noAutofit/>
-                      </wps:bodyPr>
-                    </wps:wsp>
-                  </a:graphicData>
-                </a:graphic>
-                <wp14:sizeRelH relativeFrom="margin">
-                  <wp14:pctWidth>0</wp14:pctWidth>
-                </wp14:sizeRelH>
-                <wp14:sizeRelV relativeFrom="margin">
-                  <wp14:pctHeight>0</wp14:pctHeight>
-                </wp14:sizeRelV>
-              </wp:anchor>
-            </w:drawing>
-          </mc:Choice>
-          <mc:Fallback>
-            <w:pict>
-              <v:roundrect w14:anchorId="653566B1" id="Rectangle: Rounded Corners 1" o:spid="_x0000_s1026" style="position:absolute;margin-left:6.45pt;margin-top:-63.7pt;width:227.3pt;height:826.65pt;z-index:251765760;visibility:visible;mso-wrap-style:square;mso-width-percent:0;mso-height-percent:0;mso-wrap-distance-left:9pt;mso-wrap-distance-top:0;mso-wrap-distance-right:9pt;mso-wrap-distance-bottom:0;mso-position-horizontal:absolute;mso-position-horizontal-relative:page;mso-position-vertical:absolute;mso-position-vertical-relative:text;mso-width-percent:0;mso-height-percent:0;mso-width-relative:margin;mso-height-relative:margin;v-text-anchor:middle" arcsize="1905f" o:gfxdata="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" fillcolor="#e8e8e8 [3214]" stroked="f" strokeweight="1pt">
-                <v:fill opacity="32896f"/>
-                <v:stroke joinstyle="miter"/>
-                <w10:wrap anchorx="page"/>
-              </v:roundrect>
             </w:pict>
           </mc:Fallback>
         </mc:AlternateContent>
@@ -5988,16 +6320,16 @@
         <mc:AlternateContent>
           <mc:Choice Requires="wps">
             <w:drawing>
-              <wp:anchor distT="0" distB="0" distL="114300" distR="114300" simplePos="0" relativeHeight="251768832" behindDoc="0" locked="0" layoutInCell="1" allowOverlap="1" wp14:anchorId="44A835CF" wp14:editId="774D3BC6">
+              <wp:anchor distT="0" distB="0" distL="114300" distR="114300" simplePos="0" relativeHeight="251768832" behindDoc="0" locked="0" layoutInCell="1" allowOverlap="1" wp14:anchorId="44A835CF" wp14:editId="786AD1BA">
                 <wp:simplePos x="0" y="0"/>
                 <wp:positionH relativeFrom="column">
-                  <wp:posOffset>5506720</wp:posOffset>
+                  <wp:posOffset>5559425</wp:posOffset>
                 </wp:positionH>
                 <wp:positionV relativeFrom="paragraph">
-                  <wp:posOffset>9070975</wp:posOffset>
+                  <wp:posOffset>8994580</wp:posOffset>
                 </wp:positionV>
                 <wp:extent cx="1012190" cy="260985"/>
-                <wp:effectExtent l="0" t="0" r="0" b="5715"/>
+                <wp:effectExtent l="0" t="0" r="0" b="0"/>
                 <wp:wrapNone/>
                 <wp:docPr id="865127524" name="Text Box 865127524"/>
                 <wp:cNvGraphicFramePr/>
@@ -6029,7 +6361,13 @@
                               </w:rPr>
                             </w:pPr>
                             <w:r>
-                              <w:t>3 of 4 Pages</w:t>
+                              <w:t xml:space="preserve">3 of </w:t>
+                            </w:r>
+                            <w:r>
+                              <w:t>3</w:t>
+                            </w:r>
+                            <w:r>
+                              <w:t xml:space="preserve"> Pages</w:t>
                             </w:r>
                           </w:p>
                         </w:txbxContent>
@@ -6054,7 +6392,7 @@
           </mc:Choice>
           <mc:Fallback>
             <w:pict>
-              <v:shape w14:anchorId="44A835CF" id="Text Box 865127524" o:spid="_x0000_s1053" type="#_x0000_t202" style="position:absolute;margin-left:433.6pt;margin-top:714.25pt;width:79.7pt;height:20.55pt;z-index:251768832;visibility:visible;mso-wrap-style:square;mso-width-percent:0;mso-height-percent:0;mso-wrap-distance-left:9pt;mso-wrap-distance-top:0;mso-wrap-distance-right:9pt;mso-wrap-distance-bottom:0;mso-position-horizontal:absolute;mso-position-horizontal-relative:text;mso-position-vertical:absolute;mso-position-vertical-relative:text;mso-width-percent:0;mso-height-percent:0;mso-width-relative:margin;mso-height-relative:margin;v-text-anchor:top" o:gfxdata="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" filled="f" stroked="f" strokeweight=".5pt">
+              <v:shape w14:anchorId="44A835CF" id="Text Box 865127524" o:spid="_x0000_s1054" type="#_x0000_t202" style="position:absolute;margin-left:437.75pt;margin-top:708.25pt;width:79.7pt;height:20.55pt;z-index:251768832;visibility:visible;mso-wrap-style:square;mso-width-percent:0;mso-height-percent:0;mso-wrap-distance-left:9pt;mso-wrap-distance-top:0;mso-wrap-distance-right:9pt;mso-wrap-distance-bottom:0;mso-position-horizontal:absolute;mso-position-horizontal-relative:text;mso-position-vertical:absolute;mso-position-vertical-relative:text;mso-width-percent:0;mso-height-percent:0;mso-width-relative:margin;mso-height-relative:margin;v-text-anchor:top" o:gfxdata="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" filled="f" stroked="f" strokeweight=".5pt">
                 <v:textbox>
                   <w:txbxContent>
                     <w:p>
@@ -6066,7 +6404,13 @@
                         </w:rPr>
                       </w:pPr>
                       <w:r>
-                        <w:t>3 of 4 Pages</w:t>
+                        <w:t xml:space="preserve">3 of </w:t>
+                      </w:r>
+                      <w:r>
+                        <w:t>3</w:t>
+                      </w:r>
+                      <w:r>
+                        <w:t xml:space="preserve"> Pages</w:t>
                       </w:r>
                     </w:p>
                   </w:txbxContent>
@@ -6083,18 +6427,18 @@
         <mc:AlternateContent>
           <mc:Choice Requires="wps">
             <w:drawing>
-              <wp:anchor distT="0" distB="0" distL="114300" distR="114300" simplePos="0" relativeHeight="251766784" behindDoc="0" locked="0" layoutInCell="1" allowOverlap="1" wp14:anchorId="55CBAACF" wp14:editId="2C22C4C8">
+              <wp:anchor distT="0" distB="0" distL="114300" distR="114300" simplePos="0" relativeHeight="251782144" behindDoc="0" locked="0" layoutInCell="1" allowOverlap="1" wp14:anchorId="373FF0F8" wp14:editId="1BD762F7">
                 <wp:simplePos x="0" y="0"/>
                 <wp:positionH relativeFrom="column">
-                  <wp:posOffset>2468880</wp:posOffset>
+                  <wp:posOffset>2476645</wp:posOffset>
                 </wp:positionH>
                 <wp:positionV relativeFrom="paragraph">
-                  <wp:posOffset>986790</wp:posOffset>
+                  <wp:posOffset>7388225</wp:posOffset>
                 </wp:positionV>
-                <wp:extent cx="3808730" cy="4572000"/>
+                <wp:extent cx="3634451" cy="670560"/>
                 <wp:effectExtent l="0" t="0" r="0" b="0"/>
                 <wp:wrapNone/>
-                <wp:docPr id="2055593292" name="Text Box 2055593292"/>
+                <wp:docPr id="51" name="Text Box 51"/>
                 <wp:cNvGraphicFramePr/>
                 <a:graphic xmlns:a="http://schemas.openxmlformats.org/drawingml/2006/main">
                   <a:graphicData uri="http://schemas.microsoft.com/office/word/2010/wordprocessingShape">
@@ -6103,7 +6447,7 @@
                       <wps:spPr>
                         <a:xfrm>
                           <a:off x="0" y="0"/>
-                          <a:ext cx="3808730" cy="4572000"/>
+                          <a:ext cx="3634451" cy="670560"/>
                         </a:xfrm>
                         <a:prstGeom prst="rect">
                           <a:avLst/>
@@ -6117,7 +6461,7 @@
                         <w:txbxContent>
                           <w:p>
                             <w:pPr>
-                              <w:spacing w:line="240" w:lineRule="auto"/>
+                              <w:spacing w:after="80"/>
                               <w:rPr>
                                 <w:b/>
                                 <w:bCs/>
@@ -6128,104 +6472,109 @@
                                 <w:b/>
                                 <w:bCs/>
                               </w:rPr>
-                              <w:t>Full Stack Web Developer</w:t>
-                            </w:r>
+                              <w:t xml:space="preserve">Kinn </w:t>
+                            </w:r>
+                            <w:proofErr w:type="spellStart"/>
                             <w:r>
                               <w:rPr>
                                 <w:b/>
                                 <w:bCs/>
                               </w:rPr>
-                              <w:br/>
-                            </w:r>
+                              <w:t>Alineil</w:t>
+                            </w:r>
+                            <w:proofErr w:type="spellEnd"/>
                             <w:r>
                               <w:rPr>
                                 <w:b/>
                                 <w:bCs/>
                               </w:rPr>
-                              <w:t>RAGOA Business Solutions</w:t>
-                            </w:r>
-                            <w:r>
+                              <w:t xml:space="preserve"> </w:t>
+                            </w:r>
+                            <w:proofErr w:type="spellStart"/>
+                            <w:r>
+                              <w:rPr>
+                                <w:b/>
+                                <w:bCs/>
+                              </w:rPr>
+                              <w:t>Beredico</w:t>
+                            </w:r>
+                            <w:proofErr w:type="spellEnd"/>
+                            <w:r>
+                              <w:rPr>
+                                <w:b/>
+                                <w:bCs/>
+                              </w:rPr>
                               <w:br/>
                             </w:r>
-                            <w:r>
-                              <w:t>Freelance</w:t>
-                            </w:r>
-                            <w:r>
-                              <w:t>: January 2021 – September 2023</w:t>
+                            <w:proofErr w:type="spellStart"/>
+                            <w:r>
+                              <w:rPr>
+                                <w:b/>
+                                <w:bCs/>
+                              </w:rPr>
+                              <w:t>Vavasoftware</w:t>
+                            </w:r>
+                            <w:proofErr w:type="spellEnd"/>
+                            <w:r>
+                              <w:rPr>
+                                <w:b/>
+                                <w:bCs/>
+                              </w:rPr>
+                              <w:t xml:space="preserve"> Corporation</w:t>
+                            </w:r>
+                            <w:r>
+                              <w:rPr>
+                                <w:b/>
+                                <w:bCs/>
+                              </w:rPr>
+                              <w:t xml:space="preserve"> </w:t>
+                            </w:r>
+                            <w:r>
+                              <w:rPr>
+                                <w:b/>
+                                <w:bCs/>
+                                <w:sz w:val="18"/>
+                                <w:szCs w:val="18"/>
+                              </w:rPr>
+                              <w:t>Supervisor</w:t>
+                            </w:r>
+                            <w:r>
+                              <w:rPr>
+                                <w:b/>
+                                <w:bCs/>
+                                <w:sz w:val="18"/>
+                                <w:szCs w:val="18"/>
+                              </w:rPr>
+                              <w:t xml:space="preserve"> / </w:t>
+                            </w:r>
+                            <w:r>
+                              <w:rPr>
+                                <w:b/>
+                                <w:bCs/>
+                                <w:sz w:val="18"/>
+                                <w:szCs w:val="18"/>
+                              </w:rPr>
+                              <w:t>Full Stack Developer</w:t>
+                            </w:r>
+                            <w:r>
+                              <w:rPr>
+                                <w:b/>
+                                <w:bCs/>
+                              </w:rPr>
+                              <w:br/>
+                            </w:r>
+                            <w:r>
+                              <w:t>09063454364</w:t>
                             </w:r>
                           </w:p>
                           <w:p>
                             <w:pPr>
-                              <w:pStyle w:val="ListParagraph"/>
-                              <w:numPr>
-                                <w:ilvl w:val="0"/>
-                                <w:numId w:val="5"/>
-                              </w:numPr>
-                              <w:jc w:val="both"/>
+                              <w:spacing w:after="80"/>
+                              <w:rPr>
+                                <w:b/>
+                                <w:bCs/>
+                              </w:rPr>
                             </w:pPr>
-                            <w:r>
-                              <w:t>Developed and maintained SPAs and web-based systems (e.g., Booking, Content, Delivery, Voting Management Systems, E-commerce platforms, and School Management Systems) ensuring scalability, efficiency, and seamless user experiences. Collaborated with product management to prioritize and deliver features on time, conducted code reviews, resolved bugs, and optimized performance for high-quality, maintainable code.</w:t>
-                            </w:r>
-                          </w:p>
-                          <w:p>
-                            <w:pPr>
-                              <w:pStyle w:val="ListParagraph"/>
-                              <w:numPr>
-                                <w:ilvl w:val="0"/>
-                                <w:numId w:val="5"/>
-                              </w:numPr>
-                              <w:jc w:val="both"/>
-                            </w:pPr>
-                            <w:r>
-                              <w:t>Developed, implemented, optimized, and maintained secure, scalable RESTful APIs to ensure efficient and seamless communication between front-end and back-end systems</w:t>
-                            </w:r>
-                            <w:r>
-                              <w:t>.</w:t>
-                            </w:r>
-                          </w:p>
-                          <w:p>
-                            <w:pPr>
-                              <w:pStyle w:val="ListParagraph"/>
-                              <w:numPr>
-                                <w:ilvl w:val="0"/>
-                                <w:numId w:val="5"/>
-                              </w:numPr>
-                              <w:jc w:val="both"/>
-                            </w:pPr>
-                            <w:r>
-                              <w:t>Managed version control using Git</w:t>
-                            </w:r>
-                            <w:r>
-                              <w:t xml:space="preserve"> and </w:t>
-                            </w:r>
-                            <w:r>
-                              <w:t xml:space="preserve">Bitbucket </w:t>
-                            </w:r>
-                            <w:r>
-                              <w:t>to ensure smooth collaboration and code integrity.</w:t>
-                            </w:r>
-                          </w:p>
-                          <w:p>
-                            <w:pPr>
-                              <w:pStyle w:val="ListParagraph"/>
-                              <w:numPr>
-                                <w:ilvl w:val="0"/>
-                                <w:numId w:val="5"/>
-                              </w:numPr>
-                              <w:jc w:val="both"/>
-                            </w:pPr>
-                            <w:r>
-                              <w:t xml:space="preserve">Developed and maintained CI/CD pipelines using Jenkins and Docker, automating testing, deployment, and delivery to improve reliability and speed. Integrated and managed AWS services (EC2, RDS, S3, </w:t>
-                            </w:r>
-                            <w:r>
-                              <w:t>Lambda</w:t>
-                            </w:r>
-                            <w:r>
-                              <w:t xml:space="preserve">, </w:t>
-                            </w:r>
-                            <w:r>
-                              <w:t>IAM) to optimize cloud infrastructure, scalability, and file management.</w:t>
-                            </w:r>
                           </w:p>
                         </w:txbxContent>
                       </wps:txbx>
@@ -6249,12 +6598,12 @@
           </mc:Choice>
           <mc:Fallback>
             <w:pict>
-              <v:shape w14:anchorId="55CBAACF" id="Text Box 2055593292" o:spid="_x0000_s1054" type="#_x0000_t202" style="position:absolute;margin-left:194.4pt;margin-top:77.7pt;width:299.9pt;height:5in;z-index:251766784;visibility:visible;mso-wrap-style:square;mso-width-percent:0;mso-height-percent:0;mso-wrap-distance-left:9pt;mso-wrap-distance-top:0;mso-wrap-distance-right:9pt;mso-wrap-distance-bottom:0;mso-position-horizontal:absolute;mso-position-horizontal-relative:text;mso-position-vertical:absolute;mso-position-vertical-relative:text;mso-width-percent:0;mso-height-percent:0;mso-width-relative:margin;mso-height-relative:margin;v-text-anchor:top" o:gfxdata="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" filled="f" stroked="f" strokeweight=".5pt">
+              <v:shape w14:anchorId="373FF0F8" id="Text Box 51" o:spid="_x0000_s1055" type="#_x0000_t202" style="position:absolute;margin-left:195pt;margin-top:581.75pt;width:286.2pt;height:52.8pt;z-index:251782144;visibility:visible;mso-wrap-style:square;mso-width-percent:0;mso-height-percent:0;mso-wrap-distance-left:9pt;mso-wrap-distance-top:0;mso-wrap-distance-right:9pt;mso-wrap-distance-bottom:0;mso-position-horizontal:absolute;mso-position-horizontal-relative:text;mso-position-vertical:absolute;mso-position-vertical-relative:text;mso-width-percent:0;mso-height-percent:0;mso-width-relative:margin;mso-height-relative:margin;v-text-anchor:top" o:gfxdata="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" filled="f" stroked="f" strokeweight=".5pt">
                 <v:textbox>
                   <w:txbxContent>
                     <w:p>
                       <w:pPr>
-                        <w:spacing w:line="240" w:lineRule="auto"/>
+                        <w:spacing w:after="80"/>
                         <w:rPr>
                           <w:b/>
                           <w:bCs/>
@@ -6265,104 +6614,109 @@
                           <w:b/>
                           <w:bCs/>
                         </w:rPr>
-                        <w:t>Full Stack Web Developer</w:t>
-                      </w:r>
+                        <w:t xml:space="preserve">Kinn </w:t>
+                      </w:r>
+                      <w:proofErr w:type="spellStart"/>
                       <w:r>
                         <w:rPr>
                           <w:b/>
                           <w:bCs/>
                         </w:rPr>
-                        <w:br/>
-                      </w:r>
+                        <w:t>Alineil</w:t>
+                      </w:r>
+                      <w:proofErr w:type="spellEnd"/>
                       <w:r>
                         <w:rPr>
                           <w:b/>
                           <w:bCs/>
                         </w:rPr>
-                        <w:t>RAGOA Business Solutions</w:t>
-                      </w:r>
-                      <w:r>
+                        <w:t xml:space="preserve"> </w:t>
+                      </w:r>
+                      <w:proofErr w:type="spellStart"/>
+                      <w:r>
+                        <w:rPr>
+                          <w:b/>
+                          <w:bCs/>
+                        </w:rPr>
+                        <w:t>Beredico</w:t>
+                      </w:r>
+                      <w:proofErr w:type="spellEnd"/>
+                      <w:r>
+                        <w:rPr>
+                          <w:b/>
+                          <w:bCs/>
+                        </w:rPr>
                         <w:br/>
                       </w:r>
-                      <w:r>
-                        <w:t>Freelance</w:t>
-                      </w:r>
-                      <w:r>
-                        <w:t>: January 2021 – September 2023</w:t>
+                      <w:proofErr w:type="spellStart"/>
+                      <w:r>
+                        <w:rPr>
+                          <w:b/>
+                          <w:bCs/>
+                        </w:rPr>
+                        <w:t>Vavasoftware</w:t>
+                      </w:r>
+                      <w:proofErr w:type="spellEnd"/>
+                      <w:r>
+                        <w:rPr>
+                          <w:b/>
+                          <w:bCs/>
+                        </w:rPr>
+                        <w:t xml:space="preserve"> Corporation</w:t>
+                      </w:r>
+                      <w:r>
+                        <w:rPr>
+                          <w:b/>
+                          <w:bCs/>
+                        </w:rPr>
+                        <w:t xml:space="preserve"> </w:t>
+                      </w:r>
+                      <w:r>
+                        <w:rPr>
+                          <w:b/>
+                          <w:bCs/>
+                          <w:sz w:val="18"/>
+                          <w:szCs w:val="18"/>
+                        </w:rPr>
+                        <w:t>Supervisor</w:t>
+                      </w:r>
+                      <w:r>
+                        <w:rPr>
+                          <w:b/>
+                          <w:bCs/>
+                          <w:sz w:val="18"/>
+                          <w:szCs w:val="18"/>
+                        </w:rPr>
+                        <w:t xml:space="preserve"> / </w:t>
+                      </w:r>
+                      <w:r>
+                        <w:rPr>
+                          <w:b/>
+                          <w:bCs/>
+                          <w:sz w:val="18"/>
+                          <w:szCs w:val="18"/>
+                        </w:rPr>
+                        <w:t>Full Stack Developer</w:t>
+                      </w:r>
+                      <w:r>
+                        <w:rPr>
+                          <w:b/>
+                          <w:bCs/>
+                        </w:rPr>
+                        <w:br/>
+                      </w:r>
+                      <w:r>
+                        <w:t>09063454364</w:t>
                       </w:r>
                     </w:p>
                     <w:p>
                       <w:pPr>
-                        <w:pStyle w:val="ListParagraph"/>
-                        <w:numPr>
-                          <w:ilvl w:val="0"/>
-                          <w:numId w:val="5"/>
-                        </w:numPr>
-                        <w:jc w:val="both"/>
+                        <w:spacing w:after="80"/>
+                        <w:rPr>
+                          <w:b/>
+                          <w:bCs/>
+                        </w:rPr>
                       </w:pPr>
-                      <w:r>
-                        <w:t>Developed and maintained SPAs and web-based systems (e.g., Booking, Content, Delivery, Voting Management Systems, E-commerce platforms, and School Management Systems) ensuring scalability, efficiency, and seamless user experiences. Collaborated with product management to prioritize and deliver features on time, conducted code reviews, resolved bugs, and optimized performance for high-quality, maintainable code.</w:t>
-                      </w:r>
-                    </w:p>
-                    <w:p>
-                      <w:pPr>
-                        <w:pStyle w:val="ListParagraph"/>
-                        <w:numPr>
-                          <w:ilvl w:val="0"/>
-                          <w:numId w:val="5"/>
-                        </w:numPr>
-                        <w:jc w:val="both"/>
-                      </w:pPr>
-                      <w:r>
-                        <w:t>Developed, implemented, optimized, and maintained secure, scalable RESTful APIs to ensure efficient and seamless communication between front-end and back-end systems</w:t>
-                      </w:r>
-                      <w:r>
-                        <w:t>.</w:t>
-                      </w:r>
-                    </w:p>
-                    <w:p>
-                      <w:pPr>
-                        <w:pStyle w:val="ListParagraph"/>
-                        <w:numPr>
-                          <w:ilvl w:val="0"/>
-                          <w:numId w:val="5"/>
-                        </w:numPr>
-                        <w:jc w:val="both"/>
-                      </w:pPr>
-                      <w:r>
-                        <w:t>Managed version control using Git</w:t>
-                      </w:r>
-                      <w:r>
-                        <w:t xml:space="preserve"> and </w:t>
-                      </w:r>
-                      <w:r>
-                        <w:t xml:space="preserve">Bitbucket </w:t>
-                      </w:r>
-                      <w:r>
-                        <w:t>to ensure smooth collaboration and code integrity.</w:t>
-                      </w:r>
-                    </w:p>
-                    <w:p>
-                      <w:pPr>
-                        <w:pStyle w:val="ListParagraph"/>
-                        <w:numPr>
-                          <w:ilvl w:val="0"/>
-                          <w:numId w:val="5"/>
-                        </w:numPr>
-                        <w:jc w:val="both"/>
-                      </w:pPr>
-                      <w:r>
-                        <w:t xml:space="preserve">Developed and maintained CI/CD pipelines using Jenkins and Docker, automating testing, deployment, and delivery to improve reliability and speed. Integrated and managed AWS services (EC2, RDS, S3, </w:t>
-                      </w:r>
-                      <w:r>
-                        <w:t>Lambda</w:t>
-                      </w:r>
-                      <w:r>
-                        <w:t xml:space="preserve">, </w:t>
-                      </w:r>
-                      <w:r>
-                        <w:t>IAM) to optimize cloud infrastructure, scalability, and file management.</w:t>
-                      </w:r>
                     </w:p>
                   </w:txbxContent>
                 </v:textbox>
@@ -6378,18 +6732,18 @@
         <mc:AlternateContent>
           <mc:Choice Requires="wps">
             <w:drawing>
-              <wp:anchor distT="0" distB="0" distL="114300" distR="114300" simplePos="0" relativeHeight="251767808" behindDoc="0" locked="0" layoutInCell="1" allowOverlap="1" wp14:anchorId="0C26D272" wp14:editId="1EFA249D">
+              <wp:anchor distT="0" distB="0" distL="114300" distR="114300" simplePos="0" relativeHeight="251783168" behindDoc="0" locked="0" layoutInCell="1" allowOverlap="1" wp14:anchorId="0A62B557" wp14:editId="49687C4F">
                 <wp:simplePos x="0" y="0"/>
-                <wp:positionH relativeFrom="column">
-                  <wp:posOffset>2446020</wp:posOffset>
+                <wp:positionH relativeFrom="margin">
+                  <wp:posOffset>-406400</wp:posOffset>
                 </wp:positionH>
                 <wp:positionV relativeFrom="paragraph">
-                  <wp:posOffset>5589270</wp:posOffset>
+                  <wp:posOffset>7405370</wp:posOffset>
                 </wp:positionV>
-                <wp:extent cx="3820795" cy="3528060"/>
+                <wp:extent cx="2667000" cy="655320"/>
                 <wp:effectExtent l="0" t="0" r="0" b="0"/>
                 <wp:wrapNone/>
-                <wp:docPr id="255920125" name="Text Box 255920125"/>
+                <wp:docPr id="50507237" name="Text Box 50507237"/>
                 <wp:cNvGraphicFramePr/>
                 <a:graphic xmlns:a="http://schemas.openxmlformats.org/drawingml/2006/main">
                   <a:graphicData uri="http://schemas.microsoft.com/office/word/2010/wordprocessingShape">
@@ -6398,7 +6752,7 @@
                       <wps:spPr>
                         <a:xfrm>
                           <a:off x="0" y="0"/>
-                          <a:ext cx="3820795" cy="3528060"/>
+                          <a:ext cx="2667000" cy="655320"/>
                         </a:xfrm>
                         <a:prstGeom prst="rect">
                           <a:avLst/>
@@ -6412,7 +6766,7 @@
                         <w:txbxContent>
                           <w:p>
                             <w:pPr>
-                              <w:spacing w:line="240" w:lineRule="auto"/>
+                              <w:spacing w:after="80"/>
                               <w:rPr>
                                 <w:b/>
                                 <w:bCs/>
@@ -6423,98 +6777,67 @@
                                 <w:b/>
                                 <w:bCs/>
                               </w:rPr>
-                              <w:t>Full Stack Web Developer</w:t>
-                            </w:r>
+                              <w:t xml:space="preserve">Rodolfo </w:t>
+                            </w:r>
+                            <w:proofErr w:type="spellStart"/>
                             <w:r>
                               <w:rPr>
                                 <w:b/>
                                 <w:bCs/>
                               </w:rPr>
-                              <w:br/>
-                            </w:r>
-                            <w:proofErr w:type="spellStart"/>
+                              <w:t>Lobusta</w:t>
+                            </w:r>
+                            <w:proofErr w:type="spellEnd"/>
                             <w:r>
                               <w:rPr>
                                 <w:b/>
                                 <w:bCs/>
                               </w:rPr>
-                              <w:t>CaPEx</w:t>
-                            </w:r>
-                            <w:proofErr w:type="spellEnd"/>
+                              <w:t xml:space="preserve"> Jr.</w:t>
+                            </w:r>
                             <w:r>
                               <w:rPr>
                                 <w:b/>
                                 <w:bCs/>
                               </w:rPr>
-                              <w:t xml:space="preserve">: </w:t>
+                              <w:br/>
+                              <w:t>FEIWIN</w:t>
                             </w:r>
                             <w:r>
                               <w:rPr>
                                 <w:b/>
                                 <w:bCs/>
                               </w:rPr>
-                              <w:t>Cargo Padala Express</w:t>
-                            </w:r>
-                            <w:r>
+                              <w:t xml:space="preserve"> </w:t>
+                            </w:r>
+                            <w:r>
+                              <w:rPr>
+                                <w:b/>
+                                <w:bCs/>
+                                <w:sz w:val="18"/>
+                                <w:szCs w:val="18"/>
+                              </w:rPr>
+                              <w:t>Team Lead / Full Stack Developer</w:t>
+                            </w:r>
+                            <w:r>
+                              <w:rPr>
+                                <w:b/>
+                                <w:bCs/>
+                              </w:rPr>
                               <w:br/>
                             </w:r>
                             <w:r>
-                              <w:t>Full-Time</w:t>
-                            </w:r>
-                            <w:r>
-                              <w:t>: AUGUST 2019 – September 2022</w:t>
+                              <w:t>09167471849</w:t>
                             </w:r>
                           </w:p>
                           <w:p>
                             <w:pPr>
-                              <w:pStyle w:val="ListParagraph"/>
-                              <w:numPr>
-                                <w:ilvl w:val="0"/>
-                                <w:numId w:val="5"/>
-                              </w:numPr>
-                              <w:jc w:val="both"/>
+                              <w:spacing w:after="80"/>
+                              <w:rPr>
+                                <w:b/>
+                                <w:bCs/>
+                              </w:rPr>
                             </w:pPr>
-                            <w:r>
-                              <w:t>Developed and maintained SPAs and web-based systems (e.g., Warehouse Management, Accounting, HR Information Management, Booking Systems, and E-commerce platforms) ensuring scalability, efficiency, and seamless user experiences. Collaborated with product management to prioritize and deliver features on time, while conducting code reviews, resolving bugs, and optimizing performance for high-quality, maintainable code.</w:t>
-                            </w:r>
-                          </w:p>
-                          <w:p>
-                            <w:pPr>
-                              <w:pStyle w:val="ListParagraph"/>
-                              <w:numPr>
-                                <w:ilvl w:val="0"/>
-                                <w:numId w:val="5"/>
-                              </w:numPr>
-                              <w:jc w:val="both"/>
-                            </w:pPr>
-                            <w:r>
-                              <w:t>Developed, implemented, optimized, and maintained secure, scalable RESTful APIs to ensure efficient and seamless communication between front-end and back-end systems</w:t>
-                            </w:r>
-                            <w:r>
-                              <w:t>.</w:t>
-                            </w:r>
-                          </w:p>
-                          <w:p>
-                            <w:pPr>
-                              <w:pStyle w:val="ListParagraph"/>
-                              <w:numPr>
-                                <w:ilvl w:val="0"/>
-                                <w:numId w:val="5"/>
-                              </w:numPr>
-                              <w:jc w:val="both"/>
-                            </w:pPr>
-                            <w:r>
-                              <w:t>Managed version control using Git</w:t>
-                            </w:r>
-                            <w:r>
-                              <w:t xml:space="preserve"> and </w:t>
-                            </w:r>
-                            <w:r>
-                              <w:t xml:space="preserve">Bitbucket </w:t>
-                            </w:r>
-                            <w:r>
-                              <w:t>to ensure smooth collaboration and code integrity.</w:t>
-                            </w:r>
                           </w:p>
                         </w:txbxContent>
                       </wps:txbx>
@@ -6538,12 +6861,12 @@
           </mc:Choice>
           <mc:Fallback>
             <w:pict>
-              <v:shape w14:anchorId="0C26D272" id="Text Box 255920125" o:spid="_x0000_s1055" type="#_x0000_t202" style="position:absolute;margin-left:192.6pt;margin-top:440.1pt;width:300.85pt;height:277.8pt;z-index:251767808;visibility:visible;mso-wrap-style:square;mso-width-percent:0;mso-height-percent:0;mso-wrap-distance-left:9pt;mso-wrap-distance-top:0;mso-wrap-distance-right:9pt;mso-wrap-distance-bottom:0;mso-position-horizontal:absolute;mso-position-horizontal-relative:text;mso-position-vertical:absolute;mso-position-vertical-relative:text;mso-width-percent:0;mso-height-percent:0;mso-width-relative:margin;mso-height-relative:margin;v-text-anchor:top" o:gfxdata="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" filled="f" stroked="f" strokeweight=".5pt">
+              <v:shape w14:anchorId="0A62B557" id="Text Box 50507237" o:spid="_x0000_s1056" type="#_x0000_t202" style="position:absolute;margin-left:-32pt;margin-top:583.1pt;width:210pt;height:51.6pt;z-index:251783168;visibility:visible;mso-wrap-style:square;mso-width-percent:0;mso-height-percent:0;mso-wrap-distance-left:9pt;mso-wrap-distance-top:0;mso-wrap-distance-right:9pt;mso-wrap-distance-bottom:0;mso-position-horizontal:absolute;mso-position-horizontal-relative:margin;mso-position-vertical:absolute;mso-position-vertical-relative:text;mso-width-percent:0;mso-height-percent:0;mso-width-relative:margin;mso-height-relative:margin;v-text-anchor:top" o:gfxdata="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" filled="f" stroked="f" strokeweight=".5pt">
                 <v:textbox>
                   <w:txbxContent>
                     <w:p>
                       <w:pPr>
-                        <w:spacing w:line="240" w:lineRule="auto"/>
+                        <w:spacing w:after="80"/>
                         <w:rPr>
                           <w:b/>
                           <w:bCs/>
@@ -6554,134 +6877,95 @@
                           <w:b/>
                           <w:bCs/>
                         </w:rPr>
-                        <w:t>Full Stack Web Developer</w:t>
-                      </w:r>
+                        <w:t xml:space="preserve">Rodolfo </w:t>
+                      </w:r>
+                      <w:proofErr w:type="spellStart"/>
                       <w:r>
                         <w:rPr>
                           <w:b/>
                           <w:bCs/>
                         </w:rPr>
-                        <w:br/>
-                      </w:r>
-                      <w:proofErr w:type="spellStart"/>
+                        <w:t>Lobusta</w:t>
+                      </w:r>
+                      <w:proofErr w:type="spellEnd"/>
                       <w:r>
                         <w:rPr>
                           <w:b/>
                           <w:bCs/>
                         </w:rPr>
-                        <w:t>CaPEx</w:t>
-                      </w:r>
-                      <w:proofErr w:type="spellEnd"/>
+                        <w:t xml:space="preserve"> Jr.</w:t>
+                      </w:r>
                       <w:r>
                         <w:rPr>
                           <w:b/>
                           <w:bCs/>
                         </w:rPr>
-                        <w:t xml:space="preserve">: </w:t>
+                        <w:br/>
+                        <w:t>FEIWIN</w:t>
                       </w:r>
                       <w:r>
                         <w:rPr>
                           <w:b/>
                           <w:bCs/>
                         </w:rPr>
-                        <w:t>Cargo Padala Express</w:t>
-                      </w:r>
-                      <w:r>
+                        <w:t xml:space="preserve"> </w:t>
+                      </w:r>
+                      <w:r>
+                        <w:rPr>
+                          <w:b/>
+                          <w:bCs/>
+                          <w:sz w:val="18"/>
+                          <w:szCs w:val="18"/>
+                        </w:rPr>
+                        <w:t>Team Lead / Full Stack Developer</w:t>
+                      </w:r>
+                      <w:r>
+                        <w:rPr>
+                          <w:b/>
+                          <w:bCs/>
+                        </w:rPr>
                         <w:br/>
                       </w:r>
                       <w:r>
-                        <w:t>Full-Time</w:t>
-                      </w:r>
-                      <w:r>
-                        <w:t>: AUGUST 2019 – September 2022</w:t>
+                        <w:t>09167471849</w:t>
                       </w:r>
                     </w:p>
                     <w:p>
                       <w:pPr>
-                        <w:pStyle w:val="ListParagraph"/>
-                        <w:numPr>
-                          <w:ilvl w:val="0"/>
-                          <w:numId w:val="5"/>
-                        </w:numPr>
-                        <w:jc w:val="both"/>
+                        <w:spacing w:after="80"/>
+                        <w:rPr>
+                          <w:b/>
+                          <w:bCs/>
+                        </w:rPr>
                       </w:pPr>
-                      <w:r>
-                        <w:t>Developed and maintained SPAs and web-based systems (e.g., Warehouse Management, Accounting, HR Information Management, Booking Systems, and E-commerce platforms) ensuring scalability, efficiency, and seamless user experiences. Collaborated with product management to prioritize and deliver features on time, while conducting code reviews, resolving bugs, and optimizing performance for high-quality, maintainable code.</w:t>
-                      </w:r>
-                    </w:p>
-                    <w:p>
-                      <w:pPr>
-                        <w:pStyle w:val="ListParagraph"/>
-                        <w:numPr>
-                          <w:ilvl w:val="0"/>
-                          <w:numId w:val="5"/>
-                        </w:numPr>
-                        <w:jc w:val="both"/>
-                      </w:pPr>
-                      <w:r>
-                        <w:t>Developed, implemented, optimized, and maintained secure, scalable RESTful APIs to ensure efficient and seamless communication between front-end and back-end systems</w:t>
-                      </w:r>
-                      <w:r>
-                        <w:t>.</w:t>
-                      </w:r>
-                    </w:p>
-                    <w:p>
-                      <w:pPr>
-                        <w:pStyle w:val="ListParagraph"/>
-                        <w:numPr>
-                          <w:ilvl w:val="0"/>
-                          <w:numId w:val="5"/>
-                        </w:numPr>
-                        <w:jc w:val="both"/>
-                      </w:pPr>
-                      <w:r>
-                        <w:t>Managed version control using Git</w:t>
-                      </w:r>
-                      <w:r>
-                        <w:t xml:space="preserve"> and </w:t>
-                      </w:r>
-                      <w:r>
-                        <w:t xml:space="preserve">Bitbucket </w:t>
-                      </w:r>
-                      <w:r>
-                        <w:t>to ensure smooth collaboration and code integrity.</w:t>
-                      </w:r>
                     </w:p>
                   </w:txbxContent>
                 </v:textbox>
+                <w10:wrap anchorx="margin"/>
               </v:shape>
             </w:pict>
           </mc:Fallback>
         </mc:AlternateContent>
       </w:r>
       <w:r>
-        <w:br w:type="page"/>
-      </w:r>
-    </w:p>
-    <w:p>
-      <w:pPr>
-        <w:ind w:left="6480" w:hanging="6480"/>
-      </w:pPr>
-      <w:r>
         <w:rPr>
           <w:noProof/>
         </w:rPr>
-        <w:lastRenderedPageBreak/>
         <mc:AlternateContent>
           <mc:Choice Requires="wps">
             <w:drawing>
-              <wp:anchor distT="0" distB="0" distL="114300" distR="114300" simplePos="0" relativeHeight="251761664" behindDoc="0" locked="0" layoutInCell="1" allowOverlap="1" wp14:anchorId="6CD0748F" wp14:editId="2D23FA16">
+              <wp:anchor distT="0" distB="0" distL="114300" distR="114300" simplePos="0" relativeHeight="251784192" behindDoc="0" locked="0" layoutInCell="1" allowOverlap="1" wp14:anchorId="59EBC287" wp14:editId="234642BF">
                 <wp:simplePos x="0" y="0"/>
-                <wp:positionH relativeFrom="column">
-                  <wp:posOffset>5506720</wp:posOffset>
+                <wp:positionH relativeFrom="margin">
+                  <wp:posOffset>-402590</wp:posOffset>
                 </wp:positionH>
                 <wp:positionV relativeFrom="paragraph">
-                  <wp:posOffset>9361170</wp:posOffset>
+                  <wp:posOffset>8157065</wp:posOffset>
                 </wp:positionV>
-                <wp:extent cx="1012190" cy="260985"/>
-                <wp:effectExtent l="0" t="0" r="0" b="5715"/>
+                <wp:extent cx="2752725" cy="655320"/>
+                <wp:effectExtent l="0" t="0" r="0" b="0"/>
                 <wp:wrapNone/>
-                <wp:docPr id="535087757" name="Text Box 535087757"/>
+                <wp:docPr id="1368912805" name="Text Box 1368912805"/>
                 <wp:cNvGraphicFramePr/>
                 <a:graphic xmlns:a="http://schemas.openxmlformats.org/drawingml/2006/main">
                   <a:graphicData uri="http://schemas.microsoft.com/office/word/2010/wordprocessingShape">
@@ -6690,7 +6974,7 @@
                       <wps:spPr>
                         <a:xfrm>
                           <a:off x="0" y="0"/>
-                          <a:ext cx="1012190" cy="260985"/>
+                          <a:ext cx="2752725" cy="655320"/>
                         </a:xfrm>
                         <a:prstGeom prst="rect">
                           <a:avLst/>
@@ -6704,18 +6988,70 @@
                         <w:txbxContent>
                           <w:p>
                             <w:pPr>
-                              <w:rPr>
-                                <w:sz w:val="24"/>
-                                <w:szCs w:val="24"/>
-                                <w:lang w:val="en-US"/>
+                              <w:spacing w:after="80"/>
+                              <w:rPr>
+                                <w:b/>
+                                <w:bCs/>
                               </w:rPr>
                             </w:pPr>
-                            <w:r>
-                              <w:t>4</w:t>
-                            </w:r>
-                            <w:r>
-                              <w:t xml:space="preserve"> of 4 Pages</w:t>
-                            </w:r>
+                            <w:proofErr w:type="spellStart"/>
+                            <w:r>
+                              <w:rPr>
+                                <w:b/>
+                                <w:bCs/>
+                              </w:rPr>
+                              <w:t>Jhonar</w:t>
+                            </w:r>
+                            <w:proofErr w:type="spellEnd"/>
+                            <w:r>
+                              <w:rPr>
+                                <w:b/>
+                                <w:bCs/>
+                              </w:rPr>
+                              <w:t xml:space="preserve"> Ignacio</w:t>
+                            </w:r>
+                            <w:r>
+                              <w:rPr>
+                                <w:b/>
+                                <w:bCs/>
+                              </w:rPr>
+                              <w:br/>
+                              <w:t>FEIWIN</w:t>
+                            </w:r>
+                            <w:r>
+                              <w:rPr>
+                                <w:b/>
+                                <w:bCs/>
+                              </w:rPr>
+                              <w:t xml:space="preserve"> </w:t>
+                            </w:r>
+                            <w:r>
+                              <w:rPr>
+                                <w:b/>
+                                <w:bCs/>
+                                <w:sz w:val="18"/>
+                                <w:szCs w:val="18"/>
+                              </w:rPr>
+                              <w:t>Full Stack Developer</w:t>
+                            </w:r>
+                            <w:r>
+                              <w:rPr>
+                                <w:b/>
+                                <w:bCs/>
+                              </w:rPr>
+                              <w:br/>
+                            </w:r>
+                            <w:r>
+                              <w:t>09565829174</w:t>
+                            </w:r>
+                          </w:p>
+                          <w:p>
+                            <w:pPr>
+                              <w:rPr>
+                                <w:b/>
+                                <w:bCs/>
+                              </w:rPr>
+                            </w:pPr>
                           </w:p>
                         </w:txbxContent>
                       </wps:txbx>
@@ -6739,26 +7075,79 @@
           </mc:Choice>
           <mc:Fallback>
             <w:pict>
-              <v:shape w14:anchorId="6CD0748F" id="Text Box 535087757" o:spid="_x0000_s1056" type="#_x0000_t202" style="position:absolute;left:0;text-align:left;margin-left:433.6pt;margin-top:737.1pt;width:79.7pt;height:20.55pt;z-index:251761664;visibility:visible;mso-wrap-style:square;mso-width-percent:0;mso-height-percent:0;mso-wrap-distance-left:9pt;mso-wrap-distance-top:0;mso-wrap-distance-right:9pt;mso-wrap-distance-bottom:0;mso-position-horizontal:absolute;mso-position-horizontal-relative:text;mso-position-vertical:absolute;mso-position-vertical-relative:text;mso-width-percent:0;mso-height-percent:0;mso-width-relative:margin;mso-height-relative:margin;v-text-anchor:top" o:gfxdata="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" filled="f" stroked="f" strokeweight=".5pt">
+              <v:shape w14:anchorId="59EBC287" id="Text Box 1368912805" o:spid="_x0000_s1056" type="#_x0000_t202" style="position:absolute;margin-left:-31.7pt;margin-top:642.3pt;width:216.75pt;height:51.6pt;z-index:251784192;visibility:visible;mso-wrap-style:square;mso-width-percent:0;mso-height-percent:0;mso-wrap-distance-left:9pt;mso-wrap-distance-top:0;mso-wrap-distance-right:9pt;mso-wrap-distance-bottom:0;mso-position-horizontal:absolute;mso-position-horizontal-relative:margin;mso-position-vertical:absolute;mso-position-vertical-relative:text;mso-width-percent:0;mso-height-percent:0;mso-width-relative:margin;mso-height-relative:margin;v-text-anchor:top" o:gfxdata="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" filled="f" stroked="f" strokeweight=".5pt">
                 <v:textbox>
                   <w:txbxContent>
                     <w:p>
                       <w:pPr>
-                        <w:rPr>
-                          <w:sz w:val="24"/>
-                          <w:szCs w:val="24"/>
-                          <w:lang w:val="en-US"/>
+                        <w:spacing w:after="80"/>
+                        <w:rPr>
+                          <w:b/>
+                          <w:bCs/>
                         </w:rPr>
                       </w:pPr>
-                      <w:r>
-                        <w:t>4</w:t>
-                      </w:r>
-                      <w:r>
-                        <w:t xml:space="preserve"> of 4 Pages</w:t>
-                      </w:r>
+                      <w:proofErr w:type="spellStart"/>
+                      <w:r>
+                        <w:rPr>
+                          <w:b/>
+                          <w:bCs/>
+                        </w:rPr>
+                        <w:t>Jhonar</w:t>
+                      </w:r>
+                      <w:proofErr w:type="spellEnd"/>
+                      <w:r>
+                        <w:rPr>
+                          <w:b/>
+                          <w:bCs/>
+                        </w:rPr>
+                        <w:t xml:space="preserve"> Ignacio</w:t>
+                      </w:r>
+                      <w:r>
+                        <w:rPr>
+                          <w:b/>
+                          <w:bCs/>
+                        </w:rPr>
+                        <w:br/>
+                        <w:t>FEIWIN</w:t>
+                      </w:r>
+                      <w:r>
+                        <w:rPr>
+                          <w:b/>
+                          <w:bCs/>
+                        </w:rPr>
+                        <w:t xml:space="preserve"> </w:t>
+                      </w:r>
+                      <w:r>
+                        <w:rPr>
+                          <w:b/>
+                          <w:bCs/>
+                          <w:sz w:val="18"/>
+                          <w:szCs w:val="18"/>
+                        </w:rPr>
+                        <w:t>Full Stack Developer</w:t>
+                      </w:r>
+                      <w:r>
+                        <w:rPr>
+                          <w:b/>
+                          <w:bCs/>
+                        </w:rPr>
+                        <w:br/>
+                      </w:r>
+                      <w:r>
+                        <w:t>09565829174</w:t>
+                      </w:r>
+                    </w:p>
+                    <w:p>
+                      <w:pPr>
+                        <w:rPr>
+                          <w:b/>
+                          <w:bCs/>
+                        </w:rPr>
+                      </w:pPr>
                     </w:p>
                   </w:txbxContent>
                 </v:textbox>
+                <w10:wrap anchorx="margin"/>
               </v:shape>
             </w:pict>
           </mc:Fallback>
@@ -6771,296 +7160,16 @@
         <mc:AlternateContent>
           <mc:Choice Requires="wps">
             <w:drawing>
-              <wp:anchor distT="0" distB="0" distL="114300" distR="114300" simplePos="0" relativeHeight="251792384" behindDoc="0" locked="0" layoutInCell="1" allowOverlap="1" wp14:anchorId="7C9BFBB2" wp14:editId="06C4F326">
+              <wp:anchor distT="0" distB="0" distL="114300" distR="114300" simplePos="0" relativeHeight="251779072" behindDoc="0" locked="0" layoutInCell="1" allowOverlap="1" wp14:anchorId="2C0BD044" wp14:editId="271CC344">
                 <wp:simplePos x="0" y="0"/>
                 <wp:positionH relativeFrom="column">
-                  <wp:posOffset>2453640</wp:posOffset>
+                  <wp:posOffset>-464820</wp:posOffset>
                 </wp:positionH>
                 <wp:positionV relativeFrom="paragraph">
-                  <wp:posOffset>-518160</wp:posOffset>
-                </wp:positionV>
-                <wp:extent cx="3820795" cy="1234440"/>
-                <wp:effectExtent l="0" t="0" r="0" b="3810"/>
-                <wp:wrapNone/>
-                <wp:docPr id="634643011" name="Text Box 634643011"/>
-                <wp:cNvGraphicFramePr/>
-                <a:graphic xmlns:a="http://schemas.openxmlformats.org/drawingml/2006/main">
-                  <a:graphicData uri="http://schemas.microsoft.com/office/word/2010/wordprocessingShape">
-                    <wps:wsp>
-                      <wps:cNvSpPr txBox="1"/>
-                      <wps:spPr>
-                        <a:xfrm>
-                          <a:off x="0" y="0"/>
-                          <a:ext cx="3820795" cy="1234440"/>
-                        </a:xfrm>
-                        <a:prstGeom prst="rect">
-                          <a:avLst/>
-                        </a:prstGeom>
-                        <a:noFill/>
-                        <a:ln w="6350">
-                          <a:noFill/>
-                        </a:ln>
-                      </wps:spPr>
-                      <wps:txbx>
-                        <w:txbxContent>
-                          <w:p>
-                            <w:pPr>
-                              <w:pStyle w:val="ListParagraph"/>
-                              <w:numPr>
-                                <w:ilvl w:val="0"/>
-                                <w:numId w:val="5"/>
-                              </w:numPr>
-                              <w:jc w:val="both"/>
-                            </w:pPr>
-                            <w:r>
-                              <w:t xml:space="preserve">CI/CD pipelines using Jenkins and Docker, automating testing, deployment, and delivery to improve reliability and speed. Integrated and managed AWS services (EC2, RDS, S3, </w:t>
-                            </w:r>
-                            <w:r>
-                              <w:t>Lambda</w:t>
-                            </w:r>
-                            <w:r>
-                              <w:t>, IAM) to optimize cloud infrastructure, scalability, and file management.</w:t>
-                            </w:r>
-                          </w:p>
-                        </w:txbxContent>
-                      </wps:txbx>
-                      <wps:bodyPr rot="0" spcFirstLastPara="0" vertOverflow="overflow" horzOverflow="overflow" vert="horz" wrap="square" lIns="91440" tIns="45720" rIns="91440" bIns="45720" numCol="1" spcCol="0" rtlCol="0" fromWordArt="0" anchor="t" anchorCtr="0" forceAA="0" compatLnSpc="1">
-                        <a:prstTxWarp prst="textNoShape">
-                          <a:avLst/>
-                        </a:prstTxWarp>
-                        <a:noAutofit/>
-                      </wps:bodyPr>
-                    </wps:wsp>
-                  </a:graphicData>
-                </a:graphic>
-                <wp14:sizeRelH relativeFrom="margin">
-                  <wp14:pctWidth>0</wp14:pctWidth>
-                </wp14:sizeRelH>
-                <wp14:sizeRelV relativeFrom="margin">
-                  <wp14:pctHeight>0</wp14:pctHeight>
-                </wp14:sizeRelV>
-              </wp:anchor>
-            </w:drawing>
-          </mc:Choice>
-          <mc:Fallback>
-            <w:pict>
-              <v:shape w14:anchorId="7C9BFBB2" id="Text Box 634643011" o:spid="_x0000_s1057" type="#_x0000_t202" style="position:absolute;left:0;text-align:left;margin-left:193.2pt;margin-top:-40.8pt;width:300.85pt;height:97.2pt;z-index:251792384;visibility:visible;mso-wrap-style:square;mso-width-percent:0;mso-height-percent:0;mso-wrap-distance-left:9pt;mso-wrap-distance-top:0;mso-wrap-distance-right:9pt;mso-wrap-distance-bottom:0;mso-position-horizontal:absolute;mso-position-horizontal-relative:text;mso-position-vertical:absolute;mso-position-vertical-relative:text;mso-width-percent:0;mso-height-percent:0;mso-width-relative:margin;mso-height-relative:margin;v-text-anchor:top" o:gfxdata="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" filled="f" stroked="f" strokeweight=".5pt">
-                <v:textbox>
-                  <w:txbxContent>
-                    <w:p>
-                      <w:pPr>
-                        <w:pStyle w:val="ListParagraph"/>
-                        <w:numPr>
-                          <w:ilvl w:val="0"/>
-                          <w:numId w:val="5"/>
-                        </w:numPr>
-                        <w:jc w:val="both"/>
-                      </w:pPr>
-                      <w:r>
-                        <w:t xml:space="preserve">CI/CD pipelines using Jenkins and Docker, automating testing, deployment, and delivery to improve reliability and speed. Integrated and managed AWS services (EC2, RDS, S3, </w:t>
-                      </w:r>
-                      <w:r>
-                        <w:t>Lambda</w:t>
-                      </w:r>
-                      <w:r>
-                        <w:t>, IAM) to optimize cloud infrastructure, scalability, and file management.</w:t>
-                      </w:r>
-                    </w:p>
-                  </w:txbxContent>
-                </v:textbox>
-              </v:shape>
-            </w:pict>
-          </mc:Fallback>
-        </mc:AlternateContent>
-      </w:r>
-      <w:r>
-        <w:rPr>
-          <w:noProof/>
-        </w:rPr>
-        <mc:AlternateContent>
-          <mc:Choice Requires="wps">
-            <w:drawing>
-              <wp:anchor distT="0" distB="0" distL="114300" distR="114300" simplePos="0" relativeHeight="251781120" behindDoc="0" locked="0" layoutInCell="1" allowOverlap="1" wp14:anchorId="56EAC25C" wp14:editId="22C71AC9">
-                <wp:simplePos x="0" y="0"/>
-                <wp:positionH relativeFrom="column">
-                  <wp:posOffset>2514600</wp:posOffset>
-                </wp:positionH>
-                <wp:positionV relativeFrom="paragraph">
-                  <wp:posOffset>5592445</wp:posOffset>
-                </wp:positionV>
-                <wp:extent cx="1617345" cy="269240"/>
-                <wp:effectExtent l="0" t="0" r="0" b="0"/>
-                <wp:wrapNone/>
-                <wp:docPr id="38" name="Text Box 38"/>
-                <wp:cNvGraphicFramePr/>
-                <a:graphic xmlns:a="http://schemas.openxmlformats.org/drawingml/2006/main">
-                  <a:graphicData uri="http://schemas.microsoft.com/office/word/2010/wordprocessingShape">
-                    <wps:wsp>
-                      <wps:cNvSpPr txBox="1"/>
-                      <wps:spPr>
-                        <a:xfrm>
-                          <a:off x="0" y="0"/>
-                          <a:ext cx="1617345" cy="269240"/>
-                        </a:xfrm>
-                        <a:prstGeom prst="rect">
-                          <a:avLst/>
-                        </a:prstGeom>
-                        <a:noFill/>
-                        <a:ln w="6350">
-                          <a:noFill/>
-                        </a:ln>
-                      </wps:spPr>
-                      <wps:txbx>
-                        <w:txbxContent>
-                          <w:p>
-                            <w:pPr>
-                              <w:rPr>
-                                <w:b/>
-                                <w:bCs/>
-                              </w:rPr>
-                            </w:pPr>
-                            <w:r>
-                              <w:rPr>
-                                <w:b/>
-                                <w:bCs/>
-                              </w:rPr>
-                              <w:t>REFERENCE</w:t>
-                            </w:r>
-                          </w:p>
-                        </w:txbxContent>
-                      </wps:txbx>
-                      <wps:bodyPr rot="0" spcFirstLastPara="0" vertOverflow="overflow" horzOverflow="overflow" vert="horz" wrap="square" lIns="91440" tIns="45720" rIns="91440" bIns="45720" numCol="1" spcCol="0" rtlCol="0" fromWordArt="0" anchor="t" anchorCtr="0" forceAA="0" compatLnSpc="1">
-                        <a:prstTxWarp prst="textNoShape">
-                          <a:avLst/>
-                        </a:prstTxWarp>
-                        <a:noAutofit/>
-                      </wps:bodyPr>
-                    </wps:wsp>
-                  </a:graphicData>
-                </a:graphic>
-                <wp14:sizeRelH relativeFrom="margin">
-                  <wp14:pctWidth>0</wp14:pctWidth>
-                </wp14:sizeRelH>
-                <wp14:sizeRelV relativeFrom="margin">
-                  <wp14:pctHeight>0</wp14:pctHeight>
-                </wp14:sizeRelV>
-              </wp:anchor>
-            </w:drawing>
-          </mc:Choice>
-          <mc:Fallback>
-            <w:pict>
-              <v:shape w14:anchorId="56EAC25C" id="Text Box 38" o:spid="_x0000_s1058" type="#_x0000_t202" style="position:absolute;left:0;text-align:left;margin-left:198pt;margin-top:440.35pt;width:127.35pt;height:21.2pt;z-index:251781120;visibility:visible;mso-wrap-style:square;mso-width-percent:0;mso-height-percent:0;mso-wrap-distance-left:9pt;mso-wrap-distance-top:0;mso-wrap-distance-right:9pt;mso-wrap-distance-bottom:0;mso-position-horizontal:absolute;mso-position-horizontal-relative:text;mso-position-vertical:absolute;mso-position-vertical-relative:text;mso-width-percent:0;mso-height-percent:0;mso-width-relative:margin;mso-height-relative:margin;v-text-anchor:top" o:gfxdata="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" filled="f" stroked="f" strokeweight=".5pt">
-                <v:textbox>
-                  <w:txbxContent>
-                    <w:p>
-                      <w:pPr>
-                        <w:rPr>
-                          <w:b/>
-                          <w:bCs/>
-                        </w:rPr>
-                      </w:pPr>
-                      <w:r>
-                        <w:rPr>
-                          <w:b/>
-                          <w:bCs/>
-                        </w:rPr>
-                        <w:t>REFERENCE</w:t>
-                      </w:r>
-                    </w:p>
-                  </w:txbxContent>
-                </v:textbox>
-              </v:shape>
-            </w:pict>
-          </mc:Fallback>
-        </mc:AlternateContent>
-      </w:r>
-      <w:r>
-        <w:rPr>
-          <w:noProof/>
-        </w:rPr>
-        <mc:AlternateContent>
-          <mc:Choice Requires="wps">
-            <w:drawing>
-              <wp:anchor distT="0" distB="0" distL="114300" distR="114300" simplePos="0" relativeHeight="251780096" behindDoc="0" locked="0" layoutInCell="1" allowOverlap="1" wp14:anchorId="57F2E4C9" wp14:editId="46C23063">
-                <wp:simplePos x="0" y="0"/>
-                <wp:positionH relativeFrom="column">
-                  <wp:posOffset>3810000</wp:posOffset>
-                </wp:positionH>
-                <wp:positionV relativeFrom="paragraph">
-                  <wp:posOffset>5716270</wp:posOffset>
-                </wp:positionV>
-                <wp:extent cx="2247900" cy="19050"/>
-                <wp:effectExtent l="0" t="0" r="19050" b="19050"/>
-                <wp:wrapNone/>
-                <wp:docPr id="37" name="Straight Connector 37"/>
-                <wp:cNvGraphicFramePr/>
-                <a:graphic xmlns:a="http://schemas.openxmlformats.org/drawingml/2006/main">
-                  <a:graphicData uri="http://schemas.microsoft.com/office/word/2010/wordprocessingShape">
-                    <wps:wsp>
-                      <wps:cNvCnPr/>
-                      <wps:spPr>
-                        <a:xfrm flipV="1">
-                          <a:off x="0" y="0"/>
-                          <a:ext cx="2247900" cy="19050"/>
-                        </a:xfrm>
-                        <a:prstGeom prst="line">
-                          <a:avLst/>
-                        </a:prstGeom>
-                        <a:ln w="12700">
-                          <a:solidFill>
-                            <a:schemeClr val="bg1">
-                              <a:lumMod val="75000"/>
-                            </a:schemeClr>
-                          </a:solidFill>
-                        </a:ln>
-                      </wps:spPr>
-                      <wps:style>
-                        <a:lnRef idx="1">
-                          <a:schemeClr val="accent1"/>
-                        </a:lnRef>
-                        <a:fillRef idx="0">
-                          <a:schemeClr val="accent1"/>
-                        </a:fillRef>
-                        <a:effectRef idx="0">
-                          <a:schemeClr val="accent1"/>
-                        </a:effectRef>
-                        <a:fontRef idx="minor">
-                          <a:schemeClr val="tx1"/>
-                        </a:fontRef>
-                      </wps:style>
-                      <wps:bodyPr/>
-                    </wps:wsp>
-                  </a:graphicData>
-                </a:graphic>
-              </wp:anchor>
-            </w:drawing>
-          </mc:Choice>
-          <mc:Fallback>
-            <w:pict>
-              <v:line w14:anchorId="2B455FFE" id="Straight Connector 37" o:spid="_x0000_s1026" style="position:absolute;flip:y;z-index:251780096;visibility:visible;mso-wrap-style:square;mso-wrap-distance-left:9pt;mso-wrap-distance-top:0;mso-wrap-distance-right:9pt;mso-wrap-distance-bottom:0;mso-position-horizontal:absolute;mso-position-horizontal-relative:text;mso-position-vertical:absolute;mso-position-vertical-relative:text" from="300pt,450.1pt" to="477pt,451.6pt" o:gfxdata="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" strokecolor="#bfbfbf [2412]" strokeweight="1pt">
-                <v:stroke joinstyle="miter"/>
-              </v:line>
-            </w:pict>
-          </mc:Fallback>
-        </mc:AlternateContent>
-      </w:r>
-      <w:r>
-        <w:rPr>
-          <w:noProof/>
-        </w:rPr>
-        <mc:AlternateContent>
-          <mc:Choice Requires="wps">
-            <w:drawing>
-              <wp:anchor distT="0" distB="0" distL="114300" distR="114300" simplePos="0" relativeHeight="251779072" behindDoc="0" locked="0" layoutInCell="1" allowOverlap="1" wp14:anchorId="2C0BD044" wp14:editId="1A303732">
-                <wp:simplePos x="0" y="0"/>
-                <wp:positionH relativeFrom="column">
-                  <wp:posOffset>2371725</wp:posOffset>
-                </wp:positionH>
-                <wp:positionV relativeFrom="paragraph">
-                  <wp:posOffset>5554345</wp:posOffset>
+                  <wp:posOffset>6929755</wp:posOffset>
                 </wp:positionV>
                 <wp:extent cx="1922145" cy="352425"/>
-                <wp:effectExtent l="0" t="0" r="1905" b="9525"/>
+                <wp:effectExtent l="0" t="0" r="0" b="3175"/>
                 <wp:wrapNone/>
                 <wp:docPr id="36" name="Rectangle: Rounded Corners 36"/>
                 <wp:cNvGraphicFramePr/>
@@ -7123,7 +7232,7 @@
           </mc:Choice>
           <mc:Fallback>
             <w:pict>
-              <v:roundrect w14:anchorId="748C1FA9" id="Rectangle: Rounded Corners 36" o:spid="_x0000_s1026" style="position:absolute;margin-left:186.75pt;margin-top:437.35pt;width:151.35pt;height:27.75pt;z-index:251779072;visibility:visible;mso-wrap-style:square;mso-width-percent:0;mso-height-percent:0;mso-wrap-distance-left:9pt;mso-wrap-distance-top:0;mso-wrap-distance-right:9pt;mso-wrap-distance-bottom:0;mso-position-horizontal:absolute;mso-position-horizontal-relative:text;mso-position-vertical:absolute;mso-position-vertical-relative:text;mso-width-percent:0;mso-height-percent:0;mso-width-relative:margin;mso-height-relative:margin;v-text-anchor:middle" arcsize=".5" o:gfxdata="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" fillcolor="#bfbfbf [2412]" stroked="f" strokeweight="1pt">
+              <v:roundrect w14:anchorId="4CEF3A6E" id="Rectangle: Rounded Corners 36" o:spid="_x0000_s1026" style="position:absolute;margin-left:-36.6pt;margin-top:545.65pt;width:151.35pt;height:27.75pt;z-index:251779072;visibility:visible;mso-wrap-style:square;mso-width-percent:0;mso-height-percent:0;mso-wrap-distance-left:9pt;mso-wrap-distance-top:0;mso-wrap-distance-right:9pt;mso-wrap-distance-bottom:0;mso-position-horizontal:absolute;mso-position-horizontal-relative:text;mso-position-vertical:absolute;mso-position-vertical-relative:text;mso-width-percent:0;mso-height-percent:0;mso-width-relative:margin;mso-height-relative:margin;v-text-anchor:middle" arcsize=".5" o:gfxdata="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" fillcolor="#bfbfbf [2412]" stroked="f" strokeweight="1pt">
                 <v:stroke joinstyle="miter"/>
               </v:roundrect>
             </w:pict>
@@ -7137,18 +7246,88 @@
         <mc:AlternateContent>
           <mc:Choice Requires="wps">
             <w:drawing>
-              <wp:anchor distT="0" distB="0" distL="114300" distR="114300" simplePos="0" relativeHeight="251783168" behindDoc="0" locked="0" layoutInCell="1" allowOverlap="1" wp14:anchorId="0A62B557" wp14:editId="4595AD90">
+              <wp:anchor distT="0" distB="0" distL="114300" distR="114300" simplePos="0" relativeHeight="251780096" behindDoc="0" locked="0" layoutInCell="1" allowOverlap="1" wp14:anchorId="57F2E4C9" wp14:editId="157BC8E5">
                 <wp:simplePos x="0" y="0"/>
-                <wp:positionH relativeFrom="margin">
-                  <wp:posOffset>2392680</wp:posOffset>
+                <wp:positionH relativeFrom="column">
+                  <wp:posOffset>973455</wp:posOffset>
                 </wp:positionH>
                 <wp:positionV relativeFrom="paragraph">
-                  <wp:posOffset>6118860</wp:posOffset>
+                  <wp:posOffset>7091045</wp:posOffset>
                 </wp:positionV>
-                <wp:extent cx="2667000" cy="655320"/>
+                <wp:extent cx="2247900" cy="19050"/>
+                <wp:effectExtent l="0" t="0" r="12700" b="19050"/>
+                <wp:wrapNone/>
+                <wp:docPr id="37" name="Straight Connector 37"/>
+                <wp:cNvGraphicFramePr/>
+                <a:graphic xmlns:a="http://schemas.openxmlformats.org/drawingml/2006/main">
+                  <a:graphicData uri="http://schemas.microsoft.com/office/word/2010/wordprocessingShape">
+                    <wps:wsp>
+                      <wps:cNvCnPr/>
+                      <wps:spPr>
+                        <a:xfrm flipV="1">
+                          <a:off x="0" y="0"/>
+                          <a:ext cx="2247900" cy="19050"/>
+                        </a:xfrm>
+                        <a:prstGeom prst="line">
+                          <a:avLst/>
+                        </a:prstGeom>
+                        <a:ln w="12700">
+                          <a:solidFill>
+                            <a:schemeClr val="bg1">
+                              <a:lumMod val="75000"/>
+                            </a:schemeClr>
+                          </a:solidFill>
+                        </a:ln>
+                      </wps:spPr>
+                      <wps:style>
+                        <a:lnRef idx="1">
+                          <a:schemeClr val="accent1"/>
+                        </a:lnRef>
+                        <a:fillRef idx="0">
+                          <a:schemeClr val="accent1"/>
+                        </a:fillRef>
+                        <a:effectRef idx="0">
+                          <a:schemeClr val="accent1"/>
+                        </a:effectRef>
+                        <a:fontRef idx="minor">
+                          <a:schemeClr val="tx1"/>
+                        </a:fontRef>
+                      </wps:style>
+                      <wps:bodyPr/>
+                    </wps:wsp>
+                  </a:graphicData>
+                </a:graphic>
+              </wp:anchor>
+            </w:drawing>
+          </mc:Choice>
+          <mc:Fallback>
+            <w:pict>
+              <v:line w14:anchorId="317689E8" id="Straight Connector 37" o:spid="_x0000_s1026" style="position:absolute;flip:y;z-index:251780096;visibility:visible;mso-wrap-style:square;mso-wrap-distance-left:9pt;mso-wrap-distance-top:0;mso-wrap-distance-right:9pt;mso-wrap-distance-bottom:0;mso-position-horizontal:absolute;mso-position-horizontal-relative:text;mso-position-vertical:absolute;mso-position-vertical-relative:text" from="76.65pt,558.35pt" to="253.65pt,559.85pt" o:gfxdata="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" strokecolor="#bfbfbf [2412]" strokeweight="1pt">
+                <v:stroke joinstyle="miter"/>
+              </v:line>
+            </w:pict>
+          </mc:Fallback>
+        </mc:AlternateContent>
+      </w:r>
+      <w:r>
+        <w:rPr>
+          <w:noProof/>
+        </w:rPr>
+        <mc:AlternateContent>
+          <mc:Choice Requires="wps">
+            <w:drawing>
+              <wp:anchor distT="0" distB="0" distL="114300" distR="114300" simplePos="0" relativeHeight="251781120" behindDoc="0" locked="0" layoutInCell="1" allowOverlap="1" wp14:anchorId="56EAC25C" wp14:editId="48D6ADB7">
+                <wp:simplePos x="0" y="0"/>
+                <wp:positionH relativeFrom="column">
+                  <wp:posOffset>-321310</wp:posOffset>
+                </wp:positionH>
+                <wp:positionV relativeFrom="paragraph">
+                  <wp:posOffset>6967365</wp:posOffset>
+                </wp:positionV>
+                <wp:extent cx="1617345" cy="269240"/>
                 <wp:effectExtent l="0" t="0" r="0" b="0"/>
                 <wp:wrapNone/>
-                <wp:docPr id="50507237" name="Text Box 50507237"/>
+                <wp:docPr id="38" name="Text Box 38"/>
                 <wp:cNvGraphicFramePr/>
                 <a:graphic xmlns:a="http://schemas.openxmlformats.org/drawingml/2006/main">
                   <a:graphicData uri="http://schemas.microsoft.com/office/word/2010/wordprocessingShape">
@@ -7157,7 +7336,7 @@
                       <wps:spPr>
                         <a:xfrm>
                           <a:off x="0" y="0"/>
-                          <a:ext cx="2667000" cy="655320"/>
+                          <a:ext cx="1617345" cy="269240"/>
                         </a:xfrm>
                         <a:prstGeom prst="rect">
                           <a:avLst/>
@@ -7171,7 +7350,6 @@
                         <w:txbxContent>
                           <w:p>
                             <w:pPr>
-                              <w:spacing w:after="80"/>
                               <w:rPr>
                                 <w:b/>
                                 <w:bCs/>
@@ -7182,51 +7360,8 @@
                                 <w:b/>
                                 <w:bCs/>
                               </w:rPr>
-                              <w:t>Rodolfo Lobusta Jr.</w:t>
-                            </w:r>
-                            <w:r>
-                              <w:rPr>
-                                <w:b/>
-                                <w:bCs/>
-                              </w:rPr>
-                              <w:br/>
-                              <w:t>FEIWIN</w:t>
-                            </w:r>
-                            <w:r>
-                              <w:rPr>
-                                <w:b/>
-                                <w:bCs/>
-                              </w:rPr>
-                              <w:t xml:space="preserve"> </w:t>
-                            </w:r>
-                            <w:r>
-                              <w:rPr>
-                                <w:b/>
-                                <w:bCs/>
-                                <w:sz w:val="18"/>
-                                <w:szCs w:val="18"/>
-                              </w:rPr>
-                              <w:t>Team Lead / Full Stack Developer</w:t>
-                            </w:r>
-                            <w:r>
-                              <w:rPr>
-                                <w:b/>
-                                <w:bCs/>
-                              </w:rPr>
-                              <w:br/>
-                            </w:r>
-                            <w:r>
-                              <w:t>09167471849</w:t>
-                            </w:r>
-                          </w:p>
-                          <w:p>
-                            <w:pPr>
-                              <w:spacing w:after="80"/>
-                              <w:rPr>
-                                <w:b/>
-                                <w:bCs/>
-                              </w:rPr>
-                            </w:pPr>
+                              <w:t>REFERENCE</w:t>
+                            </w:r>
                           </w:p>
                         </w:txbxContent>
                       </wps:txbx>
@@ -7250,12 +7385,11 @@
           </mc:Choice>
           <mc:Fallback>
             <w:pict>
-              <v:shape w14:anchorId="0A62B557" id="Text Box 50507237" o:spid="_x0000_s1059" type="#_x0000_t202" style="position:absolute;left:0;text-align:left;margin-left:188.4pt;margin-top:481.8pt;width:210pt;height:51.6pt;z-index:251783168;visibility:visible;mso-wrap-style:square;mso-width-percent:0;mso-height-percent:0;mso-wrap-distance-left:9pt;mso-wrap-distance-top:0;mso-wrap-distance-right:9pt;mso-wrap-distance-bottom:0;mso-position-horizontal:absolute;mso-position-horizontal-relative:margin;mso-position-vertical:absolute;mso-position-vertical-relative:text;mso-width-percent:0;mso-height-percent:0;mso-width-relative:margin;mso-height-relative:margin;v-text-anchor:top" o:gfxdata="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" filled="f" stroked="f" strokeweight=".5pt">
+              <v:shape w14:anchorId="56EAC25C" id="Text Box 38" o:spid="_x0000_s1057" type="#_x0000_t202" style="position:absolute;margin-left:-25.3pt;margin-top:548.6pt;width:127.35pt;height:21.2pt;z-index:251781120;visibility:visible;mso-wrap-style:square;mso-width-percent:0;mso-height-percent:0;mso-wrap-distance-left:9pt;mso-wrap-distance-top:0;mso-wrap-distance-right:9pt;mso-wrap-distance-bottom:0;mso-position-horizontal:absolute;mso-position-horizontal-relative:text;mso-position-vertical:absolute;mso-position-vertical-relative:text;mso-width-percent:0;mso-height-percent:0;mso-width-relative:margin;mso-height-relative:margin;v-text-anchor:top" o:gfxdata="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" filled="f" stroked="f" strokeweight=".5pt">
                 <v:textbox>
                   <w:txbxContent>
                     <w:p>
                       <w:pPr>
-                        <w:spacing w:after="80"/>
                         <w:rPr>
                           <w:b/>
                           <w:bCs/>
@@ -7266,55 +7400,11 @@
                           <w:b/>
                           <w:bCs/>
                         </w:rPr>
-                        <w:t>Rodolfo Lobusta Jr.</w:t>
-                      </w:r>
-                      <w:r>
-                        <w:rPr>
-                          <w:b/>
-                          <w:bCs/>
-                        </w:rPr>
-                        <w:br/>
-                        <w:t>FEIWIN</w:t>
-                      </w:r>
-                      <w:r>
-                        <w:rPr>
-                          <w:b/>
-                          <w:bCs/>
-                        </w:rPr>
-                        <w:t xml:space="preserve"> </w:t>
-                      </w:r>
-                      <w:r>
-                        <w:rPr>
-                          <w:b/>
-                          <w:bCs/>
-                          <w:sz w:val="18"/>
-                          <w:szCs w:val="18"/>
-                        </w:rPr>
-                        <w:t>Team Lead / Full Stack Developer</w:t>
-                      </w:r>
-                      <w:r>
-                        <w:rPr>
-                          <w:b/>
-                          <w:bCs/>
-                        </w:rPr>
-                        <w:br/>
-                      </w:r>
-                      <w:r>
-                        <w:t>09167471849</w:t>
-                      </w:r>
-                    </w:p>
-                    <w:p>
-                      <w:pPr>
-                        <w:spacing w:after="80"/>
-                        <w:rPr>
-                          <w:b/>
-                          <w:bCs/>
-                        </w:rPr>
-                      </w:pPr>
+                        <w:t>REFERENCE</w:t>
+                      </w:r>
                     </w:p>
                   </w:txbxContent>
                 </v:textbox>
-                <w10:wrap anchorx="margin"/>
               </v:shape>
             </w:pict>
           </mc:Fallback>
@@ -7327,18 +7417,18 @@
         <mc:AlternateContent>
           <mc:Choice Requires="wps">
             <w:drawing>
-              <wp:anchor distT="0" distB="0" distL="114300" distR="114300" simplePos="0" relativeHeight="251782144" behindDoc="0" locked="0" layoutInCell="1" allowOverlap="1" wp14:anchorId="373FF0F8" wp14:editId="1B4873F8">
+              <wp:anchor distT="0" distB="0" distL="114300" distR="114300" simplePos="0" relativeHeight="251790336" behindDoc="0" locked="0" layoutInCell="1" allowOverlap="1" wp14:anchorId="0CABB8AD" wp14:editId="6ED32BFB">
                 <wp:simplePos x="0" y="0"/>
                 <wp:positionH relativeFrom="column">
-                  <wp:posOffset>2369820</wp:posOffset>
+                  <wp:posOffset>-266065</wp:posOffset>
                 </wp:positionH>
                 <wp:positionV relativeFrom="paragraph">
-                  <wp:posOffset>6804660</wp:posOffset>
+                  <wp:posOffset>5657215</wp:posOffset>
                 </wp:positionV>
-                <wp:extent cx="3771900" cy="670560"/>
+                <wp:extent cx="3707765" cy="1145540"/>
                 <wp:effectExtent l="0" t="0" r="0" b="0"/>
                 <wp:wrapNone/>
-                <wp:docPr id="51" name="Text Box 51"/>
+                <wp:docPr id="1795203404" name="Text Box 1795203404"/>
                 <wp:cNvGraphicFramePr/>
                 <a:graphic xmlns:a="http://schemas.openxmlformats.org/drawingml/2006/main">
                   <a:graphicData uri="http://schemas.microsoft.com/office/word/2010/wordprocessingShape">
@@ -7347,7 +7437,7 @@
                       <wps:spPr>
                         <a:xfrm>
                           <a:off x="0" y="0"/>
-                          <a:ext cx="3771900" cy="670560"/>
+                          <a:ext cx="3707765" cy="1145540"/>
                         </a:xfrm>
                         <a:prstGeom prst="rect">
                           <a:avLst/>
@@ -7361,7 +7451,6 @@
                         <w:txbxContent>
                           <w:p>
                             <w:pPr>
-                              <w:spacing w:after="80"/>
                               <w:rPr>
                                 <w:b/>
                                 <w:bCs/>
@@ -7372,93 +7461,48 @@
                                 <w:b/>
                                 <w:bCs/>
                               </w:rPr>
-                              <w:t xml:space="preserve">Kinn Alineil </w:t>
-                            </w:r>
-                            <w:proofErr w:type="spellStart"/>
-                            <w:r>
-                              <w:rPr>
-                                <w:b/>
-                                <w:bCs/>
-                              </w:rPr>
-                              <w:t>Beredico</w:t>
-                            </w:r>
-                            <w:proofErr w:type="spellEnd"/>
-                            <w:r>
-                              <w:rPr>
-                                <w:b/>
-                                <w:bCs/>
-                              </w:rPr>
-                              <w:br/>
-                            </w:r>
-                            <w:proofErr w:type="spellStart"/>
-                            <w:r>
-                              <w:rPr>
-                                <w:b/>
-                                <w:bCs/>
-                              </w:rPr>
-                              <w:t>Vavasoftware</w:t>
-                            </w:r>
-                            <w:proofErr w:type="spellEnd"/>
-                            <w:r>
-                              <w:rPr>
-                                <w:b/>
-                                <w:bCs/>
-                              </w:rPr>
-                              <w:t xml:space="preserve"> Corporation</w:t>
-                            </w:r>
-                            <w:r>
-                              <w:rPr>
-                                <w:b/>
-                                <w:bCs/>
-                              </w:rPr>
-                              <w:t xml:space="preserve"> </w:t>
-                            </w:r>
-                            <w:r>
-                              <w:rPr>
-                                <w:b/>
-                                <w:bCs/>
-                                <w:sz w:val="18"/>
-                                <w:szCs w:val="18"/>
-                              </w:rPr>
-                              <w:t>Supervisor</w:t>
-                            </w:r>
-                            <w:r>
-                              <w:rPr>
-                                <w:b/>
-                                <w:bCs/>
-                                <w:sz w:val="18"/>
-                                <w:szCs w:val="18"/>
-                              </w:rPr>
-                              <w:t xml:space="preserve"> / </w:t>
-                            </w:r>
-                            <w:r>
-                              <w:rPr>
-                                <w:b/>
-                                <w:bCs/>
-                                <w:sz w:val="18"/>
-                                <w:szCs w:val="18"/>
-                              </w:rPr>
-                              <w:t>Full Stack Developer</w:t>
-                            </w:r>
-                            <w:r>
-                              <w:rPr>
-                                <w:b/>
-                                <w:bCs/>
-                              </w:rPr>
-                              <w:br/>
-                            </w:r>
-                            <w:r>
-                              <w:t>09063454364</w:t>
+                              <w:t>Tools</w:t>
                             </w:r>
                           </w:p>
                           <w:p>
-                            <w:pPr>
-                              <w:spacing w:after="80"/>
-                              <w:rPr>
-                                <w:b/>
-                                <w:bCs/>
-                              </w:rPr>
-                            </w:pPr>
+                            <w:r>
+                              <w:t xml:space="preserve">ChatGPT, </w:t>
+                            </w:r>
+                            <w:r>
+                              <w:t>Visual Studio Code (VS Code),</w:t>
+                            </w:r>
+                            <w:r>
+                              <w:t xml:space="preserve"> </w:t>
+                            </w:r>
+                            <w:r>
+                              <w:t xml:space="preserve">Postman, Herd, </w:t>
+                            </w:r>
+                            <w:proofErr w:type="spellStart"/>
+                            <w:r>
+                              <w:t>Laragon</w:t>
+                            </w:r>
+                            <w:proofErr w:type="spellEnd"/>
+                            <w:r>
+                              <w:t>, Redis, MySQL Workbench, Git, GitHub, GitLab,</w:t>
+                            </w:r>
+                            <w:r>
+                              <w:t xml:space="preserve"> AWS,</w:t>
+                            </w:r>
+                            <w:r>
+                              <w:t xml:space="preserve"> Docker, Composer, Node.js, NPM, Vite</w:t>
+                            </w:r>
+                            <w:r>
+                              <w:t>,</w:t>
+                            </w:r>
+                            <w:r>
+                              <w:t xml:space="preserve"> Nord VPN</w:t>
+                            </w:r>
+                            <w:r>
+                              <w:t>,  N8n</w:t>
+                            </w:r>
+                            <w:r>
+                              <w:t>.</w:t>
+                            </w:r>
                           </w:p>
                         </w:txbxContent>
                       </wps:txbx>
@@ -7482,12 +7526,11 @@
           </mc:Choice>
           <mc:Fallback>
             <w:pict>
-              <v:shape w14:anchorId="373FF0F8" id="Text Box 51" o:spid="_x0000_s1060" type="#_x0000_t202" style="position:absolute;left:0;text-align:left;margin-left:186.6pt;margin-top:535.8pt;width:297pt;height:52.8pt;z-index:251782144;visibility:visible;mso-wrap-style:square;mso-width-percent:0;mso-height-percent:0;mso-wrap-distance-left:9pt;mso-wrap-distance-top:0;mso-wrap-distance-right:9pt;mso-wrap-distance-bottom:0;mso-position-horizontal:absolute;mso-position-horizontal-relative:text;mso-position-vertical:absolute;mso-position-vertical-relative:text;mso-width-percent:0;mso-height-percent:0;mso-width-relative:margin;mso-height-relative:margin;v-text-anchor:top" o:gfxdata="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" filled="f" stroked="f" strokeweight=".5pt">
+              <v:shape w14:anchorId="0CABB8AD" id="Text Box 1795203404" o:spid="_x0000_s1058" type="#_x0000_t202" style="position:absolute;margin-left:-20.95pt;margin-top:445.45pt;width:291.95pt;height:90.2pt;z-index:251790336;visibility:visible;mso-wrap-style:square;mso-width-percent:0;mso-height-percent:0;mso-wrap-distance-left:9pt;mso-wrap-distance-top:0;mso-wrap-distance-right:9pt;mso-wrap-distance-bottom:0;mso-position-horizontal:absolute;mso-position-horizontal-relative:text;mso-position-vertical:absolute;mso-position-vertical-relative:text;mso-width-percent:0;mso-height-percent:0;mso-width-relative:margin;mso-height-relative:margin;v-text-anchor:top" o:gfxdata="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" filled="f" stroked="f" strokeweight=".5pt">
                 <v:textbox>
                   <w:txbxContent>
                     <w:p>
                       <w:pPr>
-                        <w:spacing w:after="80"/>
                         <w:rPr>
                           <w:b/>
                           <w:bCs/>
@@ -7498,93 +7541,48 @@
                           <w:b/>
                           <w:bCs/>
                         </w:rPr>
-                        <w:t xml:space="preserve">Kinn Alineil </w:t>
-                      </w:r>
-                      <w:proofErr w:type="spellStart"/>
-                      <w:r>
-                        <w:rPr>
-                          <w:b/>
-                          <w:bCs/>
-                        </w:rPr>
-                        <w:t>Beredico</w:t>
-                      </w:r>
-                      <w:proofErr w:type="spellEnd"/>
-                      <w:r>
-                        <w:rPr>
-                          <w:b/>
-                          <w:bCs/>
-                        </w:rPr>
-                        <w:br/>
-                      </w:r>
-                      <w:proofErr w:type="spellStart"/>
-                      <w:r>
-                        <w:rPr>
-                          <w:b/>
-                          <w:bCs/>
-                        </w:rPr>
-                        <w:t>Vavasoftware</w:t>
-                      </w:r>
-                      <w:proofErr w:type="spellEnd"/>
-                      <w:r>
-                        <w:rPr>
-                          <w:b/>
-                          <w:bCs/>
-                        </w:rPr>
-                        <w:t xml:space="preserve"> Corporation</w:t>
-                      </w:r>
-                      <w:r>
-                        <w:rPr>
-                          <w:b/>
-                          <w:bCs/>
-                        </w:rPr>
-                        <w:t xml:space="preserve"> </w:t>
-                      </w:r>
-                      <w:r>
-                        <w:rPr>
-                          <w:b/>
-                          <w:bCs/>
-                          <w:sz w:val="18"/>
-                          <w:szCs w:val="18"/>
-                        </w:rPr>
-                        <w:t>Supervisor</w:t>
-                      </w:r>
-                      <w:r>
-                        <w:rPr>
-                          <w:b/>
-                          <w:bCs/>
-                          <w:sz w:val="18"/>
-                          <w:szCs w:val="18"/>
-                        </w:rPr>
-                        <w:t xml:space="preserve"> / </w:t>
-                      </w:r>
-                      <w:r>
-                        <w:rPr>
-                          <w:b/>
-                          <w:bCs/>
-                          <w:sz w:val="18"/>
-                          <w:szCs w:val="18"/>
-                        </w:rPr>
-                        <w:t>Full Stack Developer</w:t>
-                      </w:r>
-                      <w:r>
-                        <w:rPr>
-                          <w:b/>
-                          <w:bCs/>
-                        </w:rPr>
-                        <w:br/>
-                      </w:r>
-                      <w:r>
-                        <w:t>09063454364</w:t>
+                        <w:t>Tools</w:t>
                       </w:r>
                     </w:p>
                     <w:p>
-                      <w:pPr>
-                        <w:spacing w:after="80"/>
-                        <w:rPr>
-                          <w:b/>
-                          <w:bCs/>
-                        </w:rPr>
-                      </w:pPr>
+                      <w:r>
+                        <w:t xml:space="preserve">ChatGPT, </w:t>
+                      </w:r>
+                      <w:r>
+                        <w:t>Visual Studio Code (VS Code),</w:t>
+                      </w:r>
+                      <w:r>
+                        <w:t xml:space="preserve"> </w:t>
+                      </w:r>
+                      <w:r>
+                        <w:t xml:space="preserve">Postman, Herd, </w:t>
+                      </w:r>
+                      <w:proofErr w:type="spellStart"/>
+                      <w:r>
+                        <w:t>Laragon</w:t>
+                      </w:r>
+                      <w:proofErr w:type="spellEnd"/>
+                      <w:r>
+                        <w:t>, Redis, MySQL Workbench, Git, GitHub, GitLab,</w:t>
+                      </w:r>
+                      <w:r>
+                        <w:t xml:space="preserve"> AWS,</w:t>
+                      </w:r>
+                      <w:r>
+                        <w:t xml:space="preserve"> Docker, Composer, Node.js, NPM, Vite</w:t>
+                      </w:r>
+                      <w:r>
+                        <w:t>,</w:t>
+                      </w:r>
+                      <w:r>
+                        <w:t xml:space="preserve"> Nord VPN</w:t>
+                      </w:r>
+                      <w:r>
+                        <w:t>,  N8n</w:t>
+                      </w:r>
+                      <w:r>
+                        <w:t>.</w:t>
+                      </w:r>
                     </w:p>
                   </w:txbxContent>
                 </v:textbox>
@@ -7600,388 +7598,13 @@
         <mc:AlternateContent>
           <mc:Choice Requires="wps">
             <w:drawing>
-              <wp:anchor distT="0" distB="0" distL="114300" distR="114300" simplePos="0" relativeHeight="251784192" behindDoc="0" locked="0" layoutInCell="1" allowOverlap="1" wp14:anchorId="59EBC287" wp14:editId="77BCA665">
+              <wp:anchor distT="0" distB="0" distL="114300" distR="114300" simplePos="0" relativeHeight="251778048" behindDoc="0" locked="0" layoutInCell="1" allowOverlap="1" wp14:anchorId="2C840C83" wp14:editId="364B289B">
                 <wp:simplePos x="0" y="0"/>
-                <wp:positionH relativeFrom="margin">
-                  <wp:posOffset>2385060</wp:posOffset>
+                <wp:positionH relativeFrom="column">
+                  <wp:posOffset>-279400</wp:posOffset>
                 </wp:positionH>
                 <wp:positionV relativeFrom="paragraph">
-                  <wp:posOffset>7414260</wp:posOffset>
-                </wp:positionV>
-                <wp:extent cx="2752725" cy="655320"/>
-                <wp:effectExtent l="0" t="0" r="0" b="0"/>
-                <wp:wrapNone/>
-                <wp:docPr id="1368912805" name="Text Box 1368912805"/>
-                <wp:cNvGraphicFramePr/>
-                <a:graphic xmlns:a="http://schemas.openxmlformats.org/drawingml/2006/main">
-                  <a:graphicData uri="http://schemas.microsoft.com/office/word/2010/wordprocessingShape">
-                    <wps:wsp>
-                      <wps:cNvSpPr txBox="1"/>
-                      <wps:spPr>
-                        <a:xfrm>
-                          <a:off x="0" y="0"/>
-                          <a:ext cx="2752725" cy="655320"/>
-                        </a:xfrm>
-                        <a:prstGeom prst="rect">
-                          <a:avLst/>
-                        </a:prstGeom>
-                        <a:noFill/>
-                        <a:ln w="6350">
-                          <a:noFill/>
-                        </a:ln>
-                      </wps:spPr>
-                      <wps:txbx>
-                        <w:txbxContent>
-                          <w:p>
-                            <w:pPr>
-                              <w:spacing w:after="80"/>
-                              <w:rPr>
-                                <w:b/>
-                                <w:bCs/>
-                              </w:rPr>
-                            </w:pPr>
-                            <w:proofErr w:type="spellStart"/>
-                            <w:r>
-                              <w:rPr>
-                                <w:b/>
-                                <w:bCs/>
-                              </w:rPr>
-                              <w:t>Jhonar</w:t>
-                            </w:r>
-                            <w:proofErr w:type="spellEnd"/>
-                            <w:r>
-                              <w:rPr>
-                                <w:b/>
-                                <w:bCs/>
-                              </w:rPr>
-                              <w:t xml:space="preserve"> Ignacio</w:t>
-                            </w:r>
-                            <w:r>
-                              <w:rPr>
-                                <w:b/>
-                                <w:bCs/>
-                              </w:rPr>
-                              <w:br/>
-                              <w:t>FEIWIN</w:t>
-                            </w:r>
-                            <w:r>
-                              <w:rPr>
-                                <w:b/>
-                                <w:bCs/>
-                              </w:rPr>
-                              <w:t xml:space="preserve"> </w:t>
-                            </w:r>
-                            <w:r>
-                              <w:rPr>
-                                <w:b/>
-                                <w:bCs/>
-                                <w:sz w:val="18"/>
-                                <w:szCs w:val="18"/>
-                              </w:rPr>
-                              <w:t>Full Stack Developer</w:t>
-                            </w:r>
-                            <w:r>
-                              <w:rPr>
-                                <w:b/>
-                                <w:bCs/>
-                              </w:rPr>
-                              <w:br/>
-                            </w:r>
-                            <w:r>
-                              <w:t>09565829174</w:t>
-                            </w:r>
-                          </w:p>
-                          <w:p>
-                            <w:pPr>
-                              <w:rPr>
-                                <w:b/>
-                                <w:bCs/>
-                              </w:rPr>
-                            </w:pPr>
-                          </w:p>
-                        </w:txbxContent>
-                      </wps:txbx>
-                      <wps:bodyPr rot="0" spcFirstLastPara="0" vertOverflow="overflow" horzOverflow="overflow" vert="horz" wrap="square" lIns="91440" tIns="45720" rIns="91440" bIns="45720" numCol="1" spcCol="0" rtlCol="0" fromWordArt="0" anchor="t" anchorCtr="0" forceAA="0" compatLnSpc="1">
-                        <a:prstTxWarp prst="textNoShape">
-                          <a:avLst/>
-                        </a:prstTxWarp>
-                        <a:noAutofit/>
-                      </wps:bodyPr>
-                    </wps:wsp>
-                  </a:graphicData>
-                </a:graphic>
-                <wp14:sizeRelH relativeFrom="margin">
-                  <wp14:pctWidth>0</wp14:pctWidth>
-                </wp14:sizeRelH>
-                <wp14:sizeRelV relativeFrom="margin">
-                  <wp14:pctHeight>0</wp14:pctHeight>
-                </wp14:sizeRelV>
-              </wp:anchor>
-            </w:drawing>
-          </mc:Choice>
-          <mc:Fallback>
-            <w:pict>
-              <v:shape w14:anchorId="59EBC287" id="Text Box 1368912805" o:spid="_x0000_s1061" type="#_x0000_t202" style="position:absolute;left:0;text-align:left;margin-left:187.8pt;margin-top:583.8pt;width:216.75pt;height:51.6pt;z-index:251784192;visibility:visible;mso-wrap-style:square;mso-width-percent:0;mso-height-percent:0;mso-wrap-distance-left:9pt;mso-wrap-distance-top:0;mso-wrap-distance-right:9pt;mso-wrap-distance-bottom:0;mso-position-horizontal:absolute;mso-position-horizontal-relative:margin;mso-position-vertical:absolute;mso-position-vertical-relative:text;mso-width-percent:0;mso-height-percent:0;mso-width-relative:margin;mso-height-relative:margin;v-text-anchor:top" o:gfxdata="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" filled="f" stroked="f" strokeweight=".5pt">
-                <v:textbox>
-                  <w:txbxContent>
-                    <w:p>
-                      <w:pPr>
-                        <w:spacing w:after="80"/>
-                        <w:rPr>
-                          <w:b/>
-                          <w:bCs/>
-                        </w:rPr>
-                      </w:pPr>
-                      <w:proofErr w:type="spellStart"/>
-                      <w:r>
-                        <w:rPr>
-                          <w:b/>
-                          <w:bCs/>
-                        </w:rPr>
-                        <w:t>Jhonar</w:t>
-                      </w:r>
-                      <w:proofErr w:type="spellEnd"/>
-                      <w:r>
-                        <w:rPr>
-                          <w:b/>
-                          <w:bCs/>
-                        </w:rPr>
-                        <w:t xml:space="preserve"> Ignacio</w:t>
-                      </w:r>
-                      <w:r>
-                        <w:rPr>
-                          <w:b/>
-                          <w:bCs/>
-                        </w:rPr>
-                        <w:br/>
-                        <w:t>FEIWIN</w:t>
-                      </w:r>
-                      <w:r>
-                        <w:rPr>
-                          <w:b/>
-                          <w:bCs/>
-                        </w:rPr>
-                        <w:t xml:space="preserve"> </w:t>
-                      </w:r>
-                      <w:r>
-                        <w:rPr>
-                          <w:b/>
-                          <w:bCs/>
-                          <w:sz w:val="18"/>
-                          <w:szCs w:val="18"/>
-                        </w:rPr>
-                        <w:t>Full Stack Developer</w:t>
-                      </w:r>
-                      <w:r>
-                        <w:rPr>
-                          <w:b/>
-                          <w:bCs/>
-                        </w:rPr>
-                        <w:br/>
-                      </w:r>
-                      <w:r>
-                        <w:t>09565829174</w:t>
-                      </w:r>
-                    </w:p>
-                    <w:p>
-                      <w:pPr>
-                        <w:rPr>
-                          <w:b/>
-                          <w:bCs/>
-                        </w:rPr>
-                      </w:pPr>
-                    </w:p>
-                  </w:txbxContent>
-                </v:textbox>
-                <w10:wrap anchorx="margin"/>
-              </v:shape>
-            </w:pict>
-          </mc:Fallback>
-        </mc:AlternateContent>
-      </w:r>
-      <w:r>
-        <w:rPr>
-          <w:noProof/>
-        </w:rPr>
-        <mc:AlternateContent>
-          <mc:Choice Requires="wps">
-            <w:drawing>
-              <wp:anchor distT="0" distB="0" distL="114300" distR="114300" simplePos="0" relativeHeight="251790336" behindDoc="0" locked="0" layoutInCell="1" allowOverlap="1" wp14:anchorId="0CABB8AD" wp14:editId="5A38B9D8">
-                <wp:simplePos x="0" y="0"/>
-                <wp:positionH relativeFrom="column">
-                  <wp:posOffset>2400300</wp:posOffset>
-                </wp:positionH>
-                <wp:positionV relativeFrom="paragraph">
-                  <wp:posOffset>4419600</wp:posOffset>
-                </wp:positionV>
-                <wp:extent cx="3707765" cy="990600"/>
-                <wp:effectExtent l="0" t="0" r="0" b="0"/>
-                <wp:wrapNone/>
-                <wp:docPr id="1795203404" name="Text Box 1795203404"/>
-                <wp:cNvGraphicFramePr/>
-                <a:graphic xmlns:a="http://schemas.openxmlformats.org/drawingml/2006/main">
-                  <a:graphicData uri="http://schemas.microsoft.com/office/word/2010/wordprocessingShape">
-                    <wps:wsp>
-                      <wps:cNvSpPr txBox="1"/>
-                      <wps:spPr>
-                        <a:xfrm>
-                          <a:off x="0" y="0"/>
-                          <a:ext cx="3707765" cy="990600"/>
-                        </a:xfrm>
-                        <a:prstGeom prst="rect">
-                          <a:avLst/>
-                        </a:prstGeom>
-                        <a:noFill/>
-                        <a:ln w="6350">
-                          <a:noFill/>
-                        </a:ln>
-                      </wps:spPr>
-                      <wps:txbx>
-                        <w:txbxContent>
-                          <w:p>
-                            <w:pPr>
-                              <w:rPr>
-                                <w:b/>
-                                <w:bCs/>
-                              </w:rPr>
-                            </w:pPr>
-                            <w:r>
-                              <w:rPr>
-                                <w:b/>
-                                <w:bCs/>
-                              </w:rPr>
-                              <w:t>Tools</w:t>
-                            </w:r>
-                          </w:p>
-                          <w:p>
-                            <w:r>
-                              <w:t xml:space="preserve">ChatGPT, </w:t>
-                            </w:r>
-                            <w:r>
-                              <w:t>Visual Studio Code (VS Code),</w:t>
-                            </w:r>
-                            <w:r>
-                              <w:t xml:space="preserve"> </w:t>
-                            </w:r>
-                            <w:r>
-                              <w:t xml:space="preserve">Postman, Herd, </w:t>
-                            </w:r>
-                            <w:proofErr w:type="spellStart"/>
-                            <w:r>
-                              <w:t>Laragon</w:t>
-                            </w:r>
-                            <w:proofErr w:type="spellEnd"/>
-                            <w:r>
-                              <w:t>, Redis, MySQL Workbench, Git, GitHub, GitLab,</w:t>
-                            </w:r>
-                            <w:r>
-                              <w:t xml:space="preserve"> AWS,</w:t>
-                            </w:r>
-                            <w:r>
-                              <w:t xml:space="preserve"> Docker, Composer, Node.js, NPM, Vite</w:t>
-                            </w:r>
-                            <w:r>
-                              <w:t>,</w:t>
-                            </w:r>
-                            <w:r>
-                              <w:t xml:space="preserve"> Nord VPN.</w:t>
-                            </w:r>
-                          </w:p>
-                        </w:txbxContent>
-                      </wps:txbx>
-                      <wps:bodyPr rot="0" spcFirstLastPara="0" vertOverflow="overflow" horzOverflow="overflow" vert="horz" wrap="square" lIns="91440" tIns="45720" rIns="91440" bIns="45720" numCol="1" spcCol="0" rtlCol="0" fromWordArt="0" anchor="t" anchorCtr="0" forceAA="0" compatLnSpc="1">
-                        <a:prstTxWarp prst="textNoShape">
-                          <a:avLst/>
-                        </a:prstTxWarp>
-                        <a:noAutofit/>
-                      </wps:bodyPr>
-                    </wps:wsp>
-                  </a:graphicData>
-                </a:graphic>
-                <wp14:sizeRelH relativeFrom="margin">
-                  <wp14:pctWidth>0</wp14:pctWidth>
-                </wp14:sizeRelH>
-                <wp14:sizeRelV relativeFrom="margin">
-                  <wp14:pctHeight>0</wp14:pctHeight>
-                </wp14:sizeRelV>
-              </wp:anchor>
-            </w:drawing>
-          </mc:Choice>
-          <mc:Fallback>
-            <w:pict>
-              <v:shape w14:anchorId="0CABB8AD" id="Text Box 1795203404" o:spid="_x0000_s1062" type="#_x0000_t202" style="position:absolute;left:0;text-align:left;margin-left:189pt;margin-top:348pt;width:291.95pt;height:78pt;z-index:251790336;visibility:visible;mso-wrap-style:square;mso-width-percent:0;mso-height-percent:0;mso-wrap-distance-left:9pt;mso-wrap-distance-top:0;mso-wrap-distance-right:9pt;mso-wrap-distance-bottom:0;mso-position-horizontal:absolute;mso-position-horizontal-relative:text;mso-position-vertical:absolute;mso-position-vertical-relative:text;mso-width-percent:0;mso-height-percent:0;mso-width-relative:margin;mso-height-relative:margin;v-text-anchor:top" o:gfxdata="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" filled="f" stroked="f" strokeweight=".5pt">
-                <v:textbox>
-                  <w:txbxContent>
-                    <w:p>
-                      <w:pPr>
-                        <w:rPr>
-                          <w:b/>
-                          <w:bCs/>
-                        </w:rPr>
-                      </w:pPr>
-                      <w:r>
-                        <w:rPr>
-                          <w:b/>
-                          <w:bCs/>
-                        </w:rPr>
-                        <w:t>Tools</w:t>
-                      </w:r>
-                    </w:p>
-                    <w:p>
-                      <w:r>
-                        <w:t xml:space="preserve">ChatGPT, </w:t>
-                      </w:r>
-                      <w:r>
-                        <w:t>Visual Studio Code (VS Code),</w:t>
-                      </w:r>
-                      <w:r>
-                        <w:t xml:space="preserve"> </w:t>
-                      </w:r>
-                      <w:r>
-                        <w:t xml:space="preserve">Postman, Herd, </w:t>
-                      </w:r>
-                      <w:proofErr w:type="spellStart"/>
-                      <w:r>
-                        <w:t>Laragon</w:t>
-                      </w:r>
-                      <w:proofErr w:type="spellEnd"/>
-                      <w:r>
-                        <w:t>, Redis, MySQL Workbench, Git, GitHub, GitLab,</w:t>
-                      </w:r>
-                      <w:r>
-                        <w:t xml:space="preserve"> AWS,</w:t>
-                      </w:r>
-                      <w:r>
-                        <w:t xml:space="preserve"> Docker, Composer, Node.js, NPM, Vite</w:t>
-                      </w:r>
-                      <w:r>
-                        <w:t>,</w:t>
-                      </w:r>
-                      <w:r>
-                        <w:t xml:space="preserve"> Nord VPN.</w:t>
-                      </w:r>
-                    </w:p>
-                  </w:txbxContent>
-                </v:textbox>
-              </v:shape>
-            </w:pict>
-          </mc:Fallback>
-        </mc:AlternateContent>
-      </w:r>
-      <w:r>
-        <w:rPr>
-          <w:noProof/>
-        </w:rPr>
-        <mc:AlternateContent>
-          <mc:Choice Requires="wps">
-            <w:drawing>
-              <wp:anchor distT="0" distB="0" distL="114300" distR="114300" simplePos="0" relativeHeight="251778048" behindDoc="0" locked="0" layoutInCell="1" allowOverlap="1" wp14:anchorId="2C840C83" wp14:editId="512F154B">
-                <wp:simplePos x="0" y="0"/>
-                <wp:positionH relativeFrom="column">
-                  <wp:posOffset>2390775</wp:posOffset>
-                </wp:positionH>
-                <wp:positionV relativeFrom="paragraph">
-                  <wp:posOffset>3495040</wp:posOffset>
+                  <wp:posOffset>4729480</wp:posOffset>
                 </wp:positionV>
                 <wp:extent cx="3707765" cy="933450"/>
                 <wp:effectExtent l="0" t="0" r="0" b="0"/>
@@ -8055,6 +7678,12 @@
                             <w:r>
                               <w:t>, AWS</w:t>
                             </w:r>
+                            <w:r>
+                              <w:t>, Google Clou</w:t>
+                            </w:r>
+                            <w:r>
+                              <w:t>d</w:t>
+                            </w:r>
                           </w:p>
                         </w:txbxContent>
                       </wps:txbx>
@@ -8078,7 +7707,7 @@
           </mc:Choice>
           <mc:Fallback>
             <w:pict>
-              <v:shape w14:anchorId="2C840C83" id="Text Box 50" o:spid="_x0000_s1063" type="#_x0000_t202" style="position:absolute;left:0;text-align:left;margin-left:188.25pt;margin-top:275.2pt;width:291.95pt;height:73.5pt;z-index:251778048;visibility:visible;mso-wrap-style:square;mso-width-percent:0;mso-height-percent:0;mso-wrap-distance-left:9pt;mso-wrap-distance-top:0;mso-wrap-distance-right:9pt;mso-wrap-distance-bottom:0;mso-position-horizontal:absolute;mso-position-horizontal-relative:text;mso-position-vertical:absolute;mso-position-vertical-relative:text;mso-width-percent:0;mso-height-percent:0;mso-width-relative:margin;mso-height-relative:margin;v-text-anchor:top" o:gfxdata="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" filled="f" stroked="f" strokeweight=".5pt">
+              <v:shape w14:anchorId="2C840C83" id="Text Box 50" o:spid="_x0000_s1059" type="#_x0000_t202" style="position:absolute;margin-left:-22pt;margin-top:372.4pt;width:291.95pt;height:73.5pt;z-index:251778048;visibility:visible;mso-wrap-style:square;mso-width-percent:0;mso-height-percent:0;mso-wrap-distance-left:9pt;mso-wrap-distance-top:0;mso-wrap-distance-right:9pt;mso-wrap-distance-bottom:0;mso-position-horizontal:absolute;mso-position-horizontal-relative:text;mso-position-vertical:absolute;mso-position-vertical-relative:text;mso-width-percent:0;mso-height-percent:0;mso-width-relative:margin;mso-height-relative:margin;v-text-anchor:top" o:gfxdata="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" filled="f" stroked="f" strokeweight=".5pt">
                 <v:textbox>
                   <w:txbxContent>
                     <w:p>
@@ -8128,6 +7757,12 @@
                       </w:r>
                       <w:r>
                         <w:t>, AWS</w:t>
+                      </w:r>
+                      <w:r>
+                        <w:t>, Google Clou</w:t>
+                      </w:r>
+                      <w:r>
+                        <w:t>d</w:t>
                       </w:r>
                     </w:p>
                   </w:txbxContent>
@@ -8144,13 +7779,13 @@
         <mc:AlternateContent>
           <mc:Choice Requires="wps">
             <w:drawing>
-              <wp:anchor distT="0" distB="0" distL="114300" distR="114300" simplePos="0" relativeHeight="251777024" behindDoc="0" locked="0" layoutInCell="1" allowOverlap="1" wp14:anchorId="7056B372" wp14:editId="2628A768">
+              <wp:anchor distT="0" distB="0" distL="114300" distR="114300" simplePos="0" relativeHeight="251777024" behindDoc="0" locked="0" layoutInCell="1" allowOverlap="1" wp14:anchorId="7056B372" wp14:editId="7C6195DA">
                 <wp:simplePos x="0" y="0"/>
                 <wp:positionH relativeFrom="column">
-                  <wp:posOffset>2381250</wp:posOffset>
+                  <wp:posOffset>-288290</wp:posOffset>
                 </wp:positionH>
                 <wp:positionV relativeFrom="paragraph">
-                  <wp:posOffset>2566670</wp:posOffset>
+                  <wp:posOffset>3801255</wp:posOffset>
                 </wp:positionV>
                 <wp:extent cx="3613150" cy="920750"/>
                 <wp:effectExtent l="0" t="0" r="0" b="0"/>
@@ -8237,7 +7872,7 @@
           </mc:Choice>
           <mc:Fallback>
             <w:pict>
-              <v:shape w14:anchorId="7056B372" id="Text Box 49" o:spid="_x0000_s1064" type="#_x0000_t202" style="position:absolute;left:0;text-align:left;margin-left:187.5pt;margin-top:202.1pt;width:284.5pt;height:72.5pt;z-index:251777024;visibility:visible;mso-wrap-style:square;mso-width-percent:0;mso-height-percent:0;mso-wrap-distance-left:9pt;mso-wrap-distance-top:0;mso-wrap-distance-right:9pt;mso-wrap-distance-bottom:0;mso-position-horizontal:absolute;mso-position-horizontal-relative:text;mso-position-vertical:absolute;mso-position-vertical-relative:text;mso-width-percent:0;mso-height-percent:0;mso-width-relative:margin;mso-height-relative:margin;v-text-anchor:top" o:gfxdata="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" filled="f" stroked="f" strokeweight=".5pt">
+              <v:shape w14:anchorId="7056B372" id="Text Box 49" o:spid="_x0000_s1060" type="#_x0000_t202" style="position:absolute;margin-left:-22.7pt;margin-top:299.3pt;width:284.5pt;height:72.5pt;z-index:251777024;visibility:visible;mso-wrap-style:square;mso-width-percent:0;mso-height-percent:0;mso-wrap-distance-left:9pt;mso-wrap-distance-top:0;mso-wrap-distance-right:9pt;mso-wrap-distance-bottom:0;mso-position-horizontal:absolute;mso-position-horizontal-relative:text;mso-position-vertical:absolute;mso-position-vertical-relative:text;mso-width-percent:0;mso-height-percent:0;mso-width-relative:margin;mso-height-relative:margin;v-text-anchor:top" o:gfxdata="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" filled="f" stroked="f" strokeweight=".5pt">
                 <v:textbox>
                   <w:txbxContent>
                     <w:p>
@@ -8293,13 +7928,13 @@
         <mc:AlternateContent>
           <mc:Choice Requires="wps">
             <w:drawing>
-              <wp:anchor distT="0" distB="0" distL="114300" distR="114300" simplePos="0" relativeHeight="251786240" behindDoc="0" locked="0" layoutInCell="1" allowOverlap="1" wp14:anchorId="004C634E" wp14:editId="370717CB">
+              <wp:anchor distT="0" distB="0" distL="114300" distR="114300" simplePos="0" relativeHeight="251786240" behindDoc="0" locked="0" layoutInCell="1" allowOverlap="1" wp14:anchorId="004C634E" wp14:editId="46BEBA57">
                 <wp:simplePos x="0" y="0"/>
                 <wp:positionH relativeFrom="column">
-                  <wp:posOffset>2533650</wp:posOffset>
+                  <wp:posOffset>-408940</wp:posOffset>
                 </wp:positionH>
                 <wp:positionV relativeFrom="paragraph">
-                  <wp:posOffset>2179320</wp:posOffset>
+                  <wp:posOffset>3302635</wp:posOffset>
                 </wp:positionV>
                 <wp:extent cx="1617345" cy="269240"/>
                 <wp:effectExtent l="0" t="0" r="0" b="0"/>
@@ -8362,7 +7997,7 @@
           </mc:Choice>
           <mc:Fallback>
             <w:pict>
-              <v:shape w14:anchorId="004C634E" id="Text Box 43" o:spid="_x0000_s1065" type="#_x0000_t202" style="position:absolute;left:0;text-align:left;margin-left:199.5pt;margin-top:171.6pt;width:127.35pt;height:21.2pt;z-index:251786240;visibility:visible;mso-wrap-style:square;mso-width-percent:0;mso-height-percent:0;mso-wrap-distance-left:9pt;mso-wrap-distance-top:0;mso-wrap-distance-right:9pt;mso-wrap-distance-bottom:0;mso-position-horizontal:absolute;mso-position-horizontal-relative:text;mso-position-vertical:absolute;mso-position-vertical-relative:text;mso-width-percent:0;mso-height-percent:0;mso-width-relative:margin;mso-height-relative:margin;v-text-anchor:top" o:gfxdata="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" filled="f" stroked="f" strokeweight=".5pt">
+              <v:shape w14:anchorId="004C634E" id="Text Box 43" o:spid="_x0000_s1061" type="#_x0000_t202" style="position:absolute;margin-left:-32.2pt;margin-top:260.05pt;width:127.35pt;height:21.2pt;z-index:251786240;visibility:visible;mso-wrap-style:square;mso-width-percent:0;mso-height-percent:0;mso-wrap-distance-left:9pt;mso-wrap-distance-top:0;mso-wrap-distance-right:9pt;mso-wrap-distance-bottom:0;mso-position-horizontal:absolute;mso-position-horizontal-relative:text;mso-position-vertical:absolute;mso-position-vertical-relative:text;mso-width-percent:0;mso-height-percent:0;mso-width-relative:margin;mso-height-relative:margin;v-text-anchor:top" o:gfxdata="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" filled="f" stroked="f" strokeweight=".5pt">
                 <v:textbox>
                   <w:txbxContent>
                     <w:p>
@@ -8394,13 +8029,305 @@
         <mc:AlternateContent>
           <mc:Choice Requires="wps">
             <w:drawing>
-              <wp:anchor distT="0" distB="0" distL="114300" distR="114300" simplePos="0" relativeHeight="251770880" behindDoc="0" locked="0" layoutInCell="1" allowOverlap="1" wp14:anchorId="2D8484CF" wp14:editId="56312937">
+              <wp:anchor distT="0" distB="0" distL="114300" distR="114300" simplePos="0" relativeHeight="251774976" behindDoc="0" locked="0" layoutInCell="1" allowOverlap="1" wp14:anchorId="0FF10FAD" wp14:editId="1DFF75E5">
                 <wp:simplePos x="0" y="0"/>
                 <wp:positionH relativeFrom="column">
-                  <wp:posOffset>3819525</wp:posOffset>
+                  <wp:posOffset>892175</wp:posOffset>
                 </wp:positionH>
                 <wp:positionV relativeFrom="paragraph">
-                  <wp:posOffset>1040765</wp:posOffset>
+                  <wp:posOffset>3436620</wp:posOffset>
+                </wp:positionV>
+                <wp:extent cx="2247900" cy="19050"/>
+                <wp:effectExtent l="0" t="0" r="12700" b="19050"/>
+                <wp:wrapNone/>
+                <wp:docPr id="41" name="Straight Connector 41"/>
+                <wp:cNvGraphicFramePr/>
+                <a:graphic xmlns:a="http://schemas.openxmlformats.org/drawingml/2006/main">
+                  <a:graphicData uri="http://schemas.microsoft.com/office/word/2010/wordprocessingShape">
+                    <wps:wsp>
+                      <wps:cNvCnPr/>
+                      <wps:spPr>
+                        <a:xfrm flipV="1">
+                          <a:off x="0" y="0"/>
+                          <a:ext cx="2247900" cy="19050"/>
+                        </a:xfrm>
+                        <a:prstGeom prst="line">
+                          <a:avLst/>
+                        </a:prstGeom>
+                        <a:ln w="12700">
+                          <a:solidFill>
+                            <a:schemeClr val="bg1">
+                              <a:lumMod val="75000"/>
+                            </a:schemeClr>
+                          </a:solidFill>
+                        </a:ln>
+                      </wps:spPr>
+                      <wps:style>
+                        <a:lnRef idx="1">
+                          <a:schemeClr val="accent1"/>
+                        </a:lnRef>
+                        <a:fillRef idx="0">
+                          <a:schemeClr val="accent1"/>
+                        </a:fillRef>
+                        <a:effectRef idx="0">
+                          <a:schemeClr val="accent1"/>
+                        </a:effectRef>
+                        <a:fontRef idx="minor">
+                          <a:schemeClr val="tx1"/>
+                        </a:fontRef>
+                      </wps:style>
+                      <wps:bodyPr/>
+                    </wps:wsp>
+                  </a:graphicData>
+                </a:graphic>
+                <wp14:sizeRelV relativeFrom="margin">
+                  <wp14:pctHeight>0</wp14:pctHeight>
+                </wp14:sizeRelV>
+              </wp:anchor>
+            </w:drawing>
+          </mc:Choice>
+          <mc:Fallback>
+            <w:pict>
+              <v:line w14:anchorId="4DFAE22B" id="Straight Connector 41" o:spid="_x0000_s1026" style="position:absolute;flip:y;z-index:251774976;visibility:visible;mso-wrap-style:square;mso-height-percent:0;mso-wrap-distance-left:9pt;mso-wrap-distance-top:0;mso-wrap-distance-right:9pt;mso-wrap-distance-bottom:0;mso-position-horizontal:absolute;mso-position-horizontal-relative:text;mso-position-vertical:absolute;mso-position-vertical-relative:text;mso-height-percent:0;mso-height-relative:margin" from="70.25pt,270.6pt" to="247.25pt,272.1pt" o:gfxdata="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" strokecolor="#bfbfbf [2412]" strokeweight="1pt">
+                <v:stroke joinstyle="miter"/>
+              </v:line>
+            </w:pict>
+          </mc:Fallback>
+        </mc:AlternateContent>
+      </w:r>
+      <w:r>
+        <w:rPr>
+          <w:noProof/>
+        </w:rPr>
+        <mc:AlternateContent>
+          <mc:Choice Requires="wps">
+            <w:drawing>
+              <wp:anchor distT="0" distB="0" distL="114300" distR="114300" simplePos="0" relativeHeight="251776000" behindDoc="0" locked="0" layoutInCell="1" allowOverlap="1" wp14:anchorId="62F3D4E8" wp14:editId="6C5AA74F">
+                <wp:simplePos x="0" y="0"/>
+                <wp:positionH relativeFrom="column">
+                  <wp:posOffset>-526415</wp:posOffset>
+                </wp:positionH>
+                <wp:positionV relativeFrom="paragraph">
+                  <wp:posOffset>3275185</wp:posOffset>
+                </wp:positionV>
+                <wp:extent cx="1922145" cy="352425"/>
+                <wp:effectExtent l="0" t="0" r="0" b="3175"/>
+                <wp:wrapNone/>
+                <wp:docPr id="42" name="Rectangle: Rounded Corners 42"/>
+                <wp:cNvGraphicFramePr/>
+                <a:graphic xmlns:a="http://schemas.openxmlformats.org/drawingml/2006/main">
+                  <a:graphicData uri="http://schemas.microsoft.com/office/word/2010/wordprocessingShape">
+                    <wps:wsp>
+                      <wps:cNvSpPr/>
+                      <wps:spPr>
+                        <a:xfrm>
+                          <a:off x="0" y="0"/>
+                          <a:ext cx="1922145" cy="352425"/>
+                        </a:xfrm>
+                        <a:prstGeom prst="roundRect">
+                          <a:avLst>
+                            <a:gd name="adj" fmla="val 50000"/>
+                          </a:avLst>
+                        </a:prstGeom>
+                        <a:solidFill>
+                          <a:schemeClr val="bg1">
+                            <a:lumMod val="75000"/>
+                          </a:schemeClr>
+                        </a:solidFill>
+                        <a:ln>
+                          <a:noFill/>
+                        </a:ln>
+                      </wps:spPr>
+                      <wps:style>
+                        <a:lnRef idx="2">
+                          <a:schemeClr val="accent1">
+                            <a:shade val="50000"/>
+                          </a:schemeClr>
+                        </a:lnRef>
+                        <a:fillRef idx="1">
+                          <a:schemeClr val="accent1"/>
+                        </a:fillRef>
+                        <a:effectRef idx="0">
+                          <a:schemeClr val="accent1"/>
+                        </a:effectRef>
+                        <a:fontRef idx="minor">
+                          <a:schemeClr val="lt1"/>
+                        </a:fontRef>
+                      </wps:style>
+                      <wps:bodyPr rot="0" spcFirstLastPara="0" vertOverflow="overflow" horzOverflow="overflow" vert="horz" wrap="square" lIns="91440" tIns="45720" rIns="91440" bIns="45720" numCol="1" spcCol="0" rtlCol="0" fromWordArt="0" anchor="ctr" anchorCtr="0" forceAA="0" compatLnSpc="1">
+                        <a:prstTxWarp prst="textNoShape">
+                          <a:avLst/>
+                        </a:prstTxWarp>
+                        <a:noAutofit/>
+                      </wps:bodyPr>
+                    </wps:wsp>
+                  </a:graphicData>
+                </a:graphic>
+                <wp14:sizeRelH relativeFrom="margin">
+                  <wp14:pctWidth>0</wp14:pctWidth>
+                </wp14:sizeRelH>
+                <wp14:sizeRelV relativeFrom="margin">
+                  <wp14:pctHeight>0</wp14:pctHeight>
+                </wp14:sizeRelV>
+              </wp:anchor>
+            </w:drawing>
+          </mc:Choice>
+          <mc:Fallback>
+            <w:pict>
+              <v:roundrect w14:anchorId="358DD2FE" id="Rectangle: Rounded Corners 42" o:spid="_x0000_s1026" style="position:absolute;margin-left:-41.45pt;margin-top:257.9pt;width:151.35pt;height:27.75pt;z-index:251776000;visibility:visible;mso-wrap-style:square;mso-width-percent:0;mso-height-percent:0;mso-wrap-distance-left:9pt;mso-wrap-distance-top:0;mso-wrap-distance-right:9pt;mso-wrap-distance-bottom:0;mso-position-horizontal:absolute;mso-position-horizontal-relative:text;mso-position-vertical:absolute;mso-position-vertical-relative:text;mso-width-percent:0;mso-height-percent:0;mso-width-relative:margin;mso-height-relative:margin;v-text-anchor:middle" arcsize=".5" o:gfxdata="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" fillcolor="#bfbfbf [2412]" stroked="f" strokeweight="1pt">
+                <v:stroke joinstyle="miter"/>
+              </v:roundrect>
+            </w:pict>
+          </mc:Fallback>
+        </mc:AlternateContent>
+      </w:r>
+      <w:r>
+        <w:rPr>
+          <w:noProof/>
+        </w:rPr>
+        <mc:AlternateContent>
+          <mc:Choice Requires="wps">
+            <w:drawing>
+              <wp:anchor distT="0" distB="0" distL="114300" distR="114300" simplePos="0" relativeHeight="251773952" behindDoc="0" locked="0" layoutInCell="1" allowOverlap="1" wp14:anchorId="0CEFA224" wp14:editId="6B5A1F73">
+                <wp:simplePos x="0" y="0"/>
+                <wp:positionH relativeFrom="column">
+                  <wp:posOffset>-307862</wp:posOffset>
+                </wp:positionH>
+                <wp:positionV relativeFrom="paragraph">
+                  <wp:posOffset>2542797</wp:posOffset>
+                </wp:positionV>
+                <wp:extent cx="3981450" cy="638175"/>
+                <wp:effectExtent l="0" t="0" r="0" b="0"/>
+                <wp:wrapNone/>
+                <wp:docPr id="48" name="Text Box 48"/>
+                <wp:cNvGraphicFramePr/>
+                <a:graphic xmlns:a="http://schemas.openxmlformats.org/drawingml/2006/main">
+                  <a:graphicData uri="http://schemas.microsoft.com/office/word/2010/wordprocessingShape">
+                    <wps:wsp>
+                      <wps:cNvSpPr txBox="1"/>
+                      <wps:spPr>
+                        <a:xfrm>
+                          <a:off x="0" y="0"/>
+                          <a:ext cx="3981450" cy="638175"/>
+                        </a:xfrm>
+                        <a:prstGeom prst="rect">
+                          <a:avLst/>
+                        </a:prstGeom>
+                        <a:noFill/>
+                        <a:ln w="6350">
+                          <a:noFill/>
+                        </a:ln>
+                      </wps:spPr>
+                      <wps:txbx>
+                        <w:txbxContent>
+                          <w:p>
+                            <w:pPr>
+                              <w:rPr>
+                                <w:b/>
+                                <w:bCs/>
+                              </w:rPr>
+                            </w:pPr>
+                            <w:r>
+                              <w:rPr>
+                                <w:b/>
+                                <w:bCs/>
+                              </w:rPr>
+                              <w:t>Bachelor of Science in Information Technology (2015 – 2019)</w:t>
+                            </w:r>
+                          </w:p>
+                          <w:p>
+                            <w:r>
+                              <w:t>S</w:t>
+                            </w:r>
+                            <w:r>
+                              <w:t>TI Paranaque – Paranaque City, Metro Manila</w:t>
+                            </w:r>
+                          </w:p>
+                          <w:p>
+                            <w:pPr>
+                              <w:rPr>
+                                <w:b/>
+                                <w:bCs/>
+                              </w:rPr>
+                            </w:pPr>
+                          </w:p>
+                        </w:txbxContent>
+                      </wps:txbx>
+                      <wps:bodyPr rot="0" spcFirstLastPara="0" vertOverflow="overflow" horzOverflow="overflow" vert="horz" wrap="square" lIns="91440" tIns="45720" rIns="91440" bIns="45720" numCol="1" spcCol="0" rtlCol="0" fromWordArt="0" anchor="t" anchorCtr="0" forceAA="0" compatLnSpc="1">
+                        <a:prstTxWarp prst="textNoShape">
+                          <a:avLst/>
+                        </a:prstTxWarp>
+                        <a:noAutofit/>
+                      </wps:bodyPr>
+                    </wps:wsp>
+                  </a:graphicData>
+                </a:graphic>
+                <wp14:sizeRelH relativeFrom="margin">
+                  <wp14:pctWidth>0</wp14:pctWidth>
+                </wp14:sizeRelH>
+                <wp14:sizeRelV relativeFrom="margin">
+                  <wp14:pctHeight>0</wp14:pctHeight>
+                </wp14:sizeRelV>
+              </wp:anchor>
+            </w:drawing>
+          </mc:Choice>
+          <mc:Fallback>
+            <w:pict>
+              <v:shape w14:anchorId="0CEFA224" id="Text Box 48" o:spid="_x0000_s1062" type="#_x0000_t202" style="position:absolute;margin-left:-24.25pt;margin-top:200.2pt;width:313.5pt;height:50.25pt;z-index:251773952;visibility:visible;mso-wrap-style:square;mso-width-percent:0;mso-height-percent:0;mso-wrap-distance-left:9pt;mso-wrap-distance-top:0;mso-wrap-distance-right:9pt;mso-wrap-distance-bottom:0;mso-position-horizontal:absolute;mso-position-horizontal-relative:text;mso-position-vertical:absolute;mso-position-vertical-relative:text;mso-width-percent:0;mso-height-percent:0;mso-width-relative:margin;mso-height-relative:margin;v-text-anchor:top" o:gfxdata="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" filled="f" stroked="f" strokeweight=".5pt">
+                <v:textbox>
+                  <w:txbxContent>
+                    <w:p>
+                      <w:pPr>
+                        <w:rPr>
+                          <w:b/>
+                          <w:bCs/>
+                        </w:rPr>
+                      </w:pPr>
+                      <w:r>
+                        <w:rPr>
+                          <w:b/>
+                          <w:bCs/>
+                        </w:rPr>
+                        <w:t>Bachelor of Science in Information Technology (2015 – 2019)</w:t>
+                      </w:r>
+                    </w:p>
+                    <w:p>
+                      <w:r>
+                        <w:t>S</w:t>
+                      </w:r>
+                      <w:r>
+                        <w:t>TI Paranaque – Paranaque City, Metro Manila</w:t>
+                      </w:r>
+                    </w:p>
+                    <w:p>
+                      <w:pPr>
+                        <w:rPr>
+                          <w:b/>
+                          <w:bCs/>
+                        </w:rPr>
+                      </w:pPr>
+                    </w:p>
+                  </w:txbxContent>
+                </v:textbox>
+              </v:shape>
+            </w:pict>
+          </mc:Fallback>
+        </mc:AlternateContent>
+      </w:r>
+      <w:r>
+        <w:rPr>
+          <w:noProof/>
+        </w:rPr>
+        <mc:AlternateContent>
+          <mc:Choice Requires="wps">
+            <w:drawing>
+              <wp:anchor distT="0" distB="0" distL="114300" distR="114300" simplePos="0" relativeHeight="251770880" behindDoc="0" locked="0" layoutInCell="1" allowOverlap="1" wp14:anchorId="2D8484CF" wp14:editId="7B756401">
+                <wp:simplePos x="0" y="0"/>
+                <wp:positionH relativeFrom="column">
+                  <wp:posOffset>895350</wp:posOffset>
+                </wp:positionH>
+                <wp:positionV relativeFrom="paragraph">
+                  <wp:posOffset>2224405</wp:posOffset>
                 </wp:positionV>
                 <wp:extent cx="2247900" cy="19050"/>
                 <wp:effectExtent l="0" t="0" r="19050" b="19050"/>
@@ -8450,7 +8377,7 @@
           </mc:Choice>
           <mc:Fallback>
             <w:pict>
-              <v:line w14:anchorId="3D9D5787" id="Straight Connector 34" o:spid="_x0000_s1026" style="position:absolute;flip:y;z-index:251770880;visibility:visible;mso-wrap-style:square;mso-wrap-distance-left:9pt;mso-wrap-distance-top:0;mso-wrap-distance-right:9pt;mso-wrap-distance-bottom:0;mso-position-horizontal:absolute;mso-position-horizontal-relative:text;mso-position-vertical:absolute;mso-position-vertical-relative:text" from="300.75pt,81.95pt" to="477.75pt,83.45pt" o:gfxdata="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" strokecolor="#bfbfbf [2412]" strokeweight="1pt">
+              <v:line w14:anchorId="681F0F5B" id="Straight Connector 34" o:spid="_x0000_s1026" style="position:absolute;flip:y;z-index:251770880;visibility:visible;mso-wrap-style:square;mso-wrap-distance-left:9pt;mso-wrap-distance-top:0;mso-wrap-distance-right:9pt;mso-wrap-distance-bottom:0;mso-position-horizontal:absolute;mso-position-horizontal-relative:text;mso-position-vertical:absolute;mso-position-vertical-relative:text" from="70.5pt,175.15pt" to="247.5pt,176.65pt" o:gfxdata="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" strokecolor="#bfbfbf [2412]" strokeweight="1pt">
                 <v:stroke joinstyle="miter"/>
               </v:line>
             </w:pict>
@@ -8464,13 +8391,13 @@
         <mc:AlternateContent>
           <mc:Choice Requires="wps">
             <w:drawing>
-              <wp:anchor distT="0" distB="0" distL="114300" distR="114300" simplePos="0" relativeHeight="251771904" behindDoc="0" locked="0" layoutInCell="1" allowOverlap="1" wp14:anchorId="08565DD0" wp14:editId="417C3CB1">
+              <wp:anchor distT="0" distB="0" distL="114300" distR="114300" simplePos="0" relativeHeight="251771904" behindDoc="0" locked="0" layoutInCell="1" allowOverlap="1" wp14:anchorId="08565DD0" wp14:editId="618A637C">
                 <wp:simplePos x="0" y="0"/>
                 <wp:positionH relativeFrom="column">
-                  <wp:posOffset>2343150</wp:posOffset>
+                  <wp:posOffset>-581025</wp:posOffset>
                 </wp:positionH>
                 <wp:positionV relativeFrom="paragraph">
-                  <wp:posOffset>878840</wp:posOffset>
+                  <wp:posOffset>2062480</wp:posOffset>
                 </wp:positionV>
                 <wp:extent cx="1922145" cy="352425"/>
                 <wp:effectExtent l="0" t="0" r="1905" b="9525"/>
@@ -8536,7 +8463,7 @@
           </mc:Choice>
           <mc:Fallback>
             <w:pict>
-              <v:roundrect w14:anchorId="76162AC4" id="Rectangle: Rounded Corners 39" o:spid="_x0000_s1026" style="position:absolute;margin-left:184.5pt;margin-top:69.2pt;width:151.35pt;height:27.75pt;z-index:251771904;visibility:visible;mso-wrap-style:square;mso-width-percent:0;mso-height-percent:0;mso-wrap-distance-left:9pt;mso-wrap-distance-top:0;mso-wrap-distance-right:9pt;mso-wrap-distance-bottom:0;mso-position-horizontal:absolute;mso-position-horizontal-relative:text;mso-position-vertical:absolute;mso-position-vertical-relative:text;mso-width-percent:0;mso-height-percent:0;mso-width-relative:margin;mso-height-relative:margin;v-text-anchor:middle" arcsize=".5" o:gfxdata="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" fillcolor="#bfbfbf [2412]" stroked="f" strokeweight="1pt">
+              <v:roundrect w14:anchorId="79AB99FB" id="Rectangle: Rounded Corners 39" o:spid="_x0000_s1026" style="position:absolute;margin-left:-45.75pt;margin-top:162.4pt;width:151.35pt;height:27.75pt;z-index:251771904;visibility:visible;mso-wrap-style:square;mso-width-percent:0;mso-height-percent:0;mso-wrap-distance-left:9pt;mso-wrap-distance-top:0;mso-wrap-distance-right:9pt;mso-wrap-distance-bottom:0;mso-position-horizontal:absolute;mso-position-horizontal-relative:text;mso-position-vertical:absolute;mso-position-vertical-relative:text;mso-width-percent:0;mso-height-percent:0;mso-width-relative:margin;mso-height-relative:margin;v-text-anchor:middle" arcsize=".5" o:gfxdata="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" fillcolor="#bfbfbf [2412]" stroked="f" strokeweight="1pt">
                 <v:stroke joinstyle="miter"/>
               </v:roundrect>
             </w:pict>
@@ -8550,13 +8477,13 @@
         <mc:AlternateContent>
           <mc:Choice Requires="wps">
             <w:drawing>
-              <wp:anchor distT="0" distB="0" distL="114300" distR="114300" simplePos="0" relativeHeight="251772928" behindDoc="0" locked="0" layoutInCell="1" allowOverlap="1" wp14:anchorId="2F5F4FFF" wp14:editId="1E01ADFB">
+              <wp:anchor distT="0" distB="0" distL="114300" distR="114300" simplePos="0" relativeHeight="251772928" behindDoc="0" locked="0" layoutInCell="1" allowOverlap="1" wp14:anchorId="2F5F4FFF" wp14:editId="475A158D">
                 <wp:simplePos x="0" y="0"/>
                 <wp:positionH relativeFrom="column">
-                  <wp:posOffset>2486025</wp:posOffset>
+                  <wp:posOffset>-438142</wp:posOffset>
                 </wp:positionH>
                 <wp:positionV relativeFrom="paragraph">
-                  <wp:posOffset>916940</wp:posOffset>
+                  <wp:posOffset>2101078</wp:posOffset>
                 </wp:positionV>
                 <wp:extent cx="1617345" cy="269240"/>
                 <wp:effectExtent l="0" t="0" r="0" b="0"/>
@@ -8619,7 +8546,7 @@
           </mc:Choice>
           <mc:Fallback>
             <w:pict>
-              <v:shape w14:anchorId="2F5F4FFF" id="Text Box 40" o:spid="_x0000_s1066" type="#_x0000_t202" style="position:absolute;left:0;text-align:left;margin-left:195.75pt;margin-top:72.2pt;width:127.35pt;height:21.2pt;z-index:251772928;visibility:visible;mso-wrap-style:square;mso-width-percent:0;mso-height-percent:0;mso-wrap-distance-left:9pt;mso-wrap-distance-top:0;mso-wrap-distance-right:9pt;mso-wrap-distance-bottom:0;mso-position-horizontal:absolute;mso-position-horizontal-relative:text;mso-position-vertical:absolute;mso-position-vertical-relative:text;mso-width-percent:0;mso-height-percent:0;mso-width-relative:margin;mso-height-relative:margin;v-text-anchor:top" o:gfxdata="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" filled="f" stroked="f" strokeweight=".5pt">
+              <v:shape w14:anchorId="2F5F4FFF" id="Text Box 40" o:spid="_x0000_s1064" type="#_x0000_t202" style="position:absolute;margin-left:-34.5pt;margin-top:165.45pt;width:127.35pt;height:21.2pt;z-index:251772928;visibility:visible;mso-wrap-style:square;mso-width-percent:0;mso-height-percent:0;mso-wrap-distance-left:9pt;mso-wrap-distance-top:0;mso-wrap-distance-right:9pt;mso-wrap-distance-bottom:0;mso-position-horizontal:absolute;mso-position-horizontal-relative:text;mso-position-vertical:absolute;mso-position-vertical-relative:text;mso-width-percent:0;mso-height-percent:0;mso-width-relative:margin;mso-height-relative:margin;v-text-anchor:top" o:gfxdata="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" filled="f" stroked="f" strokeweight=".5pt">
                 <v:textbox>
                   <w:txbxContent>
                     <w:p>
@@ -8645,578 +8572,11 @@
         </mc:AlternateContent>
       </w:r>
       <w:r>
-        <w:rPr>
-          <w:noProof/>
-        </w:rPr>
-        <mc:AlternateContent>
-          <mc:Choice Requires="wps">
-            <w:drawing>
-              <wp:anchor distT="0" distB="0" distL="114300" distR="114300" simplePos="0" relativeHeight="251773952" behindDoc="0" locked="0" layoutInCell="1" allowOverlap="1" wp14:anchorId="0CEFA224" wp14:editId="57ACDF5C">
-                <wp:simplePos x="0" y="0"/>
-                <wp:positionH relativeFrom="column">
-                  <wp:posOffset>2343150</wp:posOffset>
-                </wp:positionH>
-                <wp:positionV relativeFrom="paragraph">
-                  <wp:posOffset>1336040</wp:posOffset>
-                </wp:positionV>
-                <wp:extent cx="3981450" cy="638175"/>
-                <wp:effectExtent l="0" t="0" r="0" b="0"/>
-                <wp:wrapNone/>
-                <wp:docPr id="48" name="Text Box 48"/>
-                <wp:cNvGraphicFramePr/>
-                <a:graphic xmlns:a="http://schemas.openxmlformats.org/drawingml/2006/main">
-                  <a:graphicData uri="http://schemas.microsoft.com/office/word/2010/wordprocessingShape">
-                    <wps:wsp>
-                      <wps:cNvSpPr txBox="1"/>
-                      <wps:spPr>
-                        <a:xfrm>
-                          <a:off x="0" y="0"/>
-                          <a:ext cx="3981450" cy="638175"/>
-                        </a:xfrm>
-                        <a:prstGeom prst="rect">
-                          <a:avLst/>
-                        </a:prstGeom>
-                        <a:noFill/>
-                        <a:ln w="6350">
-                          <a:noFill/>
-                        </a:ln>
-                      </wps:spPr>
-                      <wps:txbx>
-                        <w:txbxContent>
-                          <w:p>
-                            <w:pPr>
-                              <w:rPr>
-                                <w:b/>
-                                <w:bCs/>
-                              </w:rPr>
-                            </w:pPr>
-                            <w:r>
-                              <w:rPr>
-                                <w:b/>
-                                <w:bCs/>
-                              </w:rPr>
-                              <w:t>Bachelor of Science in Information Technology (2015 – 2019)</w:t>
-                            </w:r>
-                          </w:p>
-                          <w:p>
-                            <w:r>
-                              <w:t>S</w:t>
-                            </w:r>
-                            <w:r>
-                              <w:t>TI Paranaque – Paranaque City, Metro Manila</w:t>
-                            </w:r>
-                          </w:p>
-                          <w:p>
-                            <w:pPr>
-                              <w:rPr>
-                                <w:b/>
-                                <w:bCs/>
-                              </w:rPr>
-                            </w:pPr>
-                          </w:p>
-                        </w:txbxContent>
-                      </wps:txbx>
-                      <wps:bodyPr rot="0" spcFirstLastPara="0" vertOverflow="overflow" horzOverflow="overflow" vert="horz" wrap="square" lIns="91440" tIns="45720" rIns="91440" bIns="45720" numCol="1" spcCol="0" rtlCol="0" fromWordArt="0" anchor="t" anchorCtr="0" forceAA="0" compatLnSpc="1">
-                        <a:prstTxWarp prst="textNoShape">
-                          <a:avLst/>
-                        </a:prstTxWarp>
-                        <a:noAutofit/>
-                      </wps:bodyPr>
-                    </wps:wsp>
-                  </a:graphicData>
-                </a:graphic>
-                <wp14:sizeRelH relativeFrom="margin">
-                  <wp14:pctWidth>0</wp14:pctWidth>
-                </wp14:sizeRelH>
-                <wp14:sizeRelV relativeFrom="margin">
-                  <wp14:pctHeight>0</wp14:pctHeight>
-                </wp14:sizeRelV>
-              </wp:anchor>
-            </w:drawing>
-          </mc:Choice>
-          <mc:Fallback>
-            <w:pict>
-              <v:shape w14:anchorId="0CEFA224" id="Text Box 48" o:spid="_x0000_s1067" type="#_x0000_t202" style="position:absolute;left:0;text-align:left;margin-left:184.5pt;margin-top:105.2pt;width:313.5pt;height:50.25pt;z-index:251773952;visibility:visible;mso-wrap-style:square;mso-width-percent:0;mso-height-percent:0;mso-wrap-distance-left:9pt;mso-wrap-distance-top:0;mso-wrap-distance-right:9pt;mso-wrap-distance-bottom:0;mso-position-horizontal:absolute;mso-position-horizontal-relative:text;mso-position-vertical:absolute;mso-position-vertical-relative:text;mso-width-percent:0;mso-height-percent:0;mso-width-relative:margin;mso-height-relative:margin;v-text-anchor:top" o:gfxdata="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" filled="f" stroked="f" strokeweight=".5pt">
-                <v:textbox>
-                  <w:txbxContent>
-                    <w:p>
-                      <w:pPr>
-                        <w:rPr>
-                          <w:b/>
-                          <w:bCs/>
-                        </w:rPr>
-                      </w:pPr>
-                      <w:r>
-                        <w:rPr>
-                          <w:b/>
-                          <w:bCs/>
-                        </w:rPr>
-                        <w:t>Bachelor of Science in Information Technology (2015 – 2019)</w:t>
-                      </w:r>
-                    </w:p>
-                    <w:p>
-                      <w:r>
-                        <w:t>S</w:t>
-                      </w:r>
-                      <w:r>
-                        <w:t>TI Paranaque – Paranaque City, Metro Manila</w:t>
-                      </w:r>
-                    </w:p>
-                    <w:p>
-                      <w:pPr>
-                        <w:rPr>
-                          <w:b/>
-                          <w:bCs/>
-                        </w:rPr>
-                      </w:pPr>
-                    </w:p>
-                  </w:txbxContent>
-                </v:textbox>
-              </v:shape>
-            </w:pict>
-          </mc:Fallback>
-        </mc:AlternateContent>
-      </w:r>
-      <w:r>
-        <w:rPr>
-          <w:noProof/>
-        </w:rPr>
-        <mc:AlternateContent>
-          <mc:Choice Requires="wps">
-            <w:drawing>
-              <wp:anchor distT="0" distB="0" distL="114300" distR="114300" simplePos="0" relativeHeight="251774976" behindDoc="0" locked="0" layoutInCell="1" allowOverlap="1" wp14:anchorId="0FF10FAD" wp14:editId="41899F31">
-                <wp:simplePos x="0" y="0"/>
-                <wp:positionH relativeFrom="column">
-                  <wp:posOffset>3800475</wp:posOffset>
-                </wp:positionH>
-                <wp:positionV relativeFrom="paragraph">
-                  <wp:posOffset>2288540</wp:posOffset>
-                </wp:positionV>
-                <wp:extent cx="2247900" cy="19050"/>
-                <wp:effectExtent l="0" t="0" r="19050" b="19050"/>
-                <wp:wrapNone/>
-                <wp:docPr id="41" name="Straight Connector 41"/>
-                <wp:cNvGraphicFramePr/>
-                <a:graphic xmlns:a="http://schemas.openxmlformats.org/drawingml/2006/main">
-                  <a:graphicData uri="http://schemas.microsoft.com/office/word/2010/wordprocessingShape">
-                    <wps:wsp>
-                      <wps:cNvCnPr/>
-                      <wps:spPr>
-                        <a:xfrm flipV="1">
-                          <a:off x="0" y="0"/>
-                          <a:ext cx="2247900" cy="19050"/>
-                        </a:xfrm>
-                        <a:prstGeom prst="line">
-                          <a:avLst/>
-                        </a:prstGeom>
-                        <a:ln w="12700">
-                          <a:solidFill>
-                            <a:schemeClr val="bg1">
-                              <a:lumMod val="75000"/>
-                            </a:schemeClr>
-                          </a:solidFill>
-                        </a:ln>
-                      </wps:spPr>
-                      <wps:style>
-                        <a:lnRef idx="1">
-                          <a:schemeClr val="accent1"/>
-                        </a:lnRef>
-                        <a:fillRef idx="0">
-                          <a:schemeClr val="accent1"/>
-                        </a:fillRef>
-                        <a:effectRef idx="0">
-                          <a:schemeClr val="accent1"/>
-                        </a:effectRef>
-                        <a:fontRef idx="minor">
-                          <a:schemeClr val="tx1"/>
-                        </a:fontRef>
-                      </wps:style>
-                      <wps:bodyPr/>
-                    </wps:wsp>
-                  </a:graphicData>
-                </a:graphic>
-              </wp:anchor>
-            </w:drawing>
-          </mc:Choice>
-          <mc:Fallback>
-            <w:pict>
-              <v:line w14:anchorId="5924D6AA" id="Straight Connector 41" o:spid="_x0000_s1026" style="position:absolute;flip:y;z-index:251774976;visibility:visible;mso-wrap-style:square;mso-wrap-distance-left:9pt;mso-wrap-distance-top:0;mso-wrap-distance-right:9pt;mso-wrap-distance-bottom:0;mso-position-horizontal:absolute;mso-position-horizontal-relative:text;mso-position-vertical:absolute;mso-position-vertical-relative:text" from="299.25pt,180.2pt" to="476.25pt,181.7pt" o:gfxdata="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" strokecolor="#bfbfbf [2412]" strokeweight="1pt">
-                <v:stroke joinstyle="miter"/>
-              </v:line>
-            </w:pict>
-          </mc:Fallback>
-        </mc:AlternateContent>
-      </w:r>
-      <w:r>
-        <w:rPr>
-          <w:noProof/>
-        </w:rPr>
-        <mc:AlternateContent>
-          <mc:Choice Requires="wps">
-            <w:drawing>
-              <wp:anchor distT="0" distB="0" distL="114300" distR="114300" simplePos="0" relativeHeight="251776000" behindDoc="0" locked="0" layoutInCell="1" allowOverlap="1" wp14:anchorId="62F3D4E8" wp14:editId="14D0A598">
-                <wp:simplePos x="0" y="0"/>
-                <wp:positionH relativeFrom="column">
-                  <wp:posOffset>2381250</wp:posOffset>
-                </wp:positionH>
-                <wp:positionV relativeFrom="paragraph">
-                  <wp:posOffset>2126615</wp:posOffset>
-                </wp:positionV>
-                <wp:extent cx="1922145" cy="352425"/>
-                <wp:effectExtent l="0" t="0" r="1905" b="9525"/>
-                <wp:wrapNone/>
-                <wp:docPr id="42" name="Rectangle: Rounded Corners 42"/>
-                <wp:cNvGraphicFramePr/>
-                <a:graphic xmlns:a="http://schemas.openxmlformats.org/drawingml/2006/main">
-                  <a:graphicData uri="http://schemas.microsoft.com/office/word/2010/wordprocessingShape">
-                    <wps:wsp>
-                      <wps:cNvSpPr/>
-                      <wps:spPr>
-                        <a:xfrm>
-                          <a:off x="0" y="0"/>
-                          <a:ext cx="1922145" cy="352425"/>
-                        </a:xfrm>
-                        <a:prstGeom prst="roundRect">
-                          <a:avLst>
-                            <a:gd name="adj" fmla="val 50000"/>
-                          </a:avLst>
-                        </a:prstGeom>
-                        <a:solidFill>
-                          <a:schemeClr val="bg1">
-                            <a:lumMod val="75000"/>
-                          </a:schemeClr>
-                        </a:solidFill>
-                        <a:ln>
-                          <a:noFill/>
-                        </a:ln>
-                      </wps:spPr>
-                      <wps:style>
-                        <a:lnRef idx="2">
-                          <a:schemeClr val="accent1">
-                            <a:shade val="50000"/>
-                          </a:schemeClr>
-                        </a:lnRef>
-                        <a:fillRef idx="1">
-                          <a:schemeClr val="accent1"/>
-                        </a:fillRef>
-                        <a:effectRef idx="0">
-                          <a:schemeClr val="accent1"/>
-                        </a:effectRef>
-                        <a:fontRef idx="minor">
-                          <a:schemeClr val="lt1"/>
-                        </a:fontRef>
-                      </wps:style>
-                      <wps:bodyPr rot="0" spcFirstLastPara="0" vertOverflow="overflow" horzOverflow="overflow" vert="horz" wrap="square" lIns="91440" tIns="45720" rIns="91440" bIns="45720" numCol="1" spcCol="0" rtlCol="0" fromWordArt="0" anchor="ctr" anchorCtr="0" forceAA="0" compatLnSpc="1">
-                        <a:prstTxWarp prst="textNoShape">
-                          <a:avLst/>
-                        </a:prstTxWarp>
-                        <a:noAutofit/>
-                      </wps:bodyPr>
-                    </wps:wsp>
-                  </a:graphicData>
-                </a:graphic>
-                <wp14:sizeRelH relativeFrom="margin">
-                  <wp14:pctWidth>0</wp14:pctWidth>
-                </wp14:sizeRelH>
-                <wp14:sizeRelV relativeFrom="margin">
-                  <wp14:pctHeight>0</wp14:pctHeight>
-                </wp14:sizeRelV>
-              </wp:anchor>
-            </w:drawing>
-          </mc:Choice>
-          <mc:Fallback>
-            <w:pict>
-              <v:roundrect w14:anchorId="08186EE8" id="Rectangle: Rounded Corners 42" o:spid="_x0000_s1026" style="position:absolute;margin-left:187.5pt;margin-top:167.45pt;width:151.35pt;height:27.75pt;z-index:251776000;visibility:visible;mso-wrap-style:square;mso-width-percent:0;mso-height-percent:0;mso-wrap-distance-left:9pt;mso-wrap-distance-top:0;mso-wrap-distance-right:9pt;mso-wrap-distance-bottom:0;mso-position-horizontal:absolute;mso-position-horizontal-relative:text;mso-position-vertical:absolute;mso-position-vertical-relative:text;mso-width-percent:0;mso-height-percent:0;mso-width-relative:margin;mso-height-relative:margin;v-text-anchor:middle" arcsize=".5" o:gfxdata="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" fillcolor="#bfbfbf [2412]" stroked="f" strokeweight="1pt">
-                <v:stroke joinstyle="miter"/>
-              </v:roundrect>
-            </w:pict>
-          </mc:Fallback>
-        </mc:AlternateContent>
-      </w:r>
-      <w:r>
-        <w:rPr>
-          <w:noProof/>
-        </w:rPr>
-        <mc:AlternateContent>
-          <mc:Choice Requires="wps">
-            <w:drawing>
-              <wp:anchor distT="0" distB="0" distL="114300" distR="114300" simplePos="0" relativeHeight="251669504" behindDoc="0" locked="0" layoutInCell="1" allowOverlap="1" wp14:anchorId="6E8B9FEC" wp14:editId="3E72C64B">
-                <wp:simplePos x="0" y="0"/>
-                <wp:positionH relativeFrom="column">
-                  <wp:posOffset>2144395</wp:posOffset>
-                </wp:positionH>
-                <wp:positionV relativeFrom="paragraph">
-                  <wp:posOffset>-816610</wp:posOffset>
-                </wp:positionV>
-                <wp:extent cx="4427855" cy="10498455"/>
-                <wp:effectExtent l="0" t="0" r="0" b="0"/>
-                <wp:wrapNone/>
-                <wp:docPr id="425002630" name="Rectangle: Rounded Corners 1"/>
-                <wp:cNvGraphicFramePr/>
-                <a:graphic xmlns:a="http://schemas.openxmlformats.org/drawingml/2006/main">
-                  <a:graphicData uri="http://schemas.microsoft.com/office/word/2010/wordprocessingShape">
-                    <wps:wsp>
-                      <wps:cNvSpPr/>
-                      <wps:spPr>
-                        <a:xfrm>
-                          <a:off x="0" y="0"/>
-                          <a:ext cx="4427855" cy="10498455"/>
-                        </a:xfrm>
-                        <a:prstGeom prst="roundRect">
-                          <a:avLst>
-                            <a:gd name="adj" fmla="val 2906"/>
-                          </a:avLst>
-                        </a:prstGeom>
-                        <a:solidFill>
-                          <a:schemeClr val="bg1">
-                            <a:lumMod val="95000"/>
-                          </a:schemeClr>
-                        </a:solidFill>
-                        <a:ln>
-                          <a:noFill/>
-                        </a:ln>
-                      </wps:spPr>
-                      <wps:style>
-                        <a:lnRef idx="2">
-                          <a:schemeClr val="accent1">
-                            <a:shade val="15000"/>
-                          </a:schemeClr>
-                        </a:lnRef>
-                        <a:fillRef idx="1">
-                          <a:schemeClr val="accent1"/>
-                        </a:fillRef>
-                        <a:effectRef idx="0">
-                          <a:schemeClr val="accent1"/>
-                        </a:effectRef>
-                        <a:fontRef idx="minor">
-                          <a:schemeClr val="lt1"/>
-                        </a:fontRef>
-                      </wps:style>
-                      <wps:bodyPr rot="0" spcFirstLastPara="0" vertOverflow="overflow" horzOverflow="overflow" vert="horz" wrap="square" lIns="91440" tIns="45720" rIns="91440" bIns="45720" numCol="1" spcCol="0" rtlCol="0" fromWordArt="0" anchor="ctr" anchorCtr="0" forceAA="0" compatLnSpc="1">
-                        <a:prstTxWarp prst="textNoShape">
-                          <a:avLst/>
-                        </a:prstTxWarp>
-                        <a:noAutofit/>
-                      </wps:bodyPr>
-                    </wps:wsp>
-                  </a:graphicData>
-                </a:graphic>
-                <wp14:sizeRelH relativeFrom="margin">
-                  <wp14:pctWidth>0</wp14:pctWidth>
-                </wp14:sizeRelH>
-                <wp14:sizeRelV relativeFrom="margin">
-                  <wp14:pctHeight>0</wp14:pctHeight>
-                </wp14:sizeRelV>
-              </wp:anchor>
-            </w:drawing>
-          </mc:Choice>
-          <mc:Fallback>
-            <w:pict>
-              <v:roundrect w14:anchorId="6952F766" id="Rectangle: Rounded Corners 1" o:spid="_x0000_s1026" style="position:absolute;margin-left:168.85pt;margin-top:-64.3pt;width:348.65pt;height:826.65pt;z-index:251669504;visibility:visible;mso-wrap-style:square;mso-width-percent:0;mso-height-percent:0;mso-wrap-distance-left:9pt;mso-wrap-distance-top:0;mso-wrap-distance-right:9pt;mso-wrap-distance-bottom:0;mso-position-horizontal:absolute;mso-position-horizontal-relative:text;mso-position-vertical:absolute;mso-position-vertical-relative:text;mso-width-percent:0;mso-height-percent:0;mso-width-relative:margin;mso-height-relative:margin;v-text-anchor:middle" arcsize="1905f" o:gfxdata="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" fillcolor="#f2f2f2 [3052]" stroked="f" strokeweight="1pt">
-                <v:stroke joinstyle="miter"/>
-              </v:roundrect>
-            </w:pict>
-          </mc:Fallback>
-        </mc:AlternateContent>
-      </w:r>
-      <w:r>
-        <w:rPr>
-          <w:noProof/>
-        </w:rPr>
-        <mc:AlternateContent>
-          <mc:Choice Requires="wps">
-            <w:drawing>
-              <wp:anchor distT="0" distB="0" distL="114300" distR="114300" simplePos="0" relativeHeight="251699200" behindDoc="0" locked="0" layoutInCell="1" allowOverlap="1" wp14:anchorId="46C1435C" wp14:editId="10233046">
-                <wp:simplePos x="0" y="0"/>
-                <wp:positionH relativeFrom="page">
-                  <wp:posOffset>81915</wp:posOffset>
-                </wp:positionH>
-                <wp:positionV relativeFrom="paragraph">
-                  <wp:posOffset>-804757</wp:posOffset>
-                </wp:positionV>
-                <wp:extent cx="2886710" cy="10498455"/>
-                <wp:effectExtent l="0" t="0" r="8890" b="0"/>
-                <wp:wrapNone/>
-                <wp:docPr id="962554794" name="Rectangle: Rounded Corners 1"/>
-                <wp:cNvGraphicFramePr/>
-                <a:graphic xmlns:a="http://schemas.openxmlformats.org/drawingml/2006/main">
-                  <a:graphicData uri="http://schemas.microsoft.com/office/word/2010/wordprocessingShape">
-                    <wps:wsp>
-                      <wps:cNvSpPr/>
-                      <wps:spPr>
-                        <a:xfrm>
-                          <a:off x="0" y="0"/>
-                          <a:ext cx="2886710" cy="10498455"/>
-                        </a:xfrm>
-                        <a:prstGeom prst="roundRect">
-                          <a:avLst>
-                            <a:gd name="adj" fmla="val 2906"/>
-                          </a:avLst>
-                        </a:prstGeom>
-                        <a:solidFill>
-                          <a:schemeClr val="bg2">
-                            <a:alpha val="50000"/>
-                          </a:schemeClr>
-                        </a:solidFill>
-                        <a:ln>
-                          <a:noFill/>
-                        </a:ln>
-                      </wps:spPr>
-                      <wps:style>
-                        <a:lnRef idx="2">
-                          <a:schemeClr val="accent1">
-                            <a:shade val="15000"/>
-                          </a:schemeClr>
-                        </a:lnRef>
-                        <a:fillRef idx="1">
-                          <a:schemeClr val="accent1"/>
-                        </a:fillRef>
-                        <a:effectRef idx="0">
-                          <a:schemeClr val="accent1"/>
-                        </a:effectRef>
-                        <a:fontRef idx="minor">
-                          <a:schemeClr val="lt1"/>
-                        </a:fontRef>
-                      </wps:style>
-                      <wps:bodyPr rot="0" spcFirstLastPara="0" vertOverflow="overflow" horzOverflow="overflow" vert="horz" wrap="square" lIns="91440" tIns="45720" rIns="91440" bIns="45720" numCol="1" spcCol="0" rtlCol="0" fromWordArt="0" anchor="ctr" anchorCtr="0" forceAA="0" compatLnSpc="1">
-                        <a:prstTxWarp prst="textNoShape">
-                          <a:avLst/>
-                        </a:prstTxWarp>
-                        <a:noAutofit/>
-                      </wps:bodyPr>
-                    </wps:wsp>
-                  </a:graphicData>
-                </a:graphic>
-                <wp14:sizeRelH relativeFrom="margin">
-                  <wp14:pctWidth>0</wp14:pctWidth>
-                </wp14:sizeRelH>
-                <wp14:sizeRelV relativeFrom="margin">
-                  <wp14:pctHeight>0</wp14:pctHeight>
-                </wp14:sizeRelV>
-              </wp:anchor>
-            </w:drawing>
-          </mc:Choice>
-          <mc:Fallback>
-            <w:pict>
-              <v:roundrect w14:anchorId="556B736D" id="Rectangle: Rounded Corners 1" o:spid="_x0000_s1026" style="position:absolute;margin-left:6.45pt;margin-top:-63.35pt;width:227.3pt;height:826.65pt;z-index:251699200;visibility:visible;mso-wrap-style:square;mso-width-percent:0;mso-height-percent:0;mso-wrap-distance-left:9pt;mso-wrap-distance-top:0;mso-wrap-distance-right:9pt;mso-wrap-distance-bottom:0;mso-position-horizontal:absolute;mso-position-horizontal-relative:page;mso-position-vertical:absolute;mso-position-vertical-relative:text;mso-width-percent:0;mso-height-percent:0;mso-width-relative:margin;mso-height-relative:margin;v-text-anchor:middle" arcsize="1905f" o:gfxdata="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" fillcolor="#e8e8e8 [3214]" stroked="f" strokeweight="1pt">
-                <v:fill opacity="32896f"/>
-                <v:stroke joinstyle="miter"/>
-                <w10:wrap anchorx="page"/>
-              </v:roundrect>
-            </w:pict>
-          </mc:Fallback>
-        </mc:AlternateContent>
-      </w:r>
-      <w:r>
-        <w:rPr>
-          <w:noProof/>
-        </w:rPr>
-        <mc:AlternateContent>
-          <mc:Choice Requires="wps">
-            <w:drawing>
-              <wp:anchor distT="0" distB="0" distL="114300" distR="114300" simplePos="0" relativeHeight="251659264" behindDoc="0" locked="0" layoutInCell="1" allowOverlap="1" wp14:anchorId="4B4315A5" wp14:editId="203BA6FD">
-                <wp:simplePos x="0" y="0"/>
-                <wp:positionH relativeFrom="page">
-                  <wp:align>left</wp:align>
-                </wp:positionH>
-                <wp:positionV relativeFrom="paragraph">
-                  <wp:posOffset>-914400</wp:posOffset>
-                </wp:positionV>
-                <wp:extent cx="7909560" cy="11650980"/>
-                <wp:effectExtent l="0" t="0" r="0" b="7620"/>
-                <wp:wrapNone/>
-                <wp:docPr id="559059069" name="Rectangle 559059069"/>
-                <wp:cNvGraphicFramePr/>
-                <a:graphic xmlns:a="http://schemas.openxmlformats.org/drawingml/2006/main">
-                  <a:graphicData uri="http://schemas.microsoft.com/office/word/2010/wordprocessingShape">
-                    <wps:wsp>
-                      <wps:cNvSpPr/>
-                      <wps:spPr>
-                        <a:xfrm>
-                          <a:off x="0" y="0"/>
-                          <a:ext cx="7909560" cy="11650980"/>
-                        </a:xfrm>
-                        <a:prstGeom prst="rect">
-                          <a:avLst/>
-                        </a:prstGeom>
-                        <a:gradFill flip="none" rotWithShape="1">
-                          <a:gsLst>
-                            <a:gs pos="0">
-                              <a:schemeClr val="tx1">
-                                <a:lumMod val="65000"/>
-                                <a:lumOff val="35000"/>
-                              </a:schemeClr>
-                            </a:gs>
-                            <a:gs pos="54000">
-                              <a:schemeClr val="tx1">
-                                <a:lumMod val="50000"/>
-                                <a:lumOff val="50000"/>
-                                <a:tint val="44500"/>
-                                <a:satMod val="160000"/>
-                              </a:schemeClr>
-                            </a:gs>
-                            <a:gs pos="100000">
-                              <a:schemeClr val="bg1">
-                                <a:lumMod val="85000"/>
-                              </a:schemeClr>
-                            </a:gs>
-                          </a:gsLst>
-                          <a:lin ang="5400000" scaled="0"/>
-                          <a:tileRect/>
-                        </a:gradFill>
-                        <a:ln>
-                          <a:noFill/>
-                        </a:ln>
-                      </wps:spPr>
-                      <wps:style>
-                        <a:lnRef idx="2">
-                          <a:schemeClr val="accent1">
-                            <a:shade val="50000"/>
-                          </a:schemeClr>
-                        </a:lnRef>
-                        <a:fillRef idx="1">
-                          <a:schemeClr val="accent1"/>
-                        </a:fillRef>
-                        <a:effectRef idx="0">
-                          <a:schemeClr val="accent1"/>
-                        </a:effectRef>
-                        <a:fontRef idx="minor">
-                          <a:schemeClr val="lt1"/>
-                        </a:fontRef>
-                      </wps:style>
-                      <wps:bodyPr rot="0" spcFirstLastPara="0" vertOverflow="overflow" horzOverflow="overflow" vert="horz" wrap="square" lIns="91440" tIns="45720" rIns="91440" bIns="45720" numCol="1" spcCol="0" rtlCol="0" fromWordArt="0" anchor="ctr" anchorCtr="0" forceAA="0" compatLnSpc="1">
-                        <a:prstTxWarp prst="textNoShape">
-                          <a:avLst/>
-                        </a:prstTxWarp>
-                        <a:noAutofit/>
-                      </wps:bodyPr>
-                    </wps:wsp>
-                  </a:graphicData>
-                </a:graphic>
-                <wp14:sizeRelH relativeFrom="margin">
-                  <wp14:pctWidth>0</wp14:pctWidth>
-                </wp14:sizeRelH>
-                <wp14:sizeRelV relativeFrom="margin">
-                  <wp14:pctHeight>0</wp14:pctHeight>
-                </wp14:sizeRelV>
-              </wp:anchor>
-            </w:drawing>
-          </mc:Choice>
-          <mc:Fallback>
-            <w:pict>
-              <v:rect w14:anchorId="7C5B1034" id="Rectangle 559059069" o:spid="_x0000_s1026" style="position:absolute;margin-left:0;margin-top:-1in;width:622.8pt;height:917.4pt;z-index:251659264;visibility:visible;mso-wrap-style:square;mso-width-percent:0;mso-height-percent:0;mso-wrap-distance-left:9pt;mso-wrap-distance-top:0;mso-wrap-distance-right:9pt;mso-wrap-distance-bottom:0;mso-position-horizontal:left;mso-position-horizontal-relative:page;mso-position-vertical:absolute;mso-position-vertical-relative:text;mso-width-percent:0;mso-height-percent:0;mso-width-relative:margin;mso-height-relative:margin;v-text-anchor:middle" o:gfxdata="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" fillcolor="#5a5a5a [2109]" stroked="f" strokeweight="1pt">
-                <v:fill color2="#d8d8d8 [2732]" rotate="t" colors="0 #595959;35389f #d3d3d3;1 #d9d9d9" focus="100%" type="gradient">
-                  <o:fill v:ext="view" type="gradientUnscaled"/>
-                </v:fill>
-                <w10:wrap anchorx="page"/>
-              </v:rect>
-            </w:pict>
-          </mc:Fallback>
-        </mc:AlternateContent>
+        <w:br w:type="page"/>
       </w:r>
     </w:p>
     <w:sectPr>
-      <w:footerReference w:type="default" r:id="rId15"/>
+      <w:footerReference w:type="default" r:id="rId20"/>
       <w:pgSz w:w="11906" w:h="16838" w:code="9"/>
       <w:pgMar w:top="1440" w:right="1440" w:bottom="1440" w:left="1440" w:header="708" w:footer="708" w:gutter="0"/>
       <w:cols w:space="708"/>
